--- a/设计报告/07-E-王卓然 夏子杰 江闽川.docx
+++ b/设计报告/07-E-王卓然 夏子杰 江闽川.docx
@@ -248,7 +248,16 @@
         <w:t>THD</w:t>
       </w:r>
       <w:r>
-        <w:t>计算与输出信号频谱的实时显示功能。综合测试结果表明，该装置运行稳定，各项指标均达到并优于设计要求，具有出色的综合性能与展示效果。</w:t>
+        <w:t>计算与输出</w:t>
+      </w:r>
+      <w:r>
+        <w:rPr>
+          <w:rFonts w:hint="eastAsia"/>
+        </w:rPr>
+        <w:t>周期</w:t>
+      </w:r>
+      <w:r>
+        <w:t>信号频谱的实时显示功能。综合测试结果表明，该装置运行稳定，各项指标均达到并优于设计要求，具有出色的综合性能与展示效果。</w:t>
       </w:r>
     </w:p>
     <w:p>
@@ -679,19 +688,7 @@
         <w:t>THD</w:t>
       </w:r>
       <w:r>
-        <w:t>计算与串口屏交互。主程序先初始化外设，再通过定时器触发</w:t>
-      </w:r>
-      <w:r>
-        <w:t>ADC</w:t>
-      </w:r>
-      <w:r>
-        <w:t>与</w:t>
-      </w:r>
-      <w:r>
-        <w:t>DMA</w:t>
-      </w:r>
-      <w:r>
-        <w:t>采集数据，</w:t>
+        <w:t>计算与串口屏交互。</w:t>
       </w:r>
       <w:proofErr w:type="gramStart"/>
       <w:r>
@@ -705,7 +702,22 @@
         <w:t>FFT</w:t>
       </w:r>
       <w:r>
-        <w:t>和谐波分析任务，同时刷新显示并解析串口指令，实现实时测量与模式切换</w:t>
+        <w:t>和谐波分析任务，同时刷新显示并解析串口指令，实现</w:t>
+      </w:r>
+      <w:r>
+        <w:rPr>
+          <w:rFonts w:hint="eastAsia"/>
+        </w:rPr>
+        <w:t>高精度</w:t>
+      </w:r>
+      <w:r>
+        <w:rPr>
+          <w:rFonts w:hint="eastAsia"/>
+        </w:rPr>
+        <w:t>THD</w:t>
+      </w:r>
+      <w:r>
+        <w:t>实时测量与模式切换</w:t>
       </w:r>
     </w:p>
     <w:p>
@@ -734,11 +746,11 @@
     <w:p>
       <w:pPr>
         <w:ind w:firstLine="480"/>
-        <w:rPr>
-          <w:rFonts w:hint="eastAsia"/>
-        </w:rPr>
-      </w:pPr>
-      <w:r>
+      </w:pPr>
+      <w:r>
+        <w:rPr>
+          <w:noProof/>
+        </w:rPr>
         <w:lastRenderedPageBreak/>
         <w:drawing>
           <wp:inline distT="0" distB="0" distL="0" distR="0" wp14:anchorId="50529A61" wp14:editId="2E34A8B1">
@@ -777,6 +789,9 @@
         </w:drawing>
       </w:r>
       <w:r>
+        <w:rPr>
+          <w:noProof/>
+        </w:rPr>
         <w:drawing>
           <wp:inline distT="0" distB="0" distL="0" distR="0" wp14:anchorId="1AA4F163" wp14:editId="3C6B6880">
             <wp:extent cx="1674421" cy="2396720"/>
@@ -828,7 +843,13 @@
         <w:rPr>
           <w:rFonts w:hint="eastAsia"/>
         </w:rPr>
-        <w:t>系统总体流程图</w:t>
+        <w:t>软件设计</w:t>
+      </w:r>
+      <w:r>
+        <w:rPr>
+          <w:rFonts w:hint="eastAsia"/>
+        </w:rPr>
+        <w:t>流程图</w:t>
       </w:r>
     </w:p>
     <w:p>
@@ -841,6 +862,321 @@
           <w:rFonts w:hint="eastAsia"/>
         </w:rPr>
         <w:t>测试方案与测试结果</w:t>
+      </w:r>
+    </w:p>
+    <w:p>
+      <w:pPr>
+        <w:pStyle w:val="3"/>
+      </w:pPr>
+      <w:r>
+        <w:rPr>
+          <w:rFonts w:hint="eastAsia"/>
+        </w:rPr>
+        <w:t>测试环境</w:t>
+      </w:r>
+    </w:p>
+    <w:tbl>
+      <w:tblPr>
+        <w:tblStyle w:val="af2"/>
+        <w:tblW w:w="0" w:type="auto"/>
+        <w:tblInd w:w="425" w:type="dxa"/>
+        <w:tblLook w:val="04A0" w:firstRow="1" w:lastRow="0" w:firstColumn="1" w:lastColumn="0" w:noHBand="0" w:noVBand="1"/>
+      </w:tblPr>
+      <w:tblGrid>
+        <w:gridCol w:w="4326"/>
+        <w:gridCol w:w="4309"/>
+      </w:tblGrid>
+      <w:tr>
+        <w:tc>
+          <w:tcPr>
+            <w:tcW w:w="4530" w:type="dxa"/>
+          </w:tcPr>
+          <w:p>
+            <w:pPr>
+              <w:pStyle w:val="3"/>
+              <w:numPr>
+                <w:ilvl w:val="0"/>
+                <w:numId w:val="0"/>
+              </w:numPr>
+              <w:ind w:left="397" w:firstLineChars="500" w:firstLine="1205"/>
+              <w:rPr>
+                <w:b/>
+                <w:bCs w:val="0"/>
+              </w:rPr>
+            </w:pPr>
+            <w:r>
+              <w:rPr>
+                <w:rFonts w:hint="eastAsia"/>
+                <w:b/>
+                <w:bCs w:val="0"/>
+              </w:rPr>
+              <w:t>仪器类型</w:t>
+            </w:r>
+          </w:p>
+        </w:tc>
+        <w:tc>
+          <w:tcPr>
+            <w:tcW w:w="4530" w:type="dxa"/>
+          </w:tcPr>
+          <w:p>
+            <w:pPr>
+              <w:pStyle w:val="3"/>
+              <w:numPr>
+                <w:ilvl w:val="0"/>
+                <w:numId w:val="0"/>
+              </w:numPr>
+              <w:ind w:left="425" w:firstLineChars="400" w:firstLine="964"/>
+              <w:rPr>
+                <w:b/>
+                <w:bCs w:val="0"/>
+              </w:rPr>
+            </w:pPr>
+            <w:r>
+              <w:rPr>
+                <w:rFonts w:hint="eastAsia"/>
+                <w:b/>
+                <w:bCs w:val="0"/>
+              </w:rPr>
+              <w:t>仪器型号</w:t>
+            </w:r>
+          </w:p>
+        </w:tc>
+      </w:tr>
+      <w:tr>
+        <w:tc>
+          <w:tcPr>
+            <w:tcW w:w="4530" w:type="dxa"/>
+          </w:tcPr>
+          <w:p>
+            <w:pPr>
+              <w:pStyle w:val="3"/>
+              <w:numPr>
+                <w:ilvl w:val="0"/>
+                <w:numId w:val="0"/>
+              </w:numPr>
+              <w:ind w:left="425" w:firstLineChars="400" w:firstLine="960"/>
+            </w:pPr>
+            <w:r>
+              <w:rPr>
+                <w:rFonts w:hint="eastAsia"/>
+              </w:rPr>
+              <w:t>数字示波器</w:t>
+            </w:r>
+          </w:p>
+        </w:tc>
+        <w:tc>
+          <w:tcPr>
+            <w:tcW w:w="4530" w:type="dxa"/>
+          </w:tcPr>
+          <w:p>
+            <w:pPr>
+              <w:pStyle w:val="3"/>
+              <w:numPr>
+                <w:ilvl w:val="0"/>
+                <w:numId w:val="0"/>
+              </w:numPr>
+            </w:pPr>
+            <w:r>
+              <w:rPr>
+                <w:rFonts w:hint="eastAsia"/>
+              </w:rPr>
+              <w:t>SDS</w:t>
+            </w:r>
+            <w:r>
+              <w:t>2204</w:t>
+            </w:r>
+            <w:r>
+              <w:rPr>
+                <w:rFonts w:hint="eastAsia"/>
+              </w:rPr>
+              <w:t>X</w:t>
+            </w:r>
+            <w:r>
+              <w:t xml:space="preserve"> PLUS</w:t>
+            </w:r>
+          </w:p>
+        </w:tc>
+      </w:tr>
+      <w:tr>
+        <w:tc>
+          <w:tcPr>
+            <w:tcW w:w="4530" w:type="dxa"/>
+          </w:tcPr>
+          <w:p>
+            <w:pPr>
+              <w:pStyle w:val="3"/>
+              <w:numPr>
+                <w:ilvl w:val="0"/>
+                <w:numId w:val="0"/>
+              </w:numPr>
+              <w:ind w:firstLineChars="500" w:firstLine="1200"/>
+            </w:pPr>
+            <w:r>
+              <w:rPr>
+                <w:rFonts w:hint="eastAsia"/>
+              </w:rPr>
+              <w:t>信号发生器</w:t>
+            </w:r>
+          </w:p>
+        </w:tc>
+        <w:tc>
+          <w:tcPr>
+            <w:tcW w:w="4530" w:type="dxa"/>
+          </w:tcPr>
+          <w:p>
+            <w:pPr>
+              <w:pStyle w:val="3"/>
+              <w:numPr>
+                <w:ilvl w:val="0"/>
+                <w:numId w:val="0"/>
+              </w:numPr>
+            </w:pPr>
+            <w:r>
+              <w:rPr>
+                <w:rFonts w:hint="eastAsia"/>
+              </w:rPr>
+              <w:t>SDG</w:t>
+            </w:r>
+            <w:r>
+              <w:t xml:space="preserve"> 2122</w:t>
+            </w:r>
+            <w:r>
+              <w:rPr>
+                <w:rFonts w:hint="eastAsia"/>
+              </w:rPr>
+              <w:t>X</w:t>
+            </w:r>
+          </w:p>
+        </w:tc>
+      </w:tr>
+      <w:tr>
+        <w:tc>
+          <w:tcPr>
+            <w:tcW w:w="4530" w:type="dxa"/>
+          </w:tcPr>
+          <w:p>
+            <w:pPr>
+              <w:pStyle w:val="3"/>
+              <w:numPr>
+                <w:ilvl w:val="0"/>
+                <w:numId w:val="0"/>
+              </w:numPr>
+              <w:ind w:left="397" w:firstLineChars="300" w:firstLine="720"/>
+            </w:pPr>
+            <w:r>
+              <w:rPr>
+                <w:rFonts w:hint="eastAsia"/>
+              </w:rPr>
+              <w:t>直流稳压电源</w:t>
+            </w:r>
+          </w:p>
+        </w:tc>
+        <w:tc>
+          <w:tcPr>
+            <w:tcW w:w="4530" w:type="dxa"/>
+          </w:tcPr>
+          <w:p>
+            <w:pPr>
+              <w:pStyle w:val="3"/>
+              <w:numPr>
+                <w:ilvl w:val="0"/>
+                <w:numId w:val="0"/>
+              </w:numPr>
+            </w:pPr>
+            <w:r>
+              <w:rPr>
+                <w:rFonts w:hint="eastAsia"/>
+              </w:rPr>
+              <w:t>GPP</w:t>
+            </w:r>
+            <w:r>
+              <w:t>-3323</w:t>
+            </w:r>
+          </w:p>
+        </w:tc>
+      </w:tr>
+      <w:tr>
+        <w:tc>
+          <w:tcPr>
+            <w:tcW w:w="4530" w:type="dxa"/>
+          </w:tcPr>
+          <w:p>
+            <w:pPr>
+              <w:pStyle w:val="3"/>
+              <w:numPr>
+                <w:ilvl w:val="0"/>
+                <w:numId w:val="0"/>
+              </w:numPr>
+              <w:ind w:firstLineChars="500" w:firstLine="1200"/>
+            </w:pPr>
+            <w:r>
+              <w:rPr>
+                <w:rFonts w:hint="eastAsia"/>
+              </w:rPr>
+              <w:t>六位半万用表</w:t>
+            </w:r>
+          </w:p>
+        </w:tc>
+        <w:tc>
+          <w:tcPr>
+            <w:tcW w:w="4530" w:type="dxa"/>
+          </w:tcPr>
+          <w:p>
+            <w:pPr>
+              <w:pStyle w:val="3"/>
+              <w:numPr>
+                <w:ilvl w:val="0"/>
+                <w:numId w:val="0"/>
+              </w:numPr>
+            </w:pPr>
+            <w:r>
+              <w:rPr>
+                <w:rFonts w:hint="eastAsia"/>
+              </w:rPr>
+              <w:t>KEYSIGHT</w:t>
+            </w:r>
+            <w:r>
+              <w:t xml:space="preserve"> 34461</w:t>
+            </w:r>
+            <w:r>
+              <w:rPr>
+                <w:rFonts w:hint="eastAsia"/>
+              </w:rPr>
+              <w:t>A</w:t>
+            </w:r>
+          </w:p>
+        </w:tc>
+      </w:tr>
+    </w:tbl>
+    <w:p>
+      <w:pPr>
+        <w:pStyle w:val="3"/>
+        <w:numPr>
+          <w:ilvl w:val="0"/>
+          <w:numId w:val="0"/>
+        </w:numPr>
+        <w:ind w:left="425" w:firstLineChars="1500" w:firstLine="3600"/>
+      </w:pPr>
+      <w:r>
+        <w:rPr>
+          <w:rFonts w:hint="eastAsia"/>
+        </w:rPr>
+        <w:t>表</w:t>
+      </w:r>
+      <w:r>
+        <w:rPr>
+          <w:rFonts w:hint="eastAsia"/>
+        </w:rPr>
+        <w:t>1</w:t>
+      </w:r>
+      <w:r>
+        <w:t xml:space="preserve"> </w:t>
+      </w:r>
+      <w:r>
+        <w:rPr>
+          <w:rFonts w:hint="eastAsia"/>
+        </w:rPr>
+        <w:t>测试仪器表</w:t>
       </w:r>
     </w:p>
     <w:p>
@@ -857,7 +1193,7 @@
         <w:rPr>
           <w:rFonts w:hint="eastAsia"/>
         </w:rPr>
-        <w:t>1</w:t>
+        <w:t>2</w:t>
       </w:r>
       <w:r>
         <w:t>.</w:t>
@@ -866,19 +1202,658 @@
         <w:rPr>
           <w:rFonts w:hint="eastAsia"/>
         </w:rPr>
-        <w:t>测试环境</w:t>
-      </w:r>
-    </w:p>
-    <w:p>
-      <w:pPr>
-        <w:pStyle w:val="2"/>
+        <w:t>测试结果和分析</w:t>
+      </w:r>
+    </w:p>
+    <w:tbl>
+      <w:tblPr>
+        <w:tblStyle w:val="af2"/>
+        <w:tblW w:w="0" w:type="auto"/>
+        <w:tblInd w:w="425" w:type="dxa"/>
+        <w:tblLook w:val="04A0" w:firstRow="1" w:lastRow="0" w:firstColumn="1" w:lastColumn="0" w:noHBand="0" w:noVBand="1"/>
+      </w:tblPr>
+      <w:tblGrid>
+        <w:gridCol w:w="1384"/>
+        <w:gridCol w:w="1374"/>
+        <w:gridCol w:w="1373"/>
+        <w:gridCol w:w="1373"/>
+      </w:tblGrid>
+      <w:tr>
+        <w:trPr>
+          <w:trHeight w:val="557"/>
+        </w:trPr>
+        <w:tc>
+          <w:tcPr>
+            <w:tcW w:w="1384" w:type="dxa"/>
+            <w:vAlign w:val="bottom"/>
+          </w:tcPr>
+          <w:p>
+            <w:pPr>
+              <w:pStyle w:val="3"/>
+              <w:numPr>
+                <w:ilvl w:val="0"/>
+                <w:numId w:val="0"/>
+              </w:numPr>
+            </w:pPr>
+            <w:r>
+              <w:rPr>
+                <w:rFonts w:ascii="等线" w:eastAsia="等线" w:hAnsi="等线" w:hint="eastAsia"/>
+                <w:b/>
+                <w:bCs w:val="0"/>
+                <w:color w:val="000000"/>
+                <w:sz w:val="22"/>
+                <w:szCs w:val="22"/>
+              </w:rPr>
+              <w:lastRenderedPageBreak/>
+              <w:t>放大类型</w:t>
+            </w:r>
+          </w:p>
+        </w:tc>
+        <w:tc>
+          <w:tcPr>
+            <w:tcW w:w="1374" w:type="dxa"/>
+            <w:vAlign w:val="bottom"/>
+          </w:tcPr>
+          <w:p>
+            <w:pPr>
+              <w:pStyle w:val="3"/>
+              <w:numPr>
+                <w:ilvl w:val="0"/>
+                <w:numId w:val="0"/>
+              </w:numPr>
+              <w:ind w:left="397"/>
+            </w:pPr>
+            <w:proofErr w:type="gramStart"/>
+            <w:r>
+              <w:rPr>
+                <w:rFonts w:ascii="等线" w:eastAsia="等线" w:hAnsi="等线" w:hint="eastAsia"/>
+                <w:b/>
+                <w:bCs w:val="0"/>
+                <w:color w:val="000000"/>
+                <w:sz w:val="22"/>
+                <w:szCs w:val="22"/>
+              </w:rPr>
+              <w:t>峰</w:t>
+            </w:r>
+            <w:proofErr w:type="gramEnd"/>
+            <w:r>
+              <w:rPr>
+                <w:rFonts w:ascii="等线" w:eastAsia="等线" w:hAnsi="等线" w:hint="eastAsia"/>
+                <w:b/>
+                <w:bCs w:val="0"/>
+                <w:color w:val="000000"/>
+                <w:sz w:val="22"/>
+                <w:szCs w:val="22"/>
+              </w:rPr>
+              <w:t>峰值(V)</w:t>
+            </w:r>
+          </w:p>
+        </w:tc>
+        <w:tc>
+          <w:tcPr>
+            <w:tcW w:w="1373" w:type="dxa"/>
+            <w:vAlign w:val="bottom"/>
+          </w:tcPr>
+          <w:p>
+            <w:pPr>
+              <w:pStyle w:val="3"/>
+              <w:numPr>
+                <w:ilvl w:val="0"/>
+                <w:numId w:val="0"/>
+              </w:numPr>
+              <w:ind w:left="397"/>
+            </w:pPr>
+            <w:r>
+              <w:rPr>
+                <w:rFonts w:ascii="等线" w:eastAsia="等线" w:hAnsi="等线" w:hint="eastAsia"/>
+                <w:b/>
+                <w:bCs w:val="0"/>
+                <w:color w:val="000000"/>
+                <w:sz w:val="22"/>
+                <w:szCs w:val="22"/>
+              </w:rPr>
+              <w:t>总谐波失真(%)</w:t>
+            </w:r>
+          </w:p>
+        </w:tc>
+        <w:tc>
+          <w:tcPr>
+            <w:tcW w:w="1373" w:type="dxa"/>
+            <w:vAlign w:val="bottom"/>
+          </w:tcPr>
+          <w:p>
+            <w:pPr>
+              <w:pStyle w:val="3"/>
+              <w:numPr>
+                <w:ilvl w:val="0"/>
+                <w:numId w:val="0"/>
+              </w:numPr>
+            </w:pPr>
+            <w:r>
+              <w:rPr>
+                <w:rFonts w:ascii="等线" w:eastAsia="等线" w:hAnsi="等线" w:hint="eastAsia"/>
+                <w:b/>
+                <w:bCs w:val="0"/>
+                <w:color w:val="000000"/>
+                <w:sz w:val="22"/>
+                <w:szCs w:val="22"/>
+              </w:rPr>
+              <w:t>是否满足要求</w:t>
+            </w:r>
+          </w:p>
+        </w:tc>
+      </w:tr>
+      <w:tr>
+        <w:trPr>
+          <w:trHeight w:val="335"/>
+        </w:trPr>
+        <w:tc>
+          <w:tcPr>
+            <w:tcW w:w="1384" w:type="dxa"/>
+            <w:vAlign w:val="bottom"/>
+          </w:tcPr>
+          <w:p>
+            <w:pPr>
+              <w:pStyle w:val="3"/>
+              <w:numPr>
+                <w:ilvl w:val="0"/>
+                <w:numId w:val="0"/>
+              </w:numPr>
+            </w:pPr>
+            <w:r>
+              <w:rPr>
+                <w:rFonts w:ascii="等线" w:eastAsia="等线" w:hAnsi="等线" w:hint="eastAsia"/>
+                <w:color w:val="000000"/>
+                <w:sz w:val="22"/>
+                <w:szCs w:val="22"/>
+              </w:rPr>
+              <w:t>无失真放大</w:t>
+            </w:r>
+          </w:p>
+        </w:tc>
+        <w:tc>
+          <w:tcPr>
+            <w:tcW w:w="1374" w:type="dxa"/>
+          </w:tcPr>
+          <w:p>
+            <w:pPr>
+              <w:pStyle w:val="3"/>
+              <w:numPr>
+                <w:ilvl w:val="0"/>
+                <w:numId w:val="0"/>
+              </w:numPr>
+              <w:ind w:left="425"/>
+            </w:pPr>
+            <w:r>
+              <w:rPr>
+                <w:rFonts w:hint="eastAsia"/>
+              </w:rPr>
+              <w:t>2</w:t>
+            </w:r>
+            <w:r>
+              <w:t>.07</w:t>
+            </w:r>
+            <w:r>
+              <w:rPr>
+                <w:rFonts w:hint="eastAsia"/>
+              </w:rPr>
+              <w:t>V</w:t>
+            </w:r>
+          </w:p>
+        </w:tc>
+        <w:tc>
+          <w:tcPr>
+            <w:tcW w:w="1373" w:type="dxa"/>
+          </w:tcPr>
+          <w:p>
+            <w:pPr>
+              <w:pStyle w:val="3"/>
+              <w:numPr>
+                <w:ilvl w:val="0"/>
+                <w:numId w:val="0"/>
+              </w:numPr>
+              <w:ind w:left="397"/>
+            </w:pPr>
+          </w:p>
+        </w:tc>
+        <w:tc>
+          <w:tcPr>
+            <w:tcW w:w="1373" w:type="dxa"/>
+            <w:vAlign w:val="bottom"/>
+          </w:tcPr>
+          <w:p>
+            <w:pPr>
+              <w:pStyle w:val="3"/>
+              <w:numPr>
+                <w:ilvl w:val="0"/>
+                <w:numId w:val="0"/>
+              </w:numPr>
+              <w:ind w:left="397"/>
+            </w:pPr>
+            <w:r>
+              <w:rPr>
+                <w:rFonts w:ascii="等线" w:eastAsia="等线" w:hAnsi="等线" w:hint="eastAsia"/>
+                <w:color w:val="000000"/>
+                <w:sz w:val="22"/>
+                <w:szCs w:val="22"/>
+              </w:rPr>
+              <w:t>是</w:t>
+            </w:r>
+          </w:p>
+        </w:tc>
+      </w:tr>
+      <w:tr>
+        <w:trPr>
+          <w:trHeight w:val="335"/>
+        </w:trPr>
+        <w:tc>
+          <w:tcPr>
+            <w:tcW w:w="1384" w:type="dxa"/>
+            <w:vAlign w:val="bottom"/>
+          </w:tcPr>
+          <w:p>
+            <w:pPr>
+              <w:pStyle w:val="3"/>
+              <w:numPr>
+                <w:ilvl w:val="0"/>
+                <w:numId w:val="0"/>
+              </w:numPr>
+            </w:pPr>
+            <w:r>
+              <w:rPr>
+                <w:rFonts w:ascii="等线" w:eastAsia="等线" w:hAnsi="等线" w:hint="eastAsia"/>
+                <w:color w:val="000000"/>
+                <w:sz w:val="22"/>
+                <w:szCs w:val="22"/>
+              </w:rPr>
+              <w:t>顶部失真</w:t>
+            </w:r>
+          </w:p>
+        </w:tc>
+        <w:tc>
+          <w:tcPr>
+            <w:tcW w:w="1374" w:type="dxa"/>
+          </w:tcPr>
+          <w:p>
+            <w:pPr>
+              <w:pStyle w:val="3"/>
+              <w:numPr>
+                <w:ilvl w:val="0"/>
+                <w:numId w:val="0"/>
+              </w:numPr>
+              <w:ind w:left="397"/>
+            </w:pPr>
+            <w:r>
+              <w:rPr>
+                <w:rFonts w:hint="eastAsia"/>
+              </w:rPr>
+              <w:t>4</w:t>
+            </w:r>
+            <w:r>
+              <w:t>.28</w:t>
+            </w:r>
+            <w:r>
+              <w:rPr>
+                <w:rFonts w:hint="eastAsia"/>
+              </w:rPr>
+              <w:t>V</w:t>
+            </w:r>
+          </w:p>
+        </w:tc>
+        <w:tc>
+          <w:tcPr>
+            <w:tcW w:w="1373" w:type="dxa"/>
+          </w:tcPr>
+          <w:p>
+            <w:pPr>
+              <w:pStyle w:val="3"/>
+              <w:numPr>
+                <w:ilvl w:val="0"/>
+                <w:numId w:val="0"/>
+              </w:numPr>
+              <w:ind w:left="397"/>
+            </w:pPr>
+          </w:p>
+        </w:tc>
+        <w:tc>
+          <w:tcPr>
+            <w:tcW w:w="1373" w:type="dxa"/>
+            <w:vAlign w:val="bottom"/>
+          </w:tcPr>
+          <w:p>
+            <w:pPr>
+              <w:pStyle w:val="3"/>
+              <w:numPr>
+                <w:ilvl w:val="0"/>
+                <w:numId w:val="0"/>
+              </w:numPr>
+              <w:ind w:left="397"/>
+            </w:pPr>
+            <w:r>
+              <w:rPr>
+                <w:rFonts w:ascii="等线" w:eastAsia="等线" w:hAnsi="等线" w:hint="eastAsia"/>
+                <w:color w:val="000000"/>
+                <w:sz w:val="22"/>
+                <w:szCs w:val="22"/>
+              </w:rPr>
+              <w:t>是</w:t>
+            </w:r>
+          </w:p>
+        </w:tc>
+      </w:tr>
+      <w:tr>
+        <w:trPr>
+          <w:trHeight w:val="335"/>
+        </w:trPr>
+        <w:tc>
+          <w:tcPr>
+            <w:tcW w:w="1384" w:type="dxa"/>
+            <w:vAlign w:val="bottom"/>
+          </w:tcPr>
+          <w:p>
+            <w:pPr>
+              <w:pStyle w:val="3"/>
+              <w:numPr>
+                <w:ilvl w:val="0"/>
+                <w:numId w:val="0"/>
+              </w:numPr>
+            </w:pPr>
+            <w:r>
+              <w:rPr>
+                <w:rFonts w:ascii="等线" w:eastAsia="等线" w:hAnsi="等线" w:hint="eastAsia"/>
+                <w:color w:val="000000"/>
+                <w:sz w:val="22"/>
+                <w:szCs w:val="22"/>
+              </w:rPr>
+              <w:t>底部失真</w:t>
+            </w:r>
+          </w:p>
+        </w:tc>
+        <w:tc>
+          <w:tcPr>
+            <w:tcW w:w="1374" w:type="dxa"/>
+          </w:tcPr>
+          <w:p>
+            <w:pPr>
+              <w:pStyle w:val="3"/>
+              <w:numPr>
+                <w:ilvl w:val="0"/>
+                <w:numId w:val="0"/>
+              </w:numPr>
+              <w:ind w:left="425"/>
+            </w:pPr>
+            <w:r>
+              <w:rPr>
+                <w:rFonts w:hint="eastAsia"/>
+              </w:rPr>
+              <w:t>3</w:t>
+            </w:r>
+            <w:r>
+              <w:t>.3</w:t>
+            </w:r>
+            <w:r>
+              <w:rPr>
+                <w:rFonts w:hint="eastAsia"/>
+              </w:rPr>
+              <w:t>V</w:t>
+            </w:r>
+          </w:p>
+        </w:tc>
+        <w:tc>
+          <w:tcPr>
+            <w:tcW w:w="1373" w:type="dxa"/>
+          </w:tcPr>
+          <w:p>
+            <w:pPr>
+              <w:pStyle w:val="3"/>
+              <w:numPr>
+                <w:ilvl w:val="0"/>
+                <w:numId w:val="0"/>
+              </w:numPr>
+              <w:ind w:left="397"/>
+            </w:pPr>
+          </w:p>
+        </w:tc>
+        <w:tc>
+          <w:tcPr>
+            <w:tcW w:w="1373" w:type="dxa"/>
+            <w:vAlign w:val="bottom"/>
+          </w:tcPr>
+          <w:p>
+            <w:pPr>
+              <w:pStyle w:val="3"/>
+              <w:numPr>
+                <w:ilvl w:val="0"/>
+                <w:numId w:val="0"/>
+              </w:numPr>
+              <w:ind w:left="397"/>
+            </w:pPr>
+            <w:r>
+              <w:rPr>
+                <w:rFonts w:ascii="等线" w:eastAsia="等线" w:hAnsi="等线" w:hint="eastAsia"/>
+                <w:color w:val="000000"/>
+                <w:sz w:val="22"/>
+                <w:szCs w:val="22"/>
+              </w:rPr>
+              <w:t>是</w:t>
+            </w:r>
+          </w:p>
+        </w:tc>
+      </w:tr>
+      <w:tr>
+        <w:trPr>
+          <w:trHeight w:val="328"/>
+        </w:trPr>
+        <w:tc>
+          <w:tcPr>
+            <w:tcW w:w="1384" w:type="dxa"/>
+            <w:vAlign w:val="bottom"/>
+          </w:tcPr>
+          <w:p>
+            <w:pPr>
+              <w:pStyle w:val="3"/>
+              <w:numPr>
+                <w:ilvl w:val="0"/>
+                <w:numId w:val="0"/>
+              </w:numPr>
+            </w:pPr>
+            <w:r>
+              <w:rPr>
+                <w:rFonts w:ascii="等线" w:eastAsia="等线" w:hAnsi="等线" w:hint="eastAsia"/>
+                <w:color w:val="000000"/>
+                <w:sz w:val="22"/>
+                <w:szCs w:val="22"/>
+              </w:rPr>
+              <w:t>双向失真</w:t>
+            </w:r>
+          </w:p>
+        </w:tc>
+        <w:tc>
+          <w:tcPr>
+            <w:tcW w:w="1374" w:type="dxa"/>
+          </w:tcPr>
+          <w:p>
+            <w:pPr>
+              <w:pStyle w:val="3"/>
+              <w:numPr>
+                <w:ilvl w:val="0"/>
+                <w:numId w:val="0"/>
+              </w:numPr>
+              <w:ind w:left="397"/>
+            </w:pPr>
+            <w:r>
+              <w:rPr>
+                <w:rFonts w:hint="eastAsia"/>
+              </w:rPr>
+              <w:t>2</w:t>
+            </w:r>
+            <w:r>
+              <w:t>.05</w:t>
+            </w:r>
+            <w:r>
+              <w:rPr>
+                <w:rFonts w:hint="eastAsia"/>
+              </w:rPr>
+              <w:t>V</w:t>
+            </w:r>
+          </w:p>
+        </w:tc>
+        <w:tc>
+          <w:tcPr>
+            <w:tcW w:w="1373" w:type="dxa"/>
+          </w:tcPr>
+          <w:p>
+            <w:pPr>
+              <w:pStyle w:val="3"/>
+              <w:numPr>
+                <w:ilvl w:val="0"/>
+                <w:numId w:val="0"/>
+              </w:numPr>
+              <w:ind w:left="397"/>
+            </w:pPr>
+          </w:p>
+        </w:tc>
+        <w:tc>
+          <w:tcPr>
+            <w:tcW w:w="1373" w:type="dxa"/>
+            <w:vAlign w:val="bottom"/>
+          </w:tcPr>
+          <w:p>
+            <w:pPr>
+              <w:pStyle w:val="3"/>
+              <w:numPr>
+                <w:ilvl w:val="0"/>
+                <w:numId w:val="0"/>
+              </w:numPr>
+              <w:ind w:left="397"/>
+            </w:pPr>
+            <w:r>
+              <w:rPr>
+                <w:rFonts w:ascii="等线" w:eastAsia="等线" w:hAnsi="等线" w:hint="eastAsia"/>
+                <w:color w:val="000000"/>
+                <w:sz w:val="22"/>
+                <w:szCs w:val="22"/>
+              </w:rPr>
+              <w:t>是</w:t>
+            </w:r>
+          </w:p>
+        </w:tc>
+      </w:tr>
+      <w:tr>
+        <w:trPr>
+          <w:trHeight w:val="342"/>
+        </w:trPr>
+        <w:tc>
+          <w:tcPr>
+            <w:tcW w:w="1384" w:type="dxa"/>
+            <w:vAlign w:val="bottom"/>
+          </w:tcPr>
+          <w:p>
+            <w:pPr>
+              <w:pStyle w:val="3"/>
+              <w:numPr>
+                <w:ilvl w:val="0"/>
+                <w:numId w:val="0"/>
+              </w:numPr>
+            </w:pPr>
+            <w:r>
+              <w:rPr>
+                <w:rFonts w:ascii="等线" w:eastAsia="等线" w:hAnsi="等线" w:hint="eastAsia"/>
+                <w:color w:val="000000"/>
+                <w:sz w:val="22"/>
+                <w:szCs w:val="22"/>
+              </w:rPr>
+              <w:t>交越失真</w:t>
+            </w:r>
+          </w:p>
+        </w:tc>
+        <w:tc>
+          <w:tcPr>
+            <w:tcW w:w="1374" w:type="dxa"/>
+          </w:tcPr>
+          <w:p>
+            <w:pPr>
+              <w:pStyle w:val="3"/>
+              <w:numPr>
+                <w:ilvl w:val="0"/>
+                <w:numId w:val="0"/>
+              </w:numPr>
+              <w:ind w:left="397"/>
+            </w:pPr>
+            <w:r>
+              <w:rPr>
+                <w:rFonts w:hint="eastAsia"/>
+              </w:rPr>
+              <w:t>2</w:t>
+            </w:r>
+            <w:r>
+              <w:t>.79</w:t>
+            </w:r>
+            <w:r>
+              <w:rPr>
+                <w:rFonts w:hint="eastAsia"/>
+              </w:rPr>
+              <w:t>V</w:t>
+            </w:r>
+          </w:p>
+        </w:tc>
+        <w:tc>
+          <w:tcPr>
+            <w:tcW w:w="1373" w:type="dxa"/>
+          </w:tcPr>
+          <w:p>
+            <w:pPr>
+              <w:pStyle w:val="3"/>
+              <w:numPr>
+                <w:ilvl w:val="0"/>
+                <w:numId w:val="0"/>
+              </w:numPr>
+              <w:ind w:left="397"/>
+            </w:pPr>
+          </w:p>
+        </w:tc>
+        <w:tc>
+          <w:tcPr>
+            <w:tcW w:w="1373" w:type="dxa"/>
+            <w:vAlign w:val="bottom"/>
+          </w:tcPr>
+          <w:p>
+            <w:pPr>
+              <w:pStyle w:val="3"/>
+              <w:numPr>
+                <w:ilvl w:val="0"/>
+                <w:numId w:val="0"/>
+              </w:numPr>
+              <w:ind w:left="397"/>
+            </w:pPr>
+            <w:r>
+              <w:rPr>
+                <w:rFonts w:ascii="等线" w:eastAsia="等线" w:hAnsi="等线" w:hint="eastAsia"/>
+                <w:color w:val="000000"/>
+                <w:sz w:val="22"/>
+                <w:szCs w:val="22"/>
+              </w:rPr>
+              <w:t>是</w:t>
+            </w:r>
+          </w:p>
+        </w:tc>
+      </w:tr>
+    </w:tbl>
+    <w:p>
+      <w:pPr>
+        <w:pStyle w:val="3"/>
         <w:numPr>
           <w:ilvl w:val="0"/>
           <w:numId w:val="0"/>
         </w:numPr>
-        <w:spacing w:after="163"/>
-        <w:ind w:left="425"/>
-      </w:pPr>
+        <w:ind w:firstLineChars="1600" w:firstLine="3840"/>
+      </w:pPr>
+      <w:r>
+        <w:rPr>
+          <w:rFonts w:hint="eastAsia"/>
+        </w:rPr>
+        <w:t>表</w:t>
+      </w:r>
       <w:r>
         <w:rPr>
           <w:rFonts w:hint="eastAsia"/>
@@ -886,29 +1861,14 @@
         <w:t>2</w:t>
       </w:r>
       <w:r>
-        <w:t>.</w:t>
-      </w:r>
-      <w:r>
-        <w:rPr>
-          <w:rFonts w:hint="eastAsia"/>
-        </w:rPr>
-        <w:t>测试结果和分析</w:t>
-      </w:r>
-    </w:p>
-    <w:p>
-      <w:pPr>
-        <w:pStyle w:val="3"/>
-      </w:pPr>
-    </w:p>
-    <w:p>
-      <w:pPr>
-        <w:ind w:firstLine="480"/>
-      </w:pPr>
-    </w:p>
-    <w:p>
-      <w:pPr>
-        <w:pStyle w:val="3"/>
-      </w:pPr>
+        <w:t xml:space="preserve"> </w:t>
+      </w:r>
+      <w:r>
+        <w:rPr>
+          <w:rFonts w:hint="eastAsia"/>
+        </w:rPr>
+        <w:t>测试结果</w:t>
+      </w:r>
     </w:p>
     <w:p>
       <w:pPr>
@@ -1503,7 +2463,7 @@
   <w:abstractNum w:abstractNumId="3" w15:restartNumberingAfterBreak="0">
     <w:nsid w:val="44CB57C2"/>
     <w:multiLevelType w:val="multilevel"/>
-    <w:tmpl w:val="271851E0"/>
+    <w:tmpl w:val="4F864606"/>
     <w:lvl w:ilvl="0">
       <w:start w:val="1"/>
       <w:numFmt w:val="chineseCountingThousand"/>
@@ -1543,13 +2503,13 @@
       <w:numFmt w:val="decimal"/>
       <w:pStyle w:val="3"/>
       <w:suff w:val="nothing"/>
-      <w:lvlText w:val="(%3)"/>
+      <w:lvlText w:val="%3."/>
       <w:lvlJc w:val="left"/>
       <w:pPr>
         <w:ind w:left="567" w:hanging="170"/>
       </w:pPr>
       <w:rPr>
-        <w:rFonts w:asciiTheme="majorHAnsi" w:eastAsia="宋体" w:hAnsiTheme="majorHAnsi" w:hint="default"/>
+        <w:rFonts w:ascii="Times New Roman" w:eastAsia="宋体" w:hAnsi="Times New Roman" w:cstheme="majorBidi"/>
         <w:b w:val="0"/>
         <w:i w:val="0"/>
         <w:sz w:val="24"/>

--- a/设计报告/07-E-王卓然 夏子杰 江闽川.docx
+++ b/设计报告/07-E-王卓然 夏子杰 江闽川.docx
@@ -125,7 +125,6 @@
     </w:p>
     <w:p>
       <w:pPr>
-        <w:ind w:firstLineChars="0" w:firstLine="0"/>
         <w:jc w:val="center"/>
         <w:rPr>
           <w:rFonts w:ascii="宋体" w:hAnsi="宋体"/>
@@ -149,11 +148,10 @@
     <w:p>
       <w:pPr>
         <w:pStyle w:val="aa"/>
-        <w:ind w:firstLine="480"/>
         <w:rPr>
           <w:rFonts w:ascii="宋体" w:eastAsia="宋体" w:hAnsi="宋体"/>
-          <w:sz w:val="28"/>
-          <w:szCs w:val="32"/>
+          <w:sz w:val="36"/>
+          <w:szCs w:val="36"/>
         </w:rPr>
       </w:pPr>
       <w:r>
@@ -162,8 +160,8 @@
       <w:r>
         <w:rPr>
           <w:rFonts w:ascii="宋体" w:eastAsia="宋体" w:hAnsi="宋体"/>
-          <w:sz w:val="28"/>
-          <w:szCs w:val="32"/>
+          <w:sz w:val="36"/>
+          <w:szCs w:val="36"/>
         </w:rPr>
         <w:lastRenderedPageBreak/>
         <w:t>摘要</w:t>
@@ -171,25 +169,49 @@
     </w:p>
     <w:p>
       <w:pPr>
-        <w:pStyle w:val="aa"/>
         <w:ind w:firstLine="480"/>
-        <w:rPr>
-          <w:rFonts w:eastAsiaTheme="minorEastAsia"/>
-        </w:rPr>
-      </w:pPr>
-    </w:p>
-    <w:p>
-      <w:pPr>
-        <w:ind w:firstLineChars="0" w:firstLine="0"/>
       </w:pPr>
       <w:r>
         <w:t>本文设计并制作了一款基于</w:t>
       </w:r>
       <w:r>
+        <w:rPr>
+          <w:b/>
+          <w:bCs/>
+        </w:rPr>
         <w:t>MSPM0G3519</w:t>
       </w:r>
       <w:r>
-        <w:t>微控制器的放大器非线性失真研究装置。为保证输出波形的纯净度与系统稳定性，硬件部分采用模块化设计思路，针对无明显失真及顶部、底部、双向、交越四种非线性失真情况，分别独立构建了信号放大与失真处理电路。系统以微控制器为核心，通过驱动信号继电器实现多路独立电路的精准选择与输出切换。在外接频率</w:t>
+        <w:t>微控制器的</w:t>
+      </w:r>
+      <w:r>
+        <w:rPr>
+          <w:b/>
+          <w:bCs/>
+        </w:rPr>
+        <w:t>放大器非线性失真研究装置</w:t>
+      </w:r>
+      <w:r>
+        <w:t>。为保证输出波形的纯净度与系统稳定性，硬件部分采用模块化设计思路，针对</w:t>
+      </w:r>
+      <w:r>
+        <w:rPr>
+          <w:b/>
+          <w:bCs/>
+        </w:rPr>
+        <w:t>无明显失真及顶部、底部、双向、交越</w:t>
+      </w:r>
+      <w:r>
+        <w:t>四种非线性失真情况，分别独立构建了信号放大与失真处理电路。系统以微控制器为</w:t>
+      </w:r>
+      <w:r>
+        <w:rPr>
+          <w:rFonts w:hint="eastAsia"/>
+        </w:rPr>
+        <w:t>控制</w:t>
+      </w:r>
+      <w:r>
+        <w:t>核心，通过驱动信号继电器实现多路独立电路的精准选择与输出切换。在外接频率</w:t>
       </w:r>
       <w:r>
         <w:t>1kHz</w:t>
@@ -262,28 +284,44 @@
     </w:p>
     <w:p>
       <w:pPr>
-        <w:ind w:firstLineChars="0" w:firstLine="0"/>
-      </w:pPr>
+        <w:rPr>
+          <w:bCs/>
+        </w:rPr>
+      </w:pPr>
+      <w:r>
+        <w:rPr>
+          <w:rFonts w:hint="eastAsia"/>
+          <w:bCs/>
+        </w:rPr>
+        <w:t>关键字：</w:t>
+      </w:r>
+      <w:r>
+        <w:rPr>
+          <w:b/>
+          <w:szCs w:val="24"/>
+        </w:rPr>
+        <w:t>MSPM0G3519</w:t>
+      </w:r>
+      <w:r>
+        <w:rPr>
+          <w:b/>
+          <w:szCs w:val="24"/>
+        </w:rPr>
+        <w:t>；非线性失真；</w:t>
+      </w:r>
       <w:r>
         <w:rPr>
           <w:rFonts w:hint="eastAsia"/>
           <w:b/>
-        </w:rPr>
-        <w:t>关键字：</w:t>
-      </w:r>
-      <w:r>
-        <w:t>MSPM0G3519</w:t>
-      </w:r>
-      <w:r>
-        <w:t>；非线性失真；</w:t>
-      </w:r>
-      <w:r>
-        <w:rPr>
-          <w:rFonts w:hint="eastAsia"/>
+          <w:szCs w:val="24"/>
         </w:rPr>
         <w:t>晶体管放大器</w:t>
       </w:r>
       <w:r>
+        <w:rPr>
+          <w:b/>
+          <w:szCs w:val="24"/>
+        </w:rPr>
         <w:t>；总谐波失真</w:t>
       </w:r>
     </w:p>
@@ -291,7 +329,6 @@
       <w:pPr>
         <w:spacing w:line="360" w:lineRule="auto"/>
         <w:ind w:firstLine="480"/>
-        <w:jc w:val="left"/>
         <w:rPr>
           <w:rFonts w:asciiTheme="minorEastAsia" w:eastAsiaTheme="minorEastAsia" w:hAnsiTheme="minorEastAsia"/>
         </w:rPr>
@@ -300,34 +337,16 @@
     <w:p>
       <w:pPr>
         <w:spacing w:line="360" w:lineRule="auto"/>
-        <w:ind w:firstLineChars="0" w:firstLine="0"/>
-        <w:jc w:val="left"/>
         <w:rPr>
           <w:rFonts w:asciiTheme="minorEastAsia" w:eastAsiaTheme="minorEastAsia" w:hAnsiTheme="minorEastAsia"/>
           <w:szCs w:val="24"/>
         </w:rPr>
       </w:pPr>
     </w:p>
-    <w:p>
-      <w:pPr>
-        <w:ind w:firstLineChars="0" w:firstLine="0"/>
-      </w:pPr>
-    </w:p>
-    <w:p>
-      <w:pPr>
-        <w:ind w:firstLineChars="0" w:firstLine="0"/>
-      </w:pPr>
-    </w:p>
-    <w:p>
-      <w:pPr>
-        <w:ind w:firstLineChars="0" w:firstLine="0"/>
-      </w:pPr>
-    </w:p>
-    <w:p>
-      <w:pPr>
-        <w:ind w:firstLineChars="0" w:firstLine="0"/>
-      </w:pPr>
-    </w:p>
+    <w:p/>
+    <w:p/>
+    <w:p/>
+    <w:p/>
     <w:p>
       <w:pPr>
         <w:ind w:firstLine="480"/>
@@ -360,316 +379,2977 @@
     </w:p>
     <w:p>
       <w:pPr>
+        <w:pStyle w:val="1"/>
+        <w:numPr>
+          <w:ilvl w:val="0"/>
+          <w:numId w:val="0"/>
+        </w:numPr>
+        <w:spacing w:before="163" w:after="163"/>
+        <w:rPr>
+          <w:sz w:val="48"/>
+        </w:rPr>
+      </w:pPr>
+      <w:r>
+        <w:rPr>
+          <w:rFonts w:hint="eastAsia"/>
+        </w:rPr>
+        <w:t>1</w:t>
+      </w:r>
+      <w:r>
+        <w:t>.1</w:t>
+      </w:r>
+      <w:r>
+        <w:t>方案论证</w:t>
+      </w:r>
+    </w:p>
+    <w:p>
+      <w:pPr>
+        <w:pStyle w:val="af5"/>
+      </w:pPr>
+      <w:r>
+        <w:t xml:space="preserve">本题要求搭建由三极管构成的晶体管放大电路，实现 </w:t>
+      </w:r>
+      <w:r>
+        <w:rPr>
+          <w:rStyle w:val="af6"/>
+        </w:rPr>
+        <w:t>无失真、削顶、削底、交越失真、双向失真</w:t>
+      </w:r>
+      <w:r>
+        <w:t xml:space="preserve">等典型波形，并将输入幅值约 </w:t>
+      </w:r>
+      <w:r>
+        <w:rPr>
+          <w:rStyle w:val="af6"/>
+        </w:rPr>
+        <w:t>20 mV</w:t>
+      </w:r>
+      <w:r>
+        <w:t xml:space="preserve"> 的正弦信号放大到</w:t>
+      </w:r>
+      <w:r>
+        <w:rPr>
+          <w:rStyle w:val="af6"/>
+        </w:rPr>
+        <w:t>2 V以上</w:t>
+      </w:r>
+      <w:r>
+        <w:t>，同时对各类输出波形进行频谱分析，计算其总谐波失真度 THD。根据题目要求，提出以下三种实现方案</w:t>
+      </w:r>
+    </w:p>
+    <w:p>
+      <w:pPr>
         <w:pStyle w:val="2"/>
+        <w:numPr>
+          <w:ilvl w:val="0"/>
+          <w:numId w:val="0"/>
+        </w:numPr>
         <w:spacing w:after="163"/>
       </w:pPr>
       <w:r>
+        <w:t>1.1.1</w:t>
+      </w:r>
+      <w:r>
+        <w:t>方案</w:t>
+      </w:r>
+      <w:proofErr w:type="gramStart"/>
+      <w:r>
+        <w:t>一</w:t>
+      </w:r>
+      <w:proofErr w:type="gramEnd"/>
+      <w:r>
+        <w:t>：单级</w:t>
+      </w:r>
+      <w:r>
+        <w:t xml:space="preserve"> CE</w:t>
+      </w:r>
+    </w:p>
+    <w:p>
+      <w:pPr>
+        <w:pStyle w:val="af5"/>
+      </w:pPr>
+      <w:r>
+        <w:t>使用单级共射极放大电路分别实现无失真、削顶、</w:t>
+      </w:r>
+      <w:proofErr w:type="gramStart"/>
+      <w:r>
+        <w:t>削底和</w:t>
+      </w:r>
+      <w:proofErr w:type="gramEnd"/>
+      <w:r>
+        <w:t>双向失真。通过改变基极偏置，使三极管工作点分别靠近截止区、饱和区或中间区域，从而得到不同失真波形；交越失真则采用单级共射放大电路后接乙类互补功率放大器实现。</w:t>
+      </w:r>
+    </w:p>
+    <w:p>
+      <w:pPr>
+        <w:pStyle w:val="af5"/>
+      </w:pPr>
+      <w:r>
+        <w:t>该方案结构简单，器件数量少，调试方便，能够体现三极管放大器工作点对输出波形的影响。但是单级共射放大电路在实现多种失真时存在明显局限：削顶时工作点靠近截止区，输出摆幅容易减小；</w:t>
+      </w:r>
+      <w:proofErr w:type="gramStart"/>
+      <w:r>
+        <w:t>削底时</w:t>
+      </w:r>
+      <w:proofErr w:type="gramEnd"/>
+      <w:r>
+        <w:t>工作点靠近饱和区，波形幅度也会受到限制；双向失真对静态工作点和增益要求较高，单级电路不易同时实现明显上下削波和足够输出幅值。</w:t>
+      </w:r>
+    </w:p>
+    <w:p>
+      <w:pPr>
+        <w:pStyle w:val="af5"/>
+      </w:pPr>
+      <w:r>
+        <w:t>因此，方案</w:t>
+      </w:r>
+      <w:proofErr w:type="gramStart"/>
+      <w:r>
+        <w:t>一</w:t>
+      </w:r>
+      <w:proofErr w:type="gramEnd"/>
+      <w:r>
+        <w:t>虽然结构简单，但削顶、</w:t>
+      </w:r>
+      <w:proofErr w:type="gramStart"/>
+      <w:r>
+        <w:t>削底和</w:t>
+      </w:r>
+      <w:proofErr w:type="gramEnd"/>
+      <w:r>
+        <w:t>双向失真的波形效果不够稳定，且部分失真下输出幅值难以满足 2 V 以上要求，故否决。</w:t>
+      </w:r>
+    </w:p>
+    <w:p>
+      <w:pPr>
+        <w:pStyle w:val="2"/>
+        <w:numPr>
+          <w:ilvl w:val="0"/>
+          <w:numId w:val="0"/>
+        </w:numPr>
+        <w:spacing w:after="163"/>
+      </w:pPr>
+      <w:r>
+        <w:rPr>
+          <w:rFonts w:hint="eastAsia"/>
+        </w:rPr>
+        <w:t>1</w:t>
+      </w:r>
+      <w:r>
+        <w:t>.1.</w:t>
+      </w:r>
+      <w:r>
+        <w:t>2</w:t>
+      </w:r>
+      <w:r>
+        <w:t>方案</w:t>
+      </w:r>
+      <w:r>
+        <w:rPr>
+          <w:rFonts w:hint="eastAsia"/>
+        </w:rPr>
+        <w:t>二</w:t>
+      </w:r>
+      <w:r>
+        <w:t>：</w:t>
+      </w:r>
+      <w:r>
+        <w:t xml:space="preserve">CE + </w:t>
+      </w:r>
+      <w:r>
+        <w:t>钳位</w:t>
+      </w:r>
+    </w:p>
+    <w:p>
+      <w:pPr>
+        <w:spacing w:after="0" w:line="360" w:lineRule="atLeast"/>
+        <w:ind w:firstLineChars="200" w:firstLine="480"/>
+        <w:rPr>
+          <w:rFonts w:ascii="Arial" w:hAnsi="Arial" w:cs="Arial"/>
+          <w:color w:val="000000"/>
+          <w:kern w:val="0"/>
+          <w:szCs w:val="24"/>
+        </w:rPr>
+      </w:pPr>
+      <w:r>
+        <w:rPr>
+          <w:rFonts w:ascii="Arial" w:hAnsi="Arial" w:cs="Arial"/>
+          <w:color w:val="000000"/>
+          <w:kern w:val="0"/>
+          <w:szCs w:val="24"/>
+        </w:rPr>
+        <w:t>使用多级共射极放大电路分别实现无失真、削顶、</w:t>
+      </w:r>
+      <w:proofErr w:type="gramStart"/>
+      <w:r>
+        <w:rPr>
+          <w:rFonts w:ascii="Arial" w:hAnsi="Arial" w:cs="Arial"/>
+          <w:color w:val="000000"/>
+          <w:kern w:val="0"/>
+          <w:szCs w:val="24"/>
+        </w:rPr>
+        <w:t>削底和</w:t>
+      </w:r>
+      <w:proofErr w:type="gramEnd"/>
+      <w:r>
+        <w:rPr>
+          <w:rFonts w:ascii="Arial" w:hAnsi="Arial" w:cs="Arial"/>
+          <w:color w:val="000000"/>
+          <w:kern w:val="0"/>
+          <w:szCs w:val="24"/>
+        </w:rPr>
+        <w:t>双向失真。通过多级放大提高总电压增益，使</w:t>
+      </w:r>
+      <w:r>
+        <w:rPr>
+          <w:rFonts w:ascii="Arial" w:hAnsi="Arial" w:cs="Arial"/>
+          <w:color w:val="000000"/>
+          <w:kern w:val="0"/>
+          <w:szCs w:val="24"/>
+        </w:rPr>
+        <w:t xml:space="preserve"> 20 mV </w:t>
+      </w:r>
+      <w:r>
+        <w:rPr>
+          <w:rFonts w:ascii="Arial" w:hAnsi="Arial" w:cs="Arial"/>
+          <w:color w:val="000000"/>
+          <w:kern w:val="0"/>
+          <w:szCs w:val="24"/>
+        </w:rPr>
+        <w:t>输入信号能够较容易放大到</w:t>
+      </w:r>
+      <w:r>
+        <w:rPr>
+          <w:rFonts w:ascii="Arial" w:hAnsi="Arial" w:cs="Arial"/>
+          <w:color w:val="000000"/>
+          <w:kern w:val="0"/>
+          <w:szCs w:val="24"/>
+        </w:rPr>
+        <w:t xml:space="preserve"> 2 V </w:t>
+      </w:r>
+      <w:r>
+        <w:rPr>
+          <w:rFonts w:ascii="Arial" w:hAnsi="Arial" w:cs="Arial"/>
+          <w:color w:val="000000"/>
+          <w:kern w:val="0"/>
+          <w:szCs w:val="24"/>
+        </w:rPr>
+        <w:t>以上；再通过调节各级静态工作点，使某一级进入截止区或饱和区，从而产生削顶、</w:t>
+      </w:r>
+      <w:proofErr w:type="gramStart"/>
+      <w:r>
+        <w:rPr>
+          <w:rFonts w:ascii="Arial" w:hAnsi="Arial" w:cs="Arial"/>
+          <w:color w:val="000000"/>
+          <w:kern w:val="0"/>
+          <w:szCs w:val="24"/>
+        </w:rPr>
+        <w:t>削底或</w:t>
+      </w:r>
+      <w:proofErr w:type="gramEnd"/>
+      <w:r>
+        <w:rPr>
+          <w:rFonts w:ascii="Arial" w:hAnsi="Arial" w:cs="Arial"/>
+          <w:color w:val="000000"/>
+          <w:kern w:val="0"/>
+          <w:szCs w:val="24"/>
+        </w:rPr>
+        <w:t>双向失真。交越</w:t>
+      </w:r>
+      <w:proofErr w:type="gramStart"/>
+      <w:r>
+        <w:rPr>
+          <w:rFonts w:ascii="Arial" w:hAnsi="Arial" w:cs="Arial"/>
+          <w:color w:val="000000"/>
+          <w:kern w:val="0"/>
+          <w:szCs w:val="24"/>
+        </w:rPr>
+        <w:t>失真仍</w:t>
+      </w:r>
+      <w:proofErr w:type="gramEnd"/>
+      <w:r>
+        <w:rPr>
+          <w:rFonts w:ascii="Arial" w:hAnsi="Arial" w:cs="Arial"/>
+          <w:color w:val="000000"/>
+          <w:kern w:val="0"/>
+          <w:szCs w:val="24"/>
+        </w:rPr>
+        <w:t>由多级共射放大电路后接乙类互补功率放大器实现。</w:t>
+      </w:r>
+    </w:p>
+    <w:p>
+      <w:pPr>
+        <w:spacing w:after="0" w:line="360" w:lineRule="atLeast"/>
+        <w:rPr>
+          <w:rFonts w:ascii="Arial" w:hAnsi="Arial" w:cs="Arial"/>
+          <w:color w:val="000000"/>
+          <w:kern w:val="0"/>
+          <w:szCs w:val="24"/>
+        </w:rPr>
+      </w:pPr>
+      <w:r>
+        <w:rPr>
+          <w:rFonts w:ascii="Arial" w:hAnsi="Arial" w:cs="Arial"/>
+          <w:color w:val="000000"/>
+          <w:kern w:val="0"/>
+          <w:szCs w:val="24"/>
+        </w:rPr>
+        <w:t>该方案的优点是电压增益充足，能够较容易满足幅值要求。</w:t>
+      </w:r>
+    </w:p>
+    <w:p>
+      <w:pPr>
+        <w:spacing w:after="0" w:line="360" w:lineRule="atLeast"/>
+        <w:ind w:firstLineChars="200" w:firstLine="480"/>
+        <w:rPr>
+          <w:rFonts w:ascii="Arial" w:hAnsi="Arial" w:cs="Arial"/>
+          <w:color w:val="000000"/>
+          <w:kern w:val="0"/>
+          <w:szCs w:val="24"/>
+        </w:rPr>
+      </w:pPr>
+      <w:r>
+        <w:rPr>
+          <w:rFonts w:ascii="Arial" w:hAnsi="Arial" w:cs="Arial"/>
+          <w:color w:val="000000"/>
+          <w:kern w:val="0"/>
+          <w:szCs w:val="24"/>
+        </w:rPr>
+        <w:t>但是多级共</w:t>
+      </w:r>
+      <w:proofErr w:type="gramStart"/>
+      <w:r>
+        <w:rPr>
+          <w:rFonts w:ascii="Arial" w:hAnsi="Arial" w:cs="Arial"/>
+          <w:color w:val="000000"/>
+          <w:kern w:val="0"/>
+          <w:szCs w:val="24"/>
+        </w:rPr>
+        <w:t>射电路级间耦合较</w:t>
+      </w:r>
+      <w:proofErr w:type="gramEnd"/>
+      <w:r>
+        <w:rPr>
+          <w:rFonts w:ascii="Arial" w:hAnsi="Arial" w:cs="Arial"/>
+          <w:color w:val="000000"/>
+          <w:kern w:val="0"/>
+          <w:szCs w:val="24"/>
+        </w:rPr>
+        <w:t>复杂，调试难度明显增加。由于多级放大后信号幅度较大，容易导致后级提前进入非线性区，使失真位置不易控制。同时，多级电路产生的削顶失真往往不够直观，顶部不够平整，</w:t>
+      </w:r>
+      <w:proofErr w:type="gramStart"/>
+      <w:r>
+        <w:rPr>
+          <w:rFonts w:ascii="Arial" w:hAnsi="Arial" w:cs="Arial"/>
+          <w:color w:val="000000"/>
+          <w:kern w:val="0"/>
+          <w:szCs w:val="24"/>
+        </w:rPr>
+        <w:t>波形受级间</w:t>
+      </w:r>
+      <w:proofErr w:type="gramEnd"/>
+      <w:r>
+        <w:rPr>
+          <w:rFonts w:ascii="Arial" w:hAnsi="Arial" w:cs="Arial"/>
+          <w:color w:val="000000"/>
+          <w:kern w:val="0"/>
+          <w:szCs w:val="24"/>
+        </w:rPr>
+        <w:t>耦合电容、偏置点和负载影响较大，不利于后续</w:t>
+      </w:r>
+      <w:r>
+        <w:rPr>
+          <w:rFonts w:ascii="Arial" w:hAnsi="Arial" w:cs="Arial"/>
+          <w:color w:val="000000"/>
+          <w:kern w:val="0"/>
+          <w:szCs w:val="24"/>
+        </w:rPr>
+        <w:t xml:space="preserve"> THD </w:t>
+      </w:r>
+      <w:r>
+        <w:rPr>
+          <w:rFonts w:ascii="Arial" w:hAnsi="Arial" w:cs="Arial"/>
+          <w:color w:val="000000"/>
+          <w:kern w:val="0"/>
+          <w:szCs w:val="24"/>
+        </w:rPr>
+        <w:t>分析和统一比较。</w:t>
+      </w:r>
+    </w:p>
+    <w:p>
+      <w:pPr>
+        <w:spacing w:after="0" w:line="360" w:lineRule="atLeast"/>
+        <w:rPr>
+          <w:rFonts w:ascii="Arial" w:hAnsi="Arial" w:cs="Arial"/>
+          <w:color w:val="000000"/>
+          <w:kern w:val="0"/>
+          <w:szCs w:val="24"/>
+        </w:rPr>
+      </w:pPr>
+      <w:r>
+        <w:rPr>
+          <w:rFonts w:ascii="Arial" w:hAnsi="Arial" w:cs="Arial"/>
+          <w:color w:val="000000"/>
+          <w:kern w:val="0"/>
+          <w:szCs w:val="24"/>
+        </w:rPr>
+        <w:t>此外，多级放大器增益过大，可能导致后级信号调理和采样电路输入过载，增加系统稳定性和调试难度。</w:t>
+      </w:r>
+      <w:proofErr w:type="gramStart"/>
+      <w:r>
+        <w:rPr>
+          <w:rFonts w:ascii="Arial" w:hAnsi="Arial" w:cs="Arial"/>
+          <w:color w:val="000000"/>
+          <w:kern w:val="0"/>
+          <w:szCs w:val="24"/>
+        </w:rPr>
+        <w:t>故方案二虽然</w:t>
+      </w:r>
+      <w:proofErr w:type="gramEnd"/>
+      <w:r>
+        <w:rPr>
+          <w:rFonts w:ascii="Arial" w:hAnsi="Arial" w:cs="Arial"/>
+          <w:color w:val="000000"/>
+          <w:kern w:val="0"/>
+          <w:szCs w:val="24"/>
+        </w:rPr>
+        <w:t>增益充足，但波形可控性较差，否决。</w:t>
+      </w:r>
+    </w:p>
+    <w:p>
+      <w:pPr>
+        <w:spacing w:after="0" w:line="360" w:lineRule="atLeast"/>
+        <w:ind w:firstLineChars="200" w:firstLine="480"/>
+        <w:rPr>
+          <w:rFonts w:ascii="Arial" w:hAnsi="Arial" w:cs="Arial"/>
+          <w:color w:val="000000"/>
+          <w:kern w:val="0"/>
+          <w:szCs w:val="24"/>
+        </w:rPr>
+      </w:pPr>
+      <w:bookmarkStart w:id="0" w:name="_Ref50137991"/>
+      <w:r>
+        <w:rPr>
+          <w:rFonts w:ascii="Arial" w:hAnsi="Arial" w:cs="Arial"/>
+          <w:color w:val="000000"/>
+          <w:kern w:val="0"/>
+          <w:szCs w:val="24"/>
+        </w:rPr>
+        <w:lastRenderedPageBreak/>
+        <w:t>交越失真采用乙类互补推挽输出级实现。</w:t>
+      </w:r>
+      <w:r>
+        <w:rPr>
+          <w:rFonts w:ascii="Arial" w:hAnsi="Arial" w:cs="Arial" w:hint="eastAsia"/>
+          <w:color w:val="000000"/>
+          <w:kern w:val="0"/>
+          <w:szCs w:val="24"/>
+        </w:rPr>
+        <w:t>由于</w:t>
+      </w:r>
+      <w:r>
+        <w:rPr>
+          <w:rFonts w:ascii="Arial" w:hAnsi="Arial" w:cs="Arial"/>
+          <w:color w:val="000000"/>
+          <w:kern w:val="0"/>
+          <w:szCs w:val="24"/>
+        </w:rPr>
+        <w:t>NPN</w:t>
+      </w:r>
+      <w:r>
+        <w:rPr>
+          <w:rFonts w:ascii="Arial" w:hAnsi="Arial" w:cs="Arial"/>
+          <w:color w:val="000000"/>
+          <w:kern w:val="0"/>
+          <w:szCs w:val="24"/>
+        </w:rPr>
+        <w:t>管和</w:t>
+      </w:r>
+      <w:r>
+        <w:rPr>
+          <w:rFonts w:ascii="Arial" w:hAnsi="Arial" w:cs="Arial"/>
+          <w:color w:val="000000"/>
+          <w:kern w:val="0"/>
+          <w:szCs w:val="24"/>
+        </w:rPr>
+        <w:t>PNP</w:t>
+      </w:r>
+      <w:r>
+        <w:rPr>
+          <w:rFonts w:ascii="Arial" w:hAnsi="Arial" w:cs="Arial"/>
+          <w:color w:val="000000"/>
+          <w:kern w:val="0"/>
+          <w:szCs w:val="24"/>
+        </w:rPr>
+        <w:t>管分别负责正、负半周，在零点附近存在约</w:t>
+      </w:r>
+      <w:r>
+        <w:rPr>
+          <w:rFonts w:ascii="Arial" w:hAnsi="Arial" w:cs="Arial"/>
+          <w:color w:val="000000"/>
+          <w:kern w:val="0"/>
+          <w:szCs w:val="24"/>
+        </w:rPr>
+        <w:t xml:space="preserve"> 0.6 V </w:t>
+      </w:r>
+      <w:r>
+        <w:rPr>
+          <w:rFonts w:ascii="Arial" w:hAnsi="Arial" w:cs="Arial"/>
+          <w:color w:val="000000"/>
+          <w:kern w:val="0"/>
+          <w:szCs w:val="24"/>
+        </w:rPr>
+        <w:t>的导通死区，因此输出波形在过零点处会出现明显凹陷，从而</w:t>
+      </w:r>
+      <w:proofErr w:type="gramStart"/>
+      <w:r>
+        <w:rPr>
+          <w:rFonts w:ascii="Arial" w:hAnsi="Arial" w:cs="Arial"/>
+          <w:color w:val="000000"/>
+          <w:kern w:val="0"/>
+          <w:szCs w:val="24"/>
+        </w:rPr>
+        <w:t>形成交越</w:t>
+      </w:r>
+      <w:proofErr w:type="gramEnd"/>
+      <w:r>
+        <w:rPr>
+          <w:rFonts w:ascii="Arial" w:hAnsi="Arial" w:cs="Arial"/>
+          <w:color w:val="000000"/>
+          <w:kern w:val="0"/>
+          <w:szCs w:val="24"/>
+        </w:rPr>
+        <w:t>失真。</w:t>
+      </w:r>
+    </w:p>
+    <w:p>
+      <w:pPr>
+        <w:spacing w:after="0" w:line="360" w:lineRule="atLeast"/>
+        <w:ind w:firstLineChars="200" w:firstLine="480"/>
+        <w:rPr>
+          <w:rFonts w:ascii="Arial" w:hAnsi="Arial" w:cs="Arial"/>
+          <w:color w:val="000000"/>
+          <w:kern w:val="0"/>
+          <w:szCs w:val="24"/>
+        </w:rPr>
+      </w:pPr>
+      <w:r>
+        <w:rPr>
+          <w:rFonts w:ascii="Arial" w:hAnsi="Arial" w:cs="Arial"/>
+          <w:color w:val="000000"/>
+          <w:kern w:val="0"/>
+          <w:szCs w:val="24"/>
+        </w:rPr>
+        <w:t>综上，方案</w:t>
+      </w:r>
+      <w:proofErr w:type="gramStart"/>
+      <w:r>
+        <w:rPr>
+          <w:rFonts w:ascii="Arial" w:hAnsi="Arial" w:cs="Arial"/>
+          <w:color w:val="000000"/>
+          <w:kern w:val="0"/>
+          <w:szCs w:val="24"/>
+        </w:rPr>
+        <w:t>三结构</w:t>
+      </w:r>
+      <w:proofErr w:type="gramEnd"/>
+      <w:r>
+        <w:rPr>
+          <w:rFonts w:ascii="Arial" w:hAnsi="Arial" w:cs="Arial"/>
+          <w:color w:val="000000"/>
+          <w:kern w:val="0"/>
+          <w:szCs w:val="24"/>
+        </w:rPr>
+        <w:t>清晰、调试方便、波形直观，且便于统一进行幅值控制和</w:t>
+      </w:r>
+      <w:r>
+        <w:rPr>
+          <w:rFonts w:ascii="Arial" w:hAnsi="Arial" w:cs="Arial"/>
+          <w:color w:val="000000"/>
+          <w:kern w:val="0"/>
+          <w:szCs w:val="24"/>
+        </w:rPr>
+        <w:t xml:space="preserve"> THD </w:t>
+      </w:r>
+      <w:r>
+        <w:rPr>
+          <w:rFonts w:ascii="Arial" w:hAnsi="Arial" w:cs="Arial"/>
+          <w:color w:val="000000"/>
+          <w:kern w:val="0"/>
+          <w:szCs w:val="24"/>
+        </w:rPr>
+        <w:t>分析，因此选用方案三作为最终实现方案。</w:t>
+      </w:r>
+    </w:p>
+    <w:p>
+      <w:pPr>
+        <w:pStyle w:val="af5"/>
+        <w:ind w:firstLine="480"/>
+        <w:jc w:val="center"/>
+      </w:pPr>
+      <w:r>
+        <w:rPr>
+          <w:noProof/>
+        </w:rPr>
+        <w:drawing>
+          <wp:inline distT="0" distB="0" distL="0" distR="0" wp14:anchorId="692C0EAC" wp14:editId="7A6FD9D7">
+            <wp:extent cx="2574905" cy="2475448"/>
+            <wp:effectExtent l="0" t="0" r="0" b="1270"/>
+            <wp:docPr id="5" name="图片 5"/>
+            <wp:cNvGraphicFramePr>
+              <a:graphicFrameLocks xmlns:a="http://schemas.openxmlformats.org/drawingml/2006/main" noChangeAspect="1"/>
+            </wp:cNvGraphicFramePr>
+            <a:graphic xmlns:a="http://schemas.openxmlformats.org/drawingml/2006/main">
+              <a:graphicData uri="http://schemas.openxmlformats.org/drawingml/2006/picture">
+                <pic:pic xmlns:pic="http://schemas.openxmlformats.org/drawingml/2006/picture">
+                  <pic:nvPicPr>
+                    <pic:cNvPr id="0" name="Picture 8"/>
+                    <pic:cNvPicPr>
+                      <a:picLocks noChangeAspect="1" noChangeArrowheads="1"/>
+                    </pic:cNvPicPr>
+                  </pic:nvPicPr>
+                  <pic:blipFill>
+                    <a:blip r:embed="rId14">
+                      <a:extLst>
+                        <a:ext uri="{28A0092B-C50C-407E-A947-70E740481C1C}">
+                          <a14:useLocalDpi xmlns:a14="http://schemas.microsoft.com/office/drawing/2010/main" val="0"/>
+                        </a:ext>
+                      </a:extLst>
+                    </a:blip>
+                    <a:srcRect/>
+                    <a:stretch>
+                      <a:fillRect/>
+                    </a:stretch>
+                  </pic:blipFill>
+                  <pic:spPr bwMode="auto">
+                    <a:xfrm>
+                      <a:off x="0" y="0"/>
+                      <a:ext cx="2587956" cy="2487995"/>
+                    </a:xfrm>
+                    <a:prstGeom prst="rect">
+                      <a:avLst/>
+                    </a:prstGeom>
+                    <a:noFill/>
+                    <a:ln>
+                      <a:noFill/>
+                    </a:ln>
+                  </pic:spPr>
+                </pic:pic>
+              </a:graphicData>
+            </a:graphic>
+          </wp:inline>
+        </w:drawing>
+      </w:r>
+    </w:p>
+    <w:p>
+      <w:pPr>
+        <w:pStyle w:val="af5"/>
+        <w:ind w:firstLine="480"/>
+        <w:jc w:val="center"/>
+        <w:rPr>
+          <w:sz w:val="21"/>
+          <w:szCs w:val="21"/>
+        </w:rPr>
+      </w:pPr>
+      <w:r>
+        <w:rPr>
+          <w:rFonts w:hint="eastAsia"/>
+          <w:sz w:val="21"/>
+          <w:szCs w:val="21"/>
+        </w:rPr>
+        <w:t xml:space="preserve">图 </w:t>
+      </w:r>
+      <w:r>
+        <w:rPr>
+          <w:sz w:val="21"/>
+          <w:szCs w:val="21"/>
+        </w:rPr>
+        <w:fldChar w:fldCharType="begin"/>
+      </w:r>
+      <w:r>
+        <w:rPr>
+          <w:sz w:val="21"/>
+          <w:szCs w:val="21"/>
+        </w:rPr>
+        <w:instrText xml:space="preserve"> </w:instrText>
+      </w:r>
+      <w:r>
+        <w:rPr>
+          <w:rFonts w:hint="eastAsia"/>
+          <w:sz w:val="21"/>
+          <w:szCs w:val="21"/>
+        </w:rPr>
+        <w:instrText>SEQ 图 \* ARABIC</w:instrText>
+      </w:r>
+      <w:r>
+        <w:rPr>
+          <w:sz w:val="21"/>
+          <w:szCs w:val="21"/>
+        </w:rPr>
+        <w:instrText xml:space="preserve"> </w:instrText>
+      </w:r>
+      <w:r>
+        <w:rPr>
+          <w:sz w:val="21"/>
+          <w:szCs w:val="21"/>
+        </w:rPr>
+        <w:fldChar w:fldCharType="separate"/>
+      </w:r>
+      <w:r>
+        <w:rPr>
+          <w:sz w:val="21"/>
+          <w:szCs w:val="21"/>
+        </w:rPr>
+        <w:t>1</w:t>
+      </w:r>
+      <w:r>
+        <w:rPr>
+          <w:sz w:val="21"/>
+          <w:szCs w:val="21"/>
+        </w:rPr>
+        <w:fldChar w:fldCharType="end"/>
+      </w:r>
+      <w:bookmarkEnd w:id="0"/>
+      <w:r>
+        <w:rPr>
+          <w:sz w:val="21"/>
+          <w:szCs w:val="21"/>
+        </w:rPr>
         <w:t xml:space="preserve"> </w:t>
       </w:r>
       <w:r>
         <w:rPr>
           <w:rFonts w:hint="eastAsia"/>
-        </w:rPr>
-        <w:t>方案</w:t>
-      </w:r>
+          <w:sz w:val="21"/>
+          <w:szCs w:val="21"/>
+        </w:rPr>
+        <w:t>总体方案设计</w:t>
+      </w:r>
+    </w:p>
+    <w:p>
+      <w:pPr>
+        <w:spacing w:after="0" w:line="360" w:lineRule="atLeast"/>
+        <w:ind w:firstLineChars="200" w:firstLine="480"/>
+        <w:rPr>
+          <w:rFonts w:ascii="Arial" w:hAnsi="Arial" w:cs="Arial"/>
+          <w:color w:val="000000"/>
+          <w:kern w:val="0"/>
+          <w:szCs w:val="24"/>
+        </w:rPr>
+      </w:pPr>
+      <w:r>
+        <w:rPr>
+          <w:rFonts w:ascii="Arial" w:hAnsi="Arial" w:cs="Arial"/>
+          <w:color w:val="000000"/>
+          <w:kern w:val="0"/>
+          <w:szCs w:val="24"/>
+        </w:rPr>
+        <w:t>本系统以函数发生器作为输入信号源，产生频率为</w:t>
+      </w:r>
+      <w:r>
+        <w:rPr>
+          <w:rFonts w:ascii="Arial" w:hAnsi="Arial" w:cs="Arial"/>
+          <w:color w:val="000000"/>
+          <w:kern w:val="0"/>
+          <w:szCs w:val="24"/>
+        </w:rPr>
+        <w:t xml:space="preserve"> 1 kHz</w:t>
+      </w:r>
+      <w:r>
+        <w:rPr>
+          <w:rFonts w:ascii="Arial" w:hAnsi="Arial" w:cs="Arial"/>
+          <w:color w:val="000000"/>
+          <w:kern w:val="0"/>
+          <w:szCs w:val="24"/>
+        </w:rPr>
+        <w:t>、幅值约</w:t>
+      </w:r>
+      <w:r>
+        <w:rPr>
+          <w:rFonts w:ascii="Arial" w:hAnsi="Arial" w:cs="Arial"/>
+          <w:color w:val="000000"/>
+          <w:kern w:val="0"/>
+          <w:szCs w:val="24"/>
+        </w:rPr>
+        <w:t xml:space="preserve"> 20 mV </w:t>
+      </w:r>
+      <w:r>
+        <w:rPr>
+          <w:rFonts w:ascii="Arial" w:hAnsi="Arial" w:cs="Arial"/>
+          <w:color w:val="000000"/>
+          <w:kern w:val="0"/>
+          <w:szCs w:val="24"/>
+        </w:rPr>
+        <w:t>的正弦信号。输入信号首先送入放大电路或失真放大电路，实现小信号放大，并根据不同工作模式产生无失真、削顶、削底、双向失真和交越失真等典型波形。</w:t>
+      </w:r>
+    </w:p>
+    <w:p>
+      <w:pPr>
+        <w:spacing w:after="0" w:line="360" w:lineRule="atLeast"/>
+        <w:rPr>
+          <w:rFonts w:ascii="Arial" w:hAnsi="Arial" w:cs="Arial"/>
+          <w:color w:val="000000"/>
+          <w:kern w:val="0"/>
+          <w:szCs w:val="24"/>
+        </w:rPr>
+      </w:pPr>
+      <w:r>
+        <w:rPr>
+          <w:rFonts w:ascii="Arial" w:hAnsi="Arial" w:cs="Arial"/>
+          <w:color w:val="000000"/>
+          <w:kern w:val="0"/>
+          <w:szCs w:val="24"/>
+        </w:rPr>
+        <w:t>放大与失真电路的输出通过继电器进行模式切换。继电器用于选择不同的失真支路或放大支路，使系统能够在多种输出波形之间切换，切换后的信号统一送至信号输出口。</w:t>
+      </w:r>
+    </w:p>
+    <w:p>
+      <w:pPr>
+        <w:spacing w:after="0" w:line="360" w:lineRule="atLeast"/>
+        <w:ind w:firstLineChars="200" w:firstLine="480"/>
+        <w:rPr>
+          <w:rFonts w:ascii="Arial" w:hAnsi="Arial" w:cs="Arial"/>
+          <w:color w:val="000000"/>
+          <w:kern w:val="0"/>
+          <w:szCs w:val="24"/>
+        </w:rPr>
+      </w:pPr>
+      <w:r>
+        <w:rPr>
+          <w:rFonts w:ascii="Arial" w:hAnsi="Arial" w:cs="Arial"/>
+          <w:color w:val="000000"/>
+          <w:kern w:val="0"/>
+          <w:szCs w:val="24"/>
+        </w:rPr>
+        <w:t>该输出口作为系统的统一测试与采样接口，可根据测试需求接入示波器或前级信号调理电路。当进行波形观察和</w:t>
+      </w:r>
+      <w:proofErr w:type="gramStart"/>
+      <w:r>
+        <w:rPr>
+          <w:rFonts w:ascii="Arial" w:hAnsi="Arial" w:cs="Arial"/>
+          <w:color w:val="000000"/>
+          <w:kern w:val="0"/>
+          <w:szCs w:val="24"/>
+        </w:rPr>
+        <w:t>峰峰值</w:t>
+      </w:r>
+      <w:proofErr w:type="gramEnd"/>
+      <w:r>
+        <w:rPr>
+          <w:rFonts w:ascii="Arial" w:hAnsi="Arial" w:cs="Arial"/>
+          <w:color w:val="000000"/>
+          <w:kern w:val="0"/>
+          <w:szCs w:val="24"/>
+        </w:rPr>
+        <w:t>测量时，信号输出口接入示波器，用于判断输出波形类型及失真情况；当进行</w:t>
+      </w:r>
+      <w:r>
+        <w:rPr>
+          <w:rFonts w:ascii="Arial" w:hAnsi="Arial" w:cs="Arial"/>
+          <w:color w:val="000000"/>
+          <w:kern w:val="0"/>
+          <w:szCs w:val="24"/>
+        </w:rPr>
+        <w:t xml:space="preserve"> THD </w:t>
+      </w:r>
+      <w:r>
+        <w:rPr>
+          <w:rFonts w:ascii="Arial" w:hAnsi="Arial" w:cs="Arial"/>
+          <w:color w:val="000000"/>
+          <w:kern w:val="0"/>
+          <w:szCs w:val="24"/>
+        </w:rPr>
+        <w:t>分析时，信号输出口接入前级信号调理电路。</w:t>
+      </w:r>
+    </w:p>
+    <w:p>
+      <w:pPr>
+        <w:spacing w:after="0" w:line="360" w:lineRule="atLeast"/>
+        <w:rPr>
+          <w:rFonts w:ascii="Arial" w:hAnsi="Arial" w:cs="Arial"/>
+          <w:color w:val="000000"/>
+          <w:kern w:val="0"/>
+          <w:szCs w:val="24"/>
+        </w:rPr>
+      </w:pPr>
+      <w:r>
+        <w:rPr>
+          <w:rFonts w:ascii="Arial" w:hAnsi="Arial" w:cs="Arial"/>
+          <w:color w:val="000000"/>
+          <w:kern w:val="0"/>
+          <w:szCs w:val="24"/>
+        </w:rPr>
+        <w:t>前级信号调理电路主要用于对输出信号进行幅值衰减、直流偏置、滤波和输入保护，使放大后的交流信号转换到单片机</w:t>
+      </w:r>
+      <w:r>
+        <w:rPr>
+          <w:rFonts w:ascii="Arial" w:hAnsi="Arial" w:cs="Arial"/>
+          <w:color w:val="000000"/>
+          <w:kern w:val="0"/>
+          <w:szCs w:val="24"/>
+        </w:rPr>
+        <w:t xml:space="preserve"> ADC </w:t>
+      </w:r>
+      <w:r>
+        <w:rPr>
+          <w:rFonts w:ascii="Arial" w:hAnsi="Arial" w:cs="Arial"/>
+          <w:color w:val="000000"/>
+          <w:kern w:val="0"/>
+          <w:szCs w:val="24"/>
+        </w:rPr>
+        <w:t>允许的采样范围内，从而保证单片机能够安全、准确地采集波形并计算总谐波失真度。单片机对调理后的信号进行采样，并通过计算得到各类波形的总谐波失真度</w:t>
+      </w:r>
+      <w:r>
+        <w:rPr>
+          <w:rFonts w:ascii="Arial" w:hAnsi="Arial" w:cs="Arial"/>
+          <w:color w:val="000000"/>
+          <w:kern w:val="0"/>
+          <w:szCs w:val="24"/>
+        </w:rPr>
+        <w:t xml:space="preserve"> THD</w:t>
+      </w:r>
+      <w:r>
+        <w:rPr>
+          <w:rFonts w:ascii="Arial" w:hAnsi="Arial" w:cs="Arial"/>
+          <w:color w:val="000000"/>
+          <w:kern w:val="0"/>
+          <w:szCs w:val="24"/>
+        </w:rPr>
+        <w:t>。</w:t>
+      </w:r>
+    </w:p>
+    <w:p>
+      <w:pPr>
+        <w:spacing w:after="0" w:line="360" w:lineRule="atLeast"/>
+        <w:rPr>
+          <w:rFonts w:ascii="Arial" w:hAnsi="Arial" w:cs="Arial" w:hint="eastAsia"/>
+          <w:color w:val="000000"/>
+          <w:kern w:val="0"/>
+          <w:szCs w:val="24"/>
+        </w:rPr>
+      </w:pPr>
+      <w:r>
+        <w:rPr>
+          <w:rFonts w:ascii="Arial" w:hAnsi="Arial" w:cs="Arial"/>
+          <w:color w:val="000000"/>
+          <w:kern w:val="0"/>
+          <w:szCs w:val="24"/>
+        </w:rPr>
+        <w:t>系统整体结构清晰，能够完成信号放大、失真产生、模式切换、</w:t>
+      </w:r>
+      <w:r>
+        <w:rPr>
+          <w:rFonts w:ascii="Arial" w:hAnsi="Arial" w:cs="Arial" w:hint="eastAsia"/>
+          <w:color w:val="000000"/>
+          <w:kern w:val="0"/>
+          <w:szCs w:val="24"/>
+        </w:rPr>
+        <w:t>频谱展示</w:t>
+      </w:r>
+      <w:r>
+        <w:rPr>
+          <w:rFonts w:ascii="Arial" w:hAnsi="Arial" w:cs="Arial"/>
+          <w:color w:val="000000"/>
+          <w:kern w:val="0"/>
+          <w:szCs w:val="24"/>
+        </w:rPr>
+        <w:t>和</w:t>
+      </w:r>
+      <w:r>
+        <w:rPr>
+          <w:rFonts w:ascii="Arial" w:hAnsi="Arial" w:cs="Arial"/>
+          <w:color w:val="000000"/>
+          <w:kern w:val="0"/>
+          <w:szCs w:val="24"/>
+        </w:rPr>
+        <w:t xml:space="preserve"> THD </w:t>
+      </w:r>
+      <w:r>
+        <w:rPr>
+          <w:rFonts w:ascii="Arial" w:hAnsi="Arial" w:cs="Arial"/>
+          <w:color w:val="000000"/>
+          <w:kern w:val="0"/>
+          <w:szCs w:val="24"/>
+        </w:rPr>
+        <w:t>分析等功能。</w:t>
+      </w:r>
+    </w:p>
+    <w:p>
+      <w:pPr>
+        <w:pStyle w:val="2"/>
+        <w:numPr>
+          <w:ilvl w:val="0"/>
+          <w:numId w:val="0"/>
+        </w:numPr>
+        <w:spacing w:after="163"/>
+        <w:rPr>
+          <w:sz w:val="36"/>
+        </w:rPr>
+      </w:pPr>
       <w:r>
         <w:rPr>
           <w:rFonts w:hint="eastAsia"/>
         </w:rPr>
-        <w:t>论证</w:t>
-      </w:r>
-      <w:r>
+        <w:t>1</w:t>
+      </w:r>
+      <w:r>
+        <w:t>.2</w:t>
+      </w:r>
+      <w:r>
+        <w:t>理论分析与计算</w:t>
+      </w:r>
+    </w:p>
+    <w:p>
+      <w:pPr>
+        <w:pStyle w:val="3"/>
+        <w:numPr>
+          <w:ilvl w:val="0"/>
+          <w:numId w:val="0"/>
+        </w:numPr>
+        <w:rPr>
+          <w:rFonts w:ascii="宋体" w:hAnsi="宋体"/>
+          <w:b/>
+          <w:bCs w:val="0"/>
+        </w:rPr>
+      </w:pPr>
+      <w:r>
+        <w:rPr>
+          <w:rFonts w:ascii="宋体" w:hAnsi="宋体"/>
+          <w:b/>
+          <w:bCs w:val="0"/>
+        </w:rPr>
+        <w:t>1.2.1</w:t>
+      </w:r>
+      <w:r>
+        <w:rPr>
+          <w:rFonts w:ascii="宋体" w:hAnsi="宋体"/>
+          <w:b/>
+          <w:bCs w:val="0"/>
+        </w:rPr>
+        <w:t>方法分析</w:t>
+      </w:r>
+    </w:p>
+    <w:p>
+      <w:pPr>
+        <w:spacing w:after="0" w:line="360" w:lineRule="atLeast"/>
+        <w:ind w:firstLineChars="200" w:firstLine="480"/>
+        <w:rPr>
+          <w:rFonts w:ascii="宋体" w:hAnsi="宋体" w:cs="Arial"/>
+          <w:color w:val="000000"/>
+          <w:kern w:val="0"/>
+          <w:szCs w:val="24"/>
+        </w:rPr>
+      </w:pPr>
+      <w:r>
+        <w:rPr>
+          <w:rFonts w:ascii="宋体" w:hAnsi="宋体" w:cs="Arial"/>
+          <w:color w:val="000000"/>
+          <w:kern w:val="0"/>
+          <w:szCs w:val="24"/>
+        </w:rPr>
+        <w:lastRenderedPageBreak/>
+        <w:t>本系统采用单级共射极放大电路作为基本放大单元。共射极放大器具有较高的电压增益，适合将函数发生器输出的 1 kHz、20 mV 小信号放大到 2 V 以上。其输出信号与输入信号反相，放大倍数主要由集电极电阻、负载电阻和发射极交流负反馈电阻决定。</w:t>
+      </w:r>
+    </w:p>
+    <w:p>
+      <w:pPr>
+        <w:spacing w:after="0" w:line="360" w:lineRule="atLeast"/>
+        <w:ind w:firstLineChars="200" w:firstLine="480"/>
+        <w:rPr>
+          <w:rFonts w:ascii="宋体" w:hAnsi="宋体" w:cs="Arial"/>
+          <w:color w:val="000000"/>
+          <w:kern w:val="0"/>
+          <w:szCs w:val="24"/>
+        </w:rPr>
+      </w:pPr>
+      <w:r>
+        <w:rPr>
+          <w:rFonts w:ascii="宋体" w:hAnsi="宋体" w:cs="Arial"/>
+          <w:color w:val="000000"/>
+          <w:kern w:val="0"/>
+          <w:szCs w:val="24"/>
+        </w:rPr>
+        <w:t>无失真放大时，使三极管工作在线性放大区，静态集电极电压设置在电源电压中间附近，使输出正、负半周均有足够摆幅。</w:t>
+      </w:r>
+    </w:p>
+    <w:p>
+      <w:pPr>
+        <w:spacing w:after="0" w:line="360" w:lineRule="atLeast"/>
+        <w:rPr>
+          <w:rFonts w:ascii="宋体" w:hAnsi="宋体" w:cs="Arial"/>
+          <w:color w:val="000000"/>
+          <w:kern w:val="0"/>
+          <w:szCs w:val="24"/>
+        </w:rPr>
+      </w:pPr>
+      <w:r>
+        <w:rPr>
+          <w:rFonts w:ascii="宋体" w:hAnsi="宋体" w:cs="Arial"/>
+          <w:color w:val="000000"/>
+          <w:kern w:val="0"/>
+          <w:szCs w:val="24"/>
+        </w:rPr>
+        <w:t>削顶、</w:t>
+      </w:r>
+      <w:proofErr w:type="gramStart"/>
+      <w:r>
+        <w:rPr>
+          <w:rFonts w:ascii="宋体" w:hAnsi="宋体" w:cs="Arial"/>
+          <w:color w:val="000000"/>
+          <w:kern w:val="0"/>
+          <w:szCs w:val="24"/>
+        </w:rPr>
+        <w:t>削底和</w:t>
+      </w:r>
+      <w:proofErr w:type="gramEnd"/>
+      <w:r>
+        <w:rPr>
+          <w:rFonts w:ascii="宋体" w:hAnsi="宋体" w:cs="Arial"/>
+          <w:color w:val="000000"/>
+          <w:kern w:val="0"/>
+          <w:szCs w:val="24"/>
+        </w:rPr>
+        <w:t>双向失真采用肖</w:t>
+      </w:r>
+      <w:proofErr w:type="gramStart"/>
+      <w:r>
+        <w:rPr>
+          <w:rFonts w:ascii="宋体" w:hAnsi="宋体" w:cs="Arial"/>
+          <w:color w:val="000000"/>
+          <w:kern w:val="0"/>
+          <w:szCs w:val="24"/>
+        </w:rPr>
+        <w:t>特</w:t>
+      </w:r>
+      <w:proofErr w:type="gramEnd"/>
+      <w:r>
+        <w:rPr>
+          <w:rFonts w:ascii="宋体" w:hAnsi="宋体" w:cs="Arial"/>
+          <w:color w:val="000000"/>
+          <w:kern w:val="0"/>
+          <w:szCs w:val="24"/>
+        </w:rPr>
+        <w:t>基</w:t>
+      </w:r>
+      <w:proofErr w:type="gramStart"/>
+      <w:r>
+        <w:rPr>
+          <w:rFonts w:ascii="宋体" w:hAnsi="宋体" w:cs="Arial"/>
+          <w:color w:val="000000"/>
+          <w:kern w:val="0"/>
+          <w:szCs w:val="24"/>
+        </w:rPr>
+        <w:t>二极管钳位法</w:t>
+      </w:r>
+      <w:proofErr w:type="gramEnd"/>
+      <w:r>
+        <w:rPr>
+          <w:rFonts w:ascii="宋体" w:hAnsi="宋体" w:cs="Arial"/>
+          <w:color w:val="000000"/>
+          <w:kern w:val="0"/>
+          <w:szCs w:val="24"/>
+        </w:rPr>
+        <w:t>实现。放大后的信号经过</w:t>
+      </w:r>
+      <w:proofErr w:type="gramStart"/>
+      <w:r>
+        <w:rPr>
+          <w:rFonts w:ascii="宋体" w:hAnsi="宋体" w:cs="Arial"/>
+          <w:color w:val="000000"/>
+          <w:kern w:val="0"/>
+          <w:szCs w:val="24"/>
+        </w:rPr>
+        <w:t>二极管钳位支路</w:t>
+      </w:r>
+      <w:proofErr w:type="gramEnd"/>
+      <w:r>
+        <w:rPr>
+          <w:rFonts w:ascii="宋体" w:hAnsi="宋体" w:cs="Arial"/>
+          <w:color w:val="000000"/>
+          <w:kern w:val="0"/>
+          <w:szCs w:val="24"/>
+        </w:rPr>
+        <w:t>，当输出电压超过设定阈值时，二极管导通，将波形顶部、底部或上下两端削平。该方法比单纯调节三极管工作点更稳定，削波边界更明显，便于观察和计算 THD。</w:t>
+      </w:r>
+    </w:p>
+    <w:p>
+      <w:pPr>
+        <w:spacing w:after="0" w:line="360" w:lineRule="atLeast"/>
+        <w:ind w:firstLineChars="200" w:firstLine="480"/>
+        <w:rPr>
+          <w:rFonts w:ascii="宋体" w:hAnsi="宋体" w:cs="Arial"/>
+          <w:color w:val="000000"/>
+          <w:kern w:val="0"/>
+          <w:szCs w:val="24"/>
+        </w:rPr>
+      </w:pPr>
+      <w:r>
+        <w:rPr>
+          <w:rFonts w:ascii="宋体" w:hAnsi="宋体" w:cs="Arial"/>
+          <w:color w:val="000000"/>
+          <w:kern w:val="0"/>
+          <w:szCs w:val="24"/>
+        </w:rPr>
+        <w:t xml:space="preserve">交越失真采用乙类互补推挽电路实现。NPN </w:t>
+      </w:r>
+      <w:proofErr w:type="gramStart"/>
+      <w:r>
+        <w:rPr>
+          <w:rFonts w:ascii="宋体" w:hAnsi="宋体" w:cs="Arial"/>
+          <w:color w:val="000000"/>
+          <w:kern w:val="0"/>
+          <w:szCs w:val="24"/>
+        </w:rPr>
+        <w:t>管负责正</w:t>
+      </w:r>
+      <w:proofErr w:type="gramEnd"/>
+      <w:r>
+        <w:rPr>
+          <w:rFonts w:ascii="宋体" w:hAnsi="宋体" w:cs="Arial"/>
+          <w:color w:val="000000"/>
+          <w:kern w:val="0"/>
+          <w:szCs w:val="24"/>
+        </w:rPr>
+        <w:t xml:space="preserve">半周，PNP </w:t>
+      </w:r>
+      <w:proofErr w:type="gramStart"/>
+      <w:r>
+        <w:rPr>
+          <w:rFonts w:ascii="宋体" w:hAnsi="宋体" w:cs="Arial"/>
+          <w:color w:val="000000"/>
+          <w:kern w:val="0"/>
+          <w:szCs w:val="24"/>
+        </w:rPr>
+        <w:t>管负责负</w:t>
+      </w:r>
+      <w:proofErr w:type="gramEnd"/>
+      <w:r>
+        <w:rPr>
+          <w:rFonts w:ascii="宋体" w:hAnsi="宋体" w:cs="Arial"/>
+          <w:color w:val="000000"/>
+          <w:kern w:val="0"/>
+          <w:szCs w:val="24"/>
+        </w:rPr>
+        <w:t>半周。由于三极管存在约 0.6 V 的导通压降，在</w:t>
+      </w:r>
+      <w:proofErr w:type="gramStart"/>
+      <w:r>
+        <w:rPr>
+          <w:rFonts w:ascii="宋体" w:hAnsi="宋体" w:cs="Arial"/>
+          <w:color w:val="000000"/>
+          <w:kern w:val="0"/>
+          <w:szCs w:val="24"/>
+        </w:rPr>
+        <w:t>输入信号过零附近</w:t>
+      </w:r>
+      <w:proofErr w:type="gramEnd"/>
+      <w:r>
+        <w:rPr>
+          <w:rFonts w:ascii="宋体" w:hAnsi="宋体" w:cs="Arial"/>
+          <w:color w:val="000000"/>
+          <w:kern w:val="0"/>
+          <w:szCs w:val="24"/>
+        </w:rPr>
+        <w:t>，两只管子均不能立即导通，从而</w:t>
+      </w:r>
+      <w:proofErr w:type="gramStart"/>
+      <w:r>
+        <w:rPr>
+          <w:rFonts w:ascii="宋体" w:hAnsi="宋体" w:cs="Arial"/>
+          <w:color w:val="000000"/>
+          <w:kern w:val="0"/>
+          <w:szCs w:val="24"/>
+        </w:rPr>
+        <w:t>形成交越</w:t>
+      </w:r>
+      <w:proofErr w:type="gramEnd"/>
+      <w:r>
+        <w:rPr>
+          <w:rFonts w:ascii="宋体" w:hAnsi="宋体" w:cs="Arial"/>
+          <w:color w:val="000000"/>
+          <w:kern w:val="0"/>
+          <w:szCs w:val="24"/>
+        </w:rPr>
+        <w:t>失真。</w:t>
+      </w:r>
+    </w:p>
+    <w:p>
+      <w:pPr>
+        <w:spacing w:after="0" w:line="360" w:lineRule="atLeast"/>
+        <w:ind w:firstLineChars="200" w:firstLine="480"/>
+        <w:rPr>
+          <w:rFonts w:ascii="宋体" w:hAnsi="宋体" w:cs="Arial"/>
+          <w:color w:val="000000"/>
+          <w:kern w:val="0"/>
+          <w:szCs w:val="24"/>
+        </w:rPr>
+      </w:pPr>
+      <w:r>
+        <w:rPr>
+          <w:rFonts w:ascii="宋体" w:hAnsi="宋体" w:cs="Arial"/>
+          <w:color w:val="000000"/>
+          <w:kern w:val="0"/>
+          <w:szCs w:val="24"/>
+        </w:rPr>
+        <w:t>不同失真模式通过继电器切换。继电器用于选择无失真通道、削顶通道、</w:t>
+      </w:r>
+      <w:proofErr w:type="gramStart"/>
+      <w:r>
+        <w:rPr>
+          <w:rFonts w:ascii="宋体" w:hAnsi="宋体" w:cs="Arial"/>
+          <w:color w:val="000000"/>
+          <w:kern w:val="0"/>
+          <w:szCs w:val="24"/>
+        </w:rPr>
+        <w:t>削底通道</w:t>
+      </w:r>
+      <w:proofErr w:type="gramEnd"/>
+      <w:r>
+        <w:rPr>
+          <w:rFonts w:ascii="宋体" w:hAnsi="宋体" w:cs="Arial"/>
+          <w:color w:val="000000"/>
+          <w:kern w:val="0"/>
+          <w:szCs w:val="24"/>
+        </w:rPr>
+        <w:t>、双向失真通道和交越失真通道，使各类波形可以统一从信号输出口输出，并送至示波器和单片机采样模块。</w:t>
+      </w:r>
+    </w:p>
+    <w:p>
+      <w:pPr>
+        <w:pStyle w:val="3"/>
+        <w:numPr>
+          <w:ilvl w:val="0"/>
+          <w:numId w:val="0"/>
+        </w:numPr>
+      </w:pPr>
+      <w:r>
+        <w:t>1.3</w:t>
+      </w:r>
+      <w:r>
+        <w:t xml:space="preserve">  </w:t>
+      </w:r>
+      <w:r>
+        <w:rPr>
+          <w:b/>
+          <w:bCs w:val="0"/>
+          <w:szCs w:val="24"/>
+        </w:rPr>
+        <w:t>指标计算</w:t>
+      </w:r>
+    </w:p>
+    <w:p>
+      <w:pPr>
+        <w:pStyle w:val="4"/>
+        <w:rPr>
+          <w:rFonts w:ascii="宋体" w:eastAsia="宋体" w:hAnsi="宋体"/>
+          <w:sz w:val="24"/>
+          <w:szCs w:val="24"/>
+        </w:rPr>
+      </w:pPr>
+      <w:r>
+        <w:rPr>
+          <w:sz w:val="24"/>
+          <w:szCs w:val="24"/>
+        </w:rPr>
+        <w:t>1.3.1</w:t>
+      </w:r>
+      <w:r>
+        <w:rPr>
+          <w:rFonts w:ascii="宋体" w:eastAsia="宋体" w:hAnsi="宋体"/>
+          <w:sz w:val="24"/>
+          <w:szCs w:val="24"/>
+        </w:rPr>
+        <w:t>输出幅值计算</w:t>
+      </w:r>
+    </w:p>
+    <w:p>
+      <w:pPr>
+        <w:spacing w:after="0" w:line="240" w:lineRule="auto"/>
+        <w:rPr>
+          <w:rFonts w:ascii="宋体" w:hAnsi="宋体" w:cs="宋体"/>
+          <w:kern w:val="0"/>
+          <w:szCs w:val="24"/>
+        </w:rPr>
+      </w:pPr>
+      <w:r>
+        <w:rPr>
+          <w:rFonts w:ascii="宋体" w:hAnsi="宋体" w:cs="宋体"/>
+          <w:kern w:val="0"/>
+          <w:szCs w:val="24"/>
+        </w:rPr>
+        <w:t>输入信号幅值：</w:t>
+      </w:r>
+      <w:r>
+        <w:rPr>
+          <w:rFonts w:ascii="宋体" w:hAnsi="宋体" w:cs="宋体"/>
+          <w:b/>
+          <w:bCs/>
+          <w:kern w:val="0"/>
+          <w:szCs w:val="24"/>
+        </w:rPr>
+        <w:t>Vi = 20 mV</w:t>
+      </w:r>
+    </w:p>
+    <w:p>
+      <w:pPr>
+        <w:spacing w:after="0" w:line="240" w:lineRule="auto"/>
+        <w:rPr>
+          <w:rFonts w:ascii="宋体" w:hAnsi="宋体" w:cs="宋体"/>
+          <w:kern w:val="0"/>
+          <w:szCs w:val="24"/>
+        </w:rPr>
+      </w:pPr>
+      <w:r>
+        <w:rPr>
+          <w:rFonts w:ascii="宋体" w:hAnsi="宋体" w:cs="宋体"/>
+          <w:kern w:val="0"/>
+          <w:szCs w:val="24"/>
+        </w:rPr>
+        <w:t>当放大倍数约为 100 时，输出幅值为：</w:t>
+      </w:r>
+    </w:p>
+    <w:p>
+      <w:pPr>
+        <w:spacing w:after="0" w:line="240" w:lineRule="auto"/>
+        <w:rPr>
+          <w:rFonts w:ascii="宋体" w:hAnsi="宋体" w:cs="宋体"/>
+          <w:b/>
+          <w:bCs/>
+          <w:kern w:val="0"/>
+          <w:szCs w:val="24"/>
+        </w:rPr>
+      </w:pPr>
+      <w:r>
+        <w:rPr>
+          <w:rFonts w:ascii="宋体" w:hAnsi="宋体" w:cs="宋体"/>
+          <w:b/>
+          <w:bCs/>
+          <w:kern w:val="0"/>
+          <w:szCs w:val="24"/>
+        </w:rPr>
+        <w:t>Vo = Av × Vi ≈ 100 × 20 mV = 2 V</w:t>
+      </w:r>
+    </w:p>
+    <w:p>
+      <w:pPr>
         <w:rPr>
           <w:rFonts w:hint="eastAsia"/>
         </w:rPr>
+      </w:pPr>
+      <w:r>
+        <w:rPr>
+          <w:rFonts w:ascii="宋体" w:hAnsi="宋体" w:cs="宋体"/>
+          <w:kern w:val="0"/>
+          <w:szCs w:val="24"/>
+        </w:rPr>
+        <w:t>因此输出信号可达到题目要求的 2 V 以上。</w:t>
+      </w:r>
+    </w:p>
+    <w:p>
+      <w:pPr>
+        <w:pStyle w:val="4"/>
+        <w:rPr>
+          <w:rFonts w:ascii="宋体" w:eastAsia="宋体" w:hAnsi="宋体"/>
+        </w:rPr>
+      </w:pPr>
+      <w:r>
+        <w:rPr>
+          <w:rFonts w:ascii="宋体" w:eastAsia="宋体" w:hAnsi="宋体"/>
+        </w:rPr>
+        <w:t>1.3.2</w:t>
+      </w:r>
+      <w:r>
+        <w:rPr>
+          <w:rFonts w:ascii="宋体" w:eastAsia="宋体" w:hAnsi="宋体"/>
+        </w:rPr>
+        <w:t>截止频率计算</w:t>
+      </w:r>
+    </w:p>
+    <w:p>
+      <w:pPr>
+        <w:spacing w:after="0" w:line="360" w:lineRule="atLeast"/>
+        <w:rPr>
+          <w:rFonts w:ascii="Arial" w:hAnsi="Arial" w:cs="Arial"/>
+          <w:color w:val="000000"/>
+          <w:kern w:val="0"/>
+          <w:szCs w:val="24"/>
+        </w:rPr>
+      </w:pPr>
+      <w:r>
+        <w:rPr>
+          <w:rFonts w:ascii="Arial" w:hAnsi="Arial" w:cs="Arial"/>
+          <w:color w:val="000000"/>
+          <w:kern w:val="0"/>
+          <w:szCs w:val="24"/>
+        </w:rPr>
+        <w:t>输入、输出耦合电容会与等效电阻形成高通滤波器，其截止频率计算公式为：</w:t>
+      </w:r>
+    </w:p>
+    <w:p>
+      <w:pPr>
+        <w:spacing w:after="0" w:line="360" w:lineRule="atLeast"/>
+        <w:rPr>
+          <w:rFonts w:ascii="Arial" w:hAnsi="Arial" w:cs="Arial"/>
+          <w:color w:val="000000"/>
+          <w:kern w:val="0"/>
+          <w:szCs w:val="24"/>
+        </w:rPr>
+      </w:pPr>
+      <m:oMathPara>
+        <m:oMath>
+          <m:r>
+            <w:rPr>
+              <w:rFonts w:ascii="Cambria Math" w:hAnsi="Cambria Math"/>
+              <w:color w:val="000000"/>
+              <w:kern w:val="0"/>
+              <w:sz w:val="29"/>
+              <w:szCs w:val="29"/>
+            </w:rPr>
+            <m:t>fc​=2πRC1​</m:t>
+          </m:r>
+        </m:oMath>
+      </m:oMathPara>
+    </w:p>
+    <w:p>
+      <w:pPr>
+        <w:spacing w:after="0" w:line="360" w:lineRule="atLeast"/>
+        <w:rPr>
+          <w:rFonts w:ascii="Arial" w:hAnsi="Arial" w:cs="Arial"/>
+          <w:color w:val="000000"/>
+          <w:kern w:val="0"/>
+          <w:szCs w:val="24"/>
+        </w:rPr>
+      </w:pPr>
+      <w:r>
+        <w:rPr>
+          <w:rFonts w:ascii="Arial" w:hAnsi="Arial" w:cs="Arial"/>
+          <w:color w:val="000000"/>
+          <w:kern w:val="0"/>
+          <w:szCs w:val="24"/>
+        </w:rPr>
+        <w:t>输入端参数：</w:t>
+      </w:r>
+    </w:p>
+    <w:p>
+      <w:pPr>
+        <w:spacing w:after="0" w:line="360" w:lineRule="atLeast"/>
+        <w:rPr>
+          <w:rFonts w:ascii="宋体" w:hAnsi="宋体" w:cs="Arial"/>
+          <w:color w:val="000000"/>
+          <w:kern w:val="0"/>
+          <w:szCs w:val="24"/>
+        </w:rPr>
+      </w:pPr>
+      <m:oMathPara>
+        <m:oMath>
+          <m:r>
+            <w:rPr>
+              <w:rFonts w:ascii="Cambria Math" w:hAnsi="Cambria Math"/>
+              <w:color w:val="000000"/>
+              <w:kern w:val="0"/>
+              <w:sz w:val="29"/>
+              <w:szCs w:val="29"/>
+            </w:rPr>
+            <m:t>Cin</m:t>
+          </m:r>
+          <m:r>
+            <w:rPr>
+              <w:rFonts w:ascii="Cambria Math" w:eastAsia="MS Gothic" w:hAnsi="Cambria Math" w:cs="MS Gothic" w:hint="eastAsia"/>
+              <w:color w:val="000000"/>
+              <w:kern w:val="0"/>
+              <w:sz w:val="29"/>
+              <w:szCs w:val="29"/>
+            </w:rPr>
+            <m:t>​</m:t>
+          </m:r>
+          <m:r>
+            <w:rPr>
+              <w:rFonts w:ascii="Cambria Math" w:hAnsi="Cambria Math"/>
+              <w:color w:val="000000"/>
+              <w:kern w:val="0"/>
+              <w:sz w:val="29"/>
+              <w:szCs w:val="29"/>
+            </w:rPr>
+            <m:t>=1</m:t>
+          </m:r>
+          <m:r>
+            <w:rPr>
+              <w:rFonts w:ascii="Cambria Math" w:hAnsi="Cambria Math" w:cs="宋体" w:hint="eastAsia"/>
+              <w:color w:val="000000"/>
+              <w:kern w:val="0"/>
+              <w:sz w:val="29"/>
+              <w:szCs w:val="29"/>
+            </w:rPr>
+            <m:t>μ</m:t>
+          </m:r>
+          <m:r>
+            <w:rPr>
+              <w:rFonts w:ascii="Cambria Math" w:hAnsi="Cambria Math"/>
+              <w:color w:val="000000"/>
+              <w:kern w:val="0"/>
+              <w:sz w:val="29"/>
+              <w:szCs w:val="29"/>
+            </w:rPr>
+            <m:t>F</m:t>
+          </m:r>
+          <m:r>
+            <w:rPr>
+              <w:rFonts w:ascii="Cambria Math" w:hAnsi="Cambria Math" w:cs="Arial"/>
+              <w:color w:val="000000"/>
+              <w:kern w:val="0"/>
+              <w:szCs w:val="24"/>
+            </w:rPr>
+            <m:t>，</m:t>
+          </m:r>
+          <m:r>
+            <w:rPr>
+              <w:rFonts w:ascii="Cambria Math" w:hAnsi="Cambria Math"/>
+              <w:color w:val="000000"/>
+              <w:kern w:val="0"/>
+              <w:sz w:val="29"/>
+              <w:szCs w:val="29"/>
+            </w:rPr>
+            <m:t>Rin</m:t>
+          </m:r>
+          <m:r>
+            <w:rPr>
+              <w:rFonts w:ascii="Cambria Math" w:eastAsia="MS Gothic" w:hAnsi="Cambria Math" w:cs="MS Gothic" w:hint="eastAsia"/>
+              <w:color w:val="000000"/>
+              <w:kern w:val="0"/>
+              <w:sz w:val="29"/>
+              <w:szCs w:val="29"/>
+            </w:rPr>
+            <m:t>​</m:t>
+          </m:r>
+          <m:r>
+            <w:rPr>
+              <w:rFonts w:ascii="Cambria Math" w:hAnsi="Cambria Math" w:cs="宋体" w:hint="eastAsia"/>
+              <w:color w:val="000000"/>
+              <w:kern w:val="0"/>
+              <w:sz w:val="29"/>
+              <w:szCs w:val="29"/>
+            </w:rPr>
+            <m:t>≈</m:t>
+          </m:r>
+          <m:r>
+            <w:rPr>
+              <w:rFonts w:ascii="Cambria Math" w:hAnsi="Cambria Math"/>
+              <w:color w:val="000000"/>
+              <w:kern w:val="0"/>
+              <w:sz w:val="29"/>
+              <w:szCs w:val="29"/>
+            </w:rPr>
+            <m:t>10k</m:t>
+          </m:r>
+          <m:r>
+            <w:rPr>
+              <w:rFonts w:ascii="Cambria Math" w:hAnsi="Cambria Math" w:cs="宋体" w:hint="eastAsia"/>
+              <w:color w:val="000000"/>
+              <w:kern w:val="0"/>
+              <w:sz w:val="29"/>
+              <w:szCs w:val="29"/>
+            </w:rPr>
+            <m:t>Ω</m:t>
+          </m:r>
+        </m:oMath>
+      </m:oMathPara>
+    </w:p>
+    <w:p>
+      <w:pPr>
+        <w:spacing w:after="0" w:line="360" w:lineRule="atLeast"/>
+        <w:rPr>
+          <w:rFonts w:ascii="Arial" w:hAnsi="Arial" w:cs="Arial"/>
+          <w:color w:val="000000"/>
+          <w:kern w:val="0"/>
+          <w:szCs w:val="24"/>
+        </w:rPr>
+      </w:pPr>
+      <w:r>
+        <w:rPr>
+          <w:rFonts w:ascii="Arial" w:hAnsi="Arial" w:cs="Arial"/>
+          <w:color w:val="000000"/>
+          <w:kern w:val="0"/>
+          <w:szCs w:val="24"/>
+        </w:rPr>
+        <w:t>输入侧截止频率：</w:t>
+      </w:r>
+    </w:p>
+    <w:p>
+      <w:pPr>
+        <w:spacing w:after="0" w:line="360" w:lineRule="atLeast"/>
+        <w:rPr>
+          <w:rFonts w:ascii="宋体" w:hAnsi="宋体" w:cs="Arial"/>
+          <w:color w:val="000000"/>
+          <w:kern w:val="0"/>
+          <w:szCs w:val="24"/>
+        </w:rPr>
+      </w:pPr>
+      <m:oMathPara>
+        <m:oMath>
+          <m:r>
+            <w:rPr>
+              <w:rFonts w:ascii="Cambria Math" w:hAnsi="Cambria Math"/>
+              <w:color w:val="000000"/>
+              <w:kern w:val="0"/>
+              <w:sz w:val="29"/>
+              <w:szCs w:val="29"/>
+            </w:rPr>
+            <m:t>fc</m:t>
+          </m:r>
+          <m:r>
+            <w:rPr>
+              <w:rFonts w:ascii="Cambria Math" w:eastAsia="微软雅黑" w:hAnsi="Cambria Math" w:cs="微软雅黑"/>
+              <w:color w:val="000000"/>
+              <w:kern w:val="0"/>
+              <w:sz w:val="29"/>
+              <w:szCs w:val="29"/>
+            </w:rPr>
+            <m:t>_</m:t>
+          </m:r>
+          <m:r>
+            <w:rPr>
+              <w:rFonts w:ascii="Cambria Math" w:hAnsi="Cambria Math"/>
+              <w:color w:val="000000"/>
+              <w:kern w:val="0"/>
+              <w:sz w:val="29"/>
+              <w:szCs w:val="29"/>
+            </w:rPr>
+            <m:t>in</m:t>
+          </m:r>
+          <m:r>
+            <w:rPr>
+              <w:rFonts w:ascii="Cambria Math" w:eastAsia="MS Gothic" w:hAnsi="Cambria Math" w:cs="MS Gothic" w:hint="eastAsia"/>
+              <w:color w:val="000000"/>
+              <w:kern w:val="0"/>
+              <w:sz w:val="29"/>
+              <w:szCs w:val="29"/>
+            </w:rPr>
+            <m:t>​</m:t>
+          </m:r>
+          <m:r>
+            <w:rPr>
+              <w:rFonts w:ascii="Cambria Math" w:hAnsi="Cambria Math"/>
+              <w:color w:val="000000"/>
+              <w:kern w:val="0"/>
+              <w:sz w:val="29"/>
+              <w:szCs w:val="29"/>
+            </w:rPr>
+            <m:t>=2</m:t>
+          </m:r>
+          <m:r>
+            <w:rPr>
+              <w:rFonts w:ascii="Cambria Math" w:hAnsi="Cambria Math" w:cs="宋体" w:hint="eastAsia"/>
+              <w:color w:val="000000"/>
+              <w:kern w:val="0"/>
+              <w:sz w:val="29"/>
+              <w:szCs w:val="29"/>
+            </w:rPr>
+            <m:t>π</m:t>
+          </m:r>
+          <m:r>
+            <w:rPr>
+              <w:rFonts w:ascii="Cambria Math" w:hAnsi="Cambria Math" w:cs="宋体" w:hint="eastAsia"/>
+              <w:color w:val="000000"/>
+              <w:kern w:val="0"/>
+              <w:sz w:val="29"/>
+              <w:szCs w:val="29"/>
+            </w:rPr>
+            <m:t>×</m:t>
+          </m:r>
+          <m:r>
+            <w:rPr>
+              <w:rFonts w:ascii="Cambria Math" w:hAnsi="Cambria Math"/>
+              <w:color w:val="000000"/>
+              <w:kern w:val="0"/>
+              <w:sz w:val="29"/>
+              <w:szCs w:val="29"/>
+            </w:rPr>
+            <m:t>10k</m:t>
+          </m:r>
+          <m:r>
+            <w:rPr>
+              <w:rFonts w:ascii="Cambria Math" w:hAnsi="Cambria Math" w:cs="宋体" w:hint="eastAsia"/>
+              <w:color w:val="000000"/>
+              <w:kern w:val="0"/>
+              <w:sz w:val="29"/>
+              <w:szCs w:val="29"/>
+            </w:rPr>
+            <m:t>Ω</m:t>
+          </m:r>
+          <m:r>
+            <w:rPr>
+              <w:rFonts w:ascii="Cambria Math" w:hAnsi="Cambria Math" w:cs="宋体" w:hint="eastAsia"/>
+              <w:color w:val="000000"/>
+              <w:kern w:val="0"/>
+              <w:sz w:val="29"/>
+              <w:szCs w:val="29"/>
+            </w:rPr>
+            <m:t>×</m:t>
+          </m:r>
+          <m:r>
+            <w:rPr>
+              <w:rFonts w:ascii="Cambria Math" w:hAnsi="Cambria Math"/>
+              <w:color w:val="000000"/>
+              <w:kern w:val="0"/>
+              <w:sz w:val="29"/>
+              <w:szCs w:val="29"/>
+            </w:rPr>
+            <m:t>1</m:t>
+          </m:r>
+          <m:r>
+            <w:rPr>
+              <w:rFonts w:ascii="Cambria Math" w:hAnsi="Cambria Math" w:cs="宋体" w:hint="eastAsia"/>
+              <w:color w:val="000000"/>
+              <w:kern w:val="0"/>
+              <w:sz w:val="29"/>
+              <w:szCs w:val="29"/>
+            </w:rPr>
+            <m:t>μ</m:t>
+          </m:r>
+          <m:r>
+            <w:rPr>
+              <w:rFonts w:ascii="Cambria Math" w:hAnsi="Cambria Math"/>
+              <w:color w:val="000000"/>
+              <w:kern w:val="0"/>
+              <w:sz w:val="29"/>
+              <w:szCs w:val="29"/>
+            </w:rPr>
+            <m:t>F1</m:t>
+          </m:r>
+          <m:r>
+            <w:rPr>
+              <w:rFonts w:ascii="Cambria Math" w:eastAsia="MS Gothic" w:hAnsi="Cambria Math" w:cs="MS Gothic" w:hint="eastAsia"/>
+              <w:color w:val="000000"/>
+              <w:kern w:val="0"/>
+              <w:sz w:val="29"/>
+              <w:szCs w:val="29"/>
+            </w:rPr>
+            <m:t>​</m:t>
+          </m:r>
+          <m:r>
+            <w:rPr>
+              <w:rFonts w:ascii="Cambria Math" w:hAnsi="Cambria Math" w:cs="宋体" w:hint="eastAsia"/>
+              <w:color w:val="000000"/>
+              <w:kern w:val="0"/>
+              <w:sz w:val="29"/>
+              <w:szCs w:val="29"/>
+            </w:rPr>
+            <m:t>≈</m:t>
+          </m:r>
+          <m:r>
+            <w:rPr>
+              <w:rFonts w:ascii="Cambria Math" w:hAnsi="Cambria Math"/>
+              <w:color w:val="000000"/>
+              <w:kern w:val="0"/>
+              <w:sz w:val="29"/>
+              <w:szCs w:val="29"/>
+            </w:rPr>
+            <m:t>15.9Hz</m:t>
+          </m:r>
+        </m:oMath>
+      </m:oMathPara>
+    </w:p>
+    <w:p>
+      <w:pPr>
+        <w:spacing w:after="0" w:line="360" w:lineRule="atLeast"/>
+        <w:rPr>
+          <w:rFonts w:ascii="Arial" w:hAnsi="Arial" w:cs="Arial"/>
+          <w:color w:val="000000"/>
+          <w:kern w:val="0"/>
+          <w:szCs w:val="24"/>
+        </w:rPr>
+      </w:pPr>
+      <w:r>
+        <w:rPr>
+          <w:rFonts w:ascii="Arial" w:hAnsi="Arial" w:cs="Arial"/>
+          <w:color w:val="000000"/>
+          <w:kern w:val="0"/>
+          <w:szCs w:val="24"/>
+        </w:rPr>
+        <w:lastRenderedPageBreak/>
+        <w:t>输出端参数：</w:t>
+      </w:r>
+    </w:p>
+    <w:p>
+      <w:pPr>
+        <w:spacing w:after="0" w:line="360" w:lineRule="atLeast"/>
+        <w:rPr>
+          <w:rFonts w:ascii="Arial" w:hAnsi="Arial" w:cs="Arial"/>
+          <w:color w:val="000000"/>
+          <w:kern w:val="0"/>
+          <w:szCs w:val="24"/>
+        </w:rPr>
+      </w:pPr>
+      <m:oMathPara>
+        <m:oMath>
+          <m:r>
+            <w:rPr>
+              <w:rFonts w:ascii="Cambria Math" w:hAnsi="Cambria Math"/>
+              <w:color w:val="000000"/>
+              <w:kern w:val="0"/>
+              <w:sz w:val="29"/>
+              <w:szCs w:val="29"/>
+            </w:rPr>
+            <m:t>Cout​=1μF</m:t>
+          </m:r>
+          <m:r>
+            <w:rPr>
+              <w:rFonts w:ascii="Cambria Math" w:hAnsi="Cambria Math" w:cs="Arial"/>
+              <w:color w:val="000000"/>
+              <w:kern w:val="0"/>
+              <w:szCs w:val="24"/>
+            </w:rPr>
+            <m:t>，</m:t>
+          </m:r>
+          <m:r>
+            <w:rPr>
+              <w:rFonts w:ascii="Cambria Math" w:hAnsi="Cambria Math"/>
+              <w:color w:val="000000"/>
+              <w:kern w:val="0"/>
+              <w:sz w:val="29"/>
+              <w:szCs w:val="29"/>
+            </w:rPr>
+            <m:t>RL​=47kΩ</m:t>
+          </m:r>
+        </m:oMath>
+      </m:oMathPara>
+    </w:p>
+    <w:p>
+      <w:pPr>
+        <w:spacing w:after="0" w:line="360" w:lineRule="atLeast"/>
+        <w:rPr>
+          <w:rFonts w:ascii="Arial" w:hAnsi="Arial" w:cs="Arial"/>
+          <w:color w:val="000000"/>
+          <w:kern w:val="0"/>
+          <w:szCs w:val="24"/>
+        </w:rPr>
+      </w:pPr>
+      <w:r>
+        <w:rPr>
+          <w:rFonts w:ascii="Arial" w:hAnsi="Arial" w:cs="Arial"/>
+          <w:color w:val="000000"/>
+          <w:kern w:val="0"/>
+          <w:szCs w:val="24"/>
+        </w:rPr>
+        <w:t>输出侧截止频率：</w:t>
+      </w:r>
+    </w:p>
+    <w:p>
+      <w:pPr>
+        <w:spacing w:after="0" w:line="360" w:lineRule="atLeast"/>
+        <w:rPr>
+          <w:rFonts w:ascii="Arial" w:hAnsi="Arial" w:cs="Arial"/>
+          <w:color w:val="000000"/>
+          <w:kern w:val="0"/>
+          <w:szCs w:val="24"/>
+        </w:rPr>
+      </w:pPr>
+      <m:oMathPara>
+        <m:oMath>
+          <m:r>
+            <w:rPr>
+              <w:rFonts w:ascii="Cambria Math" w:hAnsi="Cambria Math"/>
+              <w:color w:val="000000"/>
+              <w:kern w:val="0"/>
+              <w:sz w:val="29"/>
+              <w:szCs w:val="29"/>
+            </w:rPr>
+            <m:t>fc-out​=2π×47kΩ×1μF1​≈3.4Hz</m:t>
+          </m:r>
+        </m:oMath>
+      </m:oMathPara>
+    </w:p>
+    <w:p>
+      <w:pPr>
+        <w:spacing w:after="0" w:line="360" w:lineRule="atLeast"/>
+        <w:rPr>
+          <w:rFonts w:ascii="Arial" w:hAnsi="Arial" w:cs="Arial" w:hint="eastAsia"/>
+          <w:color w:val="000000"/>
+          <w:kern w:val="0"/>
+          <w:szCs w:val="24"/>
+        </w:rPr>
+      </w:pPr>
+      <w:r>
+        <w:rPr>
+          <w:rFonts w:ascii="Arial" w:hAnsi="Arial" w:cs="Arial"/>
+          <w:color w:val="000000"/>
+          <w:kern w:val="0"/>
+          <w:szCs w:val="24"/>
+        </w:rPr>
+        <w:t>输入信号频率为</w:t>
+      </w:r>
+      <w:r>
+        <w:rPr>
+          <w:rFonts w:ascii="Arial" w:hAnsi="Arial" w:cs="Arial"/>
+          <w:color w:val="000000"/>
+          <w:kern w:val="0"/>
+          <w:szCs w:val="24"/>
+        </w:rPr>
+        <w:t xml:space="preserve"> 1 kHz</w:t>
+      </w:r>
+      <w:r>
+        <w:rPr>
+          <w:rFonts w:ascii="Arial" w:hAnsi="Arial" w:cs="Arial"/>
+          <w:color w:val="000000"/>
+          <w:kern w:val="0"/>
+          <w:szCs w:val="24"/>
+        </w:rPr>
+        <w:t>，远高于输入、输出两端的截止频率，因此耦合电容</w:t>
+      </w:r>
+      <w:r>
+        <w:rPr>
+          <w:rFonts w:ascii="Arial" w:hAnsi="Arial" w:cs="Arial" w:hint="eastAsia"/>
+          <w:color w:val="000000"/>
+          <w:kern w:val="0"/>
+          <w:szCs w:val="24"/>
+        </w:rPr>
+        <w:t>对</w:t>
+      </w:r>
+      <w:r>
+        <w:rPr>
+          <w:rFonts w:ascii="宋体" w:hAnsi="宋体" w:cs="Arial"/>
+          <w:color w:val="000000"/>
+          <w:kern w:val="0"/>
+          <w:szCs w:val="24"/>
+        </w:rPr>
+        <w:t>1kHz</w:t>
+      </w:r>
+      <w:r>
+        <w:rPr>
+          <w:rFonts w:ascii="Arial" w:hAnsi="Arial" w:cs="Arial"/>
+          <w:color w:val="000000"/>
+          <w:kern w:val="0"/>
+          <w:szCs w:val="24"/>
+        </w:rPr>
+        <w:t xml:space="preserve"> </w:t>
+      </w:r>
+      <w:r>
+        <w:rPr>
+          <w:rFonts w:ascii="Arial" w:hAnsi="Arial" w:cs="Arial"/>
+          <w:color w:val="000000"/>
+          <w:kern w:val="0"/>
+          <w:szCs w:val="24"/>
+        </w:rPr>
+        <w:t>信号的幅值影响很小。</w:t>
+      </w:r>
+    </w:p>
+    <w:p>
+      <w:pPr>
+        <w:pStyle w:val="4"/>
+        <w:rPr>
+          <w:rFonts w:ascii="宋体" w:eastAsia="宋体" w:hAnsi="宋体"/>
+          <w:sz w:val="24"/>
+          <w:szCs w:val="24"/>
+        </w:rPr>
+      </w:pPr>
+      <w:r>
+        <w:rPr>
+          <w:rFonts w:ascii="宋体" w:eastAsia="宋体" w:hAnsi="宋体"/>
+          <w:sz w:val="24"/>
+          <w:szCs w:val="24"/>
+        </w:rPr>
+        <w:t>1.3.3</w:t>
+      </w:r>
+      <w:proofErr w:type="gramStart"/>
+      <w:r>
+        <w:rPr>
+          <w:rFonts w:ascii="宋体" w:eastAsia="宋体" w:hAnsi="宋体"/>
+          <w:sz w:val="24"/>
+          <w:szCs w:val="24"/>
+        </w:rPr>
+        <w:t>钳位电压</w:t>
+      </w:r>
+      <w:proofErr w:type="gramEnd"/>
+      <w:r>
+        <w:rPr>
+          <w:rFonts w:ascii="宋体" w:eastAsia="宋体" w:hAnsi="宋体"/>
+          <w:sz w:val="24"/>
+          <w:szCs w:val="24"/>
+        </w:rPr>
         <w:t>分析</w:t>
       </w:r>
     </w:p>
     <w:p>
       <w:pPr>
-        <w:pStyle w:val="3"/>
-      </w:pPr>
-      <w:r>
-        <w:rPr>
-          <w:rFonts w:hint="eastAsia"/>
+        <w:spacing w:after="0" w:line="360" w:lineRule="atLeast"/>
+        <w:rPr>
+          <w:rFonts w:ascii="Arial" w:hAnsi="Arial" w:cs="Arial" w:hint="eastAsia"/>
+          <w:color w:val="000000"/>
+          <w:kern w:val="0"/>
+          <w:szCs w:val="24"/>
+        </w:rPr>
+      </w:pPr>
+      <w:r>
+        <w:rPr>
+          <w:rFonts w:ascii="Arial" w:hAnsi="Arial" w:cs="Arial"/>
+          <w:color w:val="000000"/>
+          <w:kern w:val="0"/>
+          <w:szCs w:val="24"/>
+        </w:rPr>
+        <w:t>采用肖</w:t>
+      </w:r>
+      <w:proofErr w:type="gramStart"/>
+      <w:r>
+        <w:rPr>
+          <w:rFonts w:ascii="Arial" w:hAnsi="Arial" w:cs="Arial"/>
+          <w:color w:val="000000"/>
+          <w:kern w:val="0"/>
+          <w:szCs w:val="24"/>
+        </w:rPr>
+        <w:t>特</w:t>
+      </w:r>
+      <w:proofErr w:type="gramEnd"/>
+      <w:r>
+        <w:rPr>
+          <w:rFonts w:ascii="Arial" w:hAnsi="Arial" w:cs="Arial"/>
+          <w:color w:val="000000"/>
+          <w:kern w:val="0"/>
+          <w:szCs w:val="24"/>
+        </w:rPr>
+        <w:t>基二极管进行削波时，二极管导通压降约为：</w:t>
+      </w:r>
+      <w:r>
+        <w:rPr>
+          <w:rFonts w:ascii="Arial" w:hAnsi="Arial" w:cs="Arial"/>
+          <w:color w:val="000000"/>
+          <w:kern w:val="0"/>
+          <w:szCs w:val="24"/>
+        </w:rPr>
+        <w:t>V_D ≈ 0.2V</w:t>
+      </w:r>
+      <w:r>
+        <w:rPr>
+          <w:rFonts w:ascii="Arial" w:hAnsi="Arial" w:cs="Arial"/>
+          <w:color w:val="000000"/>
+          <w:kern w:val="0"/>
+          <w:szCs w:val="24"/>
+        </w:rPr>
+        <w:t>～</w:t>
+      </w:r>
+      <w:r>
+        <w:rPr>
+          <w:rFonts w:ascii="Arial" w:hAnsi="Arial" w:cs="Arial"/>
+          <w:color w:val="000000"/>
+          <w:kern w:val="0"/>
+          <w:szCs w:val="24"/>
+        </w:rPr>
+        <w:t>0.3V</w:t>
+      </w:r>
+    </w:p>
+    <w:p>
+      <w:pPr>
+        <w:spacing w:after="0" w:line="360" w:lineRule="atLeast"/>
+        <w:rPr>
+          <w:rFonts w:ascii="Arial" w:hAnsi="Arial" w:cs="Arial"/>
+          <w:color w:val="000000"/>
+          <w:kern w:val="0"/>
+          <w:szCs w:val="24"/>
+        </w:rPr>
+      </w:pPr>
+      <w:r>
+        <w:rPr>
+          <w:rFonts w:ascii="Arial" w:hAnsi="Arial" w:cs="Arial"/>
+          <w:color w:val="000000"/>
+          <w:kern w:val="0"/>
+          <w:szCs w:val="24"/>
+        </w:rPr>
+        <w:t>因此当输出信号</w:t>
+      </w:r>
+      <w:proofErr w:type="gramStart"/>
+      <w:r>
+        <w:rPr>
+          <w:rFonts w:ascii="Arial" w:hAnsi="Arial" w:cs="Arial"/>
+          <w:color w:val="000000"/>
+          <w:kern w:val="0"/>
+          <w:szCs w:val="24"/>
+        </w:rPr>
+        <w:t>超过钳位电平</w:t>
+      </w:r>
+      <w:proofErr w:type="gramEnd"/>
+      <w:r>
+        <w:rPr>
+          <w:rFonts w:ascii="Arial" w:hAnsi="Arial" w:cs="Arial"/>
+          <w:color w:val="000000"/>
+          <w:kern w:val="0"/>
+          <w:szCs w:val="24"/>
+        </w:rPr>
+        <w:t>时，二极管导通，使输出被限制在相应电压附近。</w:t>
+      </w:r>
+    </w:p>
+    <w:p>
+      <w:pPr>
+        <w:spacing w:after="0" w:line="360" w:lineRule="atLeast"/>
+        <w:rPr>
+          <w:rFonts w:ascii="Arial" w:hAnsi="Arial" w:cs="Arial" w:hint="eastAsia"/>
+          <w:color w:val="000000"/>
+          <w:kern w:val="0"/>
+          <w:szCs w:val="24"/>
+        </w:rPr>
+      </w:pPr>
+      <w:r>
+        <w:rPr>
+          <w:rFonts w:ascii="Arial" w:hAnsi="Arial" w:cs="Arial"/>
+          <w:color w:val="000000"/>
+          <w:kern w:val="0"/>
+          <w:szCs w:val="24"/>
+        </w:rPr>
+        <w:t>削顶时，输出正半周超过上限电压后被钳位；</w:t>
+      </w:r>
+      <w:proofErr w:type="gramStart"/>
+      <w:r>
+        <w:rPr>
+          <w:rFonts w:ascii="Arial" w:hAnsi="Arial" w:cs="Arial"/>
+          <w:color w:val="000000"/>
+          <w:kern w:val="0"/>
+          <w:szCs w:val="24"/>
+        </w:rPr>
+        <w:t>削底时</w:t>
+      </w:r>
+      <w:proofErr w:type="gramEnd"/>
+      <w:r>
+        <w:rPr>
+          <w:rFonts w:ascii="Arial" w:hAnsi="Arial" w:cs="Arial"/>
+          <w:color w:val="000000"/>
+          <w:kern w:val="0"/>
+          <w:szCs w:val="24"/>
+        </w:rPr>
+        <w:t>，输出负半周低于下限电压后被钳位；双向失真时，上下两个方向均被钳位，波形顶部和底部同时削平。</w:t>
+      </w:r>
+    </w:p>
+    <w:p>
+      <w:pPr>
+        <w:pStyle w:val="4"/>
+        <w:rPr>
+          <w:rFonts w:ascii="宋体" w:eastAsia="宋体" w:hAnsi="宋体"/>
+        </w:rPr>
+      </w:pPr>
+      <w:r>
+        <w:rPr>
+          <w:rFonts w:ascii="宋体" w:eastAsia="宋体" w:hAnsi="宋体"/>
+        </w:rPr>
+        <w:t>1.3.4</w:t>
+      </w:r>
+      <w:r>
+        <w:rPr>
+          <w:rFonts w:ascii="宋体" w:eastAsia="宋体" w:hAnsi="宋体"/>
+        </w:rPr>
+        <w:t>交越失真分析</w:t>
+      </w:r>
+    </w:p>
+    <w:p>
+      <w:pPr>
+        <w:pStyle w:val="af5"/>
+        <w:ind w:firstLineChars="200" w:firstLine="480"/>
+      </w:pPr>
+      <w:r>
+        <w:t>乙类互补推挽输出级中，NPN 和 PNP 三极管的导通条件分别为：</w:t>
+      </w:r>
+      <m:oMath>
+        <m:sSub>
+          <m:sSubPr>
+            <m:ctrlPr>
+              <w:rPr>
+                <w:rFonts w:ascii="Cambria Math" w:hAnsi="Cambria Math"/>
+              </w:rPr>
+            </m:ctrlPr>
+          </m:sSubPr>
+          <m:e>
+            <m:r>
+              <w:rPr>
+                <w:rFonts w:ascii="Cambria Math" w:hAnsi="Cambria Math"/>
+              </w:rPr>
+              <m:t>V</m:t>
+            </m:r>
+          </m:e>
+          <m:sub>
+            <m:r>
+              <w:rPr>
+                <w:rFonts w:ascii="Cambria Math" w:hAnsi="Cambria Math"/>
+              </w:rPr>
+              <m:t>BE</m:t>
+            </m:r>
+          </m:sub>
+        </m:sSub>
+        <m:r>
+          <w:rPr>
+            <w:rFonts w:ascii="Cambria Math" w:hAnsi="Cambria Math"/>
+          </w:rPr>
+          <m:t>≈0.6V</m:t>
+        </m:r>
+      </m:oMath>
+      <w:r>
+        <w:t>由于三极管存在导通门槛，在输入电压靠近零点时，两只管子均未完全导通，输出</w:t>
+      </w:r>
+      <w:proofErr w:type="gramStart"/>
+      <w:r>
+        <w:t>端出现</w:t>
+      </w:r>
+      <w:proofErr w:type="gramEnd"/>
+      <w:r>
+        <w:t>死区。死区电压大约为：</w:t>
+      </w:r>
+      <m:oMath>
+        <m:r>
+          <w:rPr>
+            <w:rFonts w:ascii="Cambria Math" w:hAnsi="Cambria Math"/>
+          </w:rPr>
+          <m:t>2</m:t>
+        </m:r>
+        <m:sSub>
+          <m:sSubPr>
+            <m:ctrlPr>
+              <w:rPr>
+                <w:rFonts w:ascii="Cambria Math" w:hAnsi="Cambria Math"/>
+              </w:rPr>
+            </m:ctrlPr>
+          </m:sSubPr>
+          <m:e>
+            <m:r>
+              <w:rPr>
+                <w:rFonts w:ascii="Cambria Math" w:hAnsi="Cambria Math"/>
+              </w:rPr>
+              <m:t>V</m:t>
+            </m:r>
+          </m:e>
+          <m:sub>
+            <m:r>
+              <w:rPr>
+                <w:rFonts w:ascii="Cambria Math" w:hAnsi="Cambria Math"/>
+              </w:rPr>
+              <m:t>BE</m:t>
+            </m:r>
+          </m:sub>
+        </m:sSub>
+        <m:r>
+          <w:rPr>
+            <w:rFonts w:ascii="Cambria Math" w:hAnsi="Cambria Math"/>
+          </w:rPr>
+          <m:t>≈1.2V</m:t>
+        </m:r>
+      </m:oMath>
+      <w:r>
+        <w:t>因此输出波形</w:t>
+      </w:r>
+      <w:proofErr w:type="gramStart"/>
+      <w:r>
+        <w:t>在过零附近</w:t>
+      </w:r>
+      <w:proofErr w:type="gramEnd"/>
+      <w:r>
+        <w:t>会出现凹陷，形成明显交越失真。</w:t>
+      </w:r>
+    </w:p>
+    <w:p>
+      <w:pPr>
+        <w:pStyle w:val="4"/>
+        <w:rPr>
+          <w:rFonts w:ascii="宋体" w:eastAsia="宋体" w:hAnsi="宋体"/>
+        </w:rPr>
+      </w:pPr>
+      <w:r>
+        <w:rPr>
+          <w:rFonts w:ascii="宋体" w:eastAsia="宋体" w:hAnsi="宋体"/>
+        </w:rPr>
+        <w:t>1.3.5</w:t>
+      </w:r>
+      <w:r>
+        <w:rPr>
+          <w:rFonts w:ascii="宋体" w:eastAsia="宋体" w:hAnsi="宋体"/>
         </w:rPr>
         <w:t xml:space="preserve"> </w:t>
       </w:r>
       <w:r>
         <w:rPr>
-          <w:rFonts w:hint="eastAsia"/>
-        </w:rPr>
-        <w:t>方案</w:t>
+          <w:rFonts w:ascii="宋体" w:eastAsia="宋体" w:hAnsi="宋体"/>
+        </w:rPr>
+        <w:t>THD计算</w:t>
+      </w:r>
+    </w:p>
+    <w:p>
+      <w:pPr>
+        <w:pStyle w:val="af5"/>
+      </w:pPr>
+      <w:r>
+        <w:t>对输出信号进行 FFT 分析后，可得到基波和各次谐波幅值。总谐波失真度 THD 定义为：</w:t>
+      </w:r>
+    </w:p>
+    <w:p>
+      <m:oMathPara>
+        <m:oMath>
+          <m:r>
+            <w:rPr>
+              <w:rFonts w:ascii="Cambria Math" w:hAnsi="Cambria Math" w:cs="宋体"/>
+            </w:rPr>
+            <m:t xml:space="preserve">         </m:t>
+          </m:r>
+          <m:r>
+            <w:rPr>
+              <w:rFonts w:ascii="Cambria Math" w:hAnsi="Cambria Math"/>
+            </w:rPr>
+            <m:t>THD=</m:t>
+          </m:r>
+          <m:f>
+            <m:fPr>
+              <m:ctrlPr>
+                <w:rPr>
+                  <w:rFonts w:ascii="Cambria Math" w:hAnsi="Cambria Math"/>
+                </w:rPr>
+              </m:ctrlPr>
+            </m:fPr>
+            <m:num>
+              <m:rad>
+                <m:radPr>
+                  <m:degHide m:val="1"/>
+                  <m:ctrlPr>
+                    <w:rPr>
+                      <w:rFonts w:ascii="Cambria Math" w:hAnsi="Cambria Math"/>
+                    </w:rPr>
+                  </m:ctrlPr>
+                </m:radPr>
+                <m:deg/>
+                <m:e>
+                  <m:sSubSup>
+                    <m:sSubSupPr>
+                      <m:ctrlPr>
+                        <w:rPr>
+                          <w:rFonts w:ascii="Cambria Math" w:hAnsi="Cambria Math"/>
+                        </w:rPr>
+                      </m:ctrlPr>
+                    </m:sSubSupPr>
+                    <m:e>
+                      <m:r>
+                        <w:rPr>
+                          <w:rFonts w:ascii="Cambria Math" w:hAnsi="Cambria Math"/>
+                        </w:rPr>
+                        <m:t>V</m:t>
+                      </m:r>
+                    </m:e>
+                    <m:sub>
+                      <m:r>
+                        <w:rPr>
+                          <w:rFonts w:ascii="Cambria Math" w:hAnsi="Cambria Math"/>
+                        </w:rPr>
+                        <m:t>2</m:t>
+                      </m:r>
+                    </m:sub>
+                    <m:sup>
+                      <m:r>
+                        <w:rPr>
+                          <w:rFonts w:ascii="Cambria Math" w:hAnsi="Cambria Math"/>
+                        </w:rPr>
+                        <m:t>2</m:t>
+                      </m:r>
+                    </m:sup>
+                  </m:sSubSup>
+                  <m:r>
+                    <w:rPr>
+                      <w:rFonts w:ascii="Cambria Math" w:hAnsi="Cambria Math"/>
+                    </w:rPr>
+                    <m:t>+</m:t>
+                  </m:r>
+                  <m:sSubSup>
+                    <m:sSubSupPr>
+                      <m:ctrlPr>
+                        <w:rPr>
+                          <w:rFonts w:ascii="Cambria Math" w:hAnsi="Cambria Math"/>
+                        </w:rPr>
+                      </m:ctrlPr>
+                    </m:sSubSupPr>
+                    <m:e>
+                      <m:r>
+                        <w:rPr>
+                          <w:rFonts w:ascii="Cambria Math" w:hAnsi="Cambria Math"/>
+                        </w:rPr>
+                        <m:t>V</m:t>
+                      </m:r>
+                    </m:e>
+                    <m:sub>
+                      <m:r>
+                        <w:rPr>
+                          <w:rFonts w:ascii="Cambria Math" w:hAnsi="Cambria Math"/>
+                        </w:rPr>
+                        <m:t>3</m:t>
+                      </m:r>
+                    </m:sub>
+                    <m:sup>
+                      <m:r>
+                        <w:rPr>
+                          <w:rFonts w:ascii="Cambria Math" w:hAnsi="Cambria Math"/>
+                        </w:rPr>
+                        <m:t>2</m:t>
+                      </m:r>
+                    </m:sup>
+                  </m:sSubSup>
+                  <m:r>
+                    <w:rPr>
+                      <w:rFonts w:ascii="Cambria Math" w:hAnsi="Cambria Math"/>
+                    </w:rPr>
+                    <m:t>+</m:t>
+                  </m:r>
+                  <m:sSubSup>
+                    <m:sSubSupPr>
+                      <m:ctrlPr>
+                        <w:rPr>
+                          <w:rFonts w:ascii="Cambria Math" w:hAnsi="Cambria Math"/>
+                        </w:rPr>
+                      </m:ctrlPr>
+                    </m:sSubSupPr>
+                    <m:e>
+                      <m:r>
+                        <w:rPr>
+                          <w:rFonts w:ascii="Cambria Math" w:hAnsi="Cambria Math"/>
+                        </w:rPr>
+                        <m:t>V</m:t>
+                      </m:r>
+                    </m:e>
+                    <m:sub>
+                      <m:r>
+                        <w:rPr>
+                          <w:rFonts w:ascii="Cambria Math" w:hAnsi="Cambria Math"/>
+                        </w:rPr>
+                        <m:t>4</m:t>
+                      </m:r>
+                    </m:sub>
+                    <m:sup>
+                      <m:r>
+                        <w:rPr>
+                          <w:rFonts w:ascii="Cambria Math" w:hAnsi="Cambria Math"/>
+                        </w:rPr>
+                        <m:t>2</m:t>
+                      </m:r>
+                    </m:sup>
+                  </m:sSubSup>
+                  <m:r>
+                    <w:rPr>
+                      <w:rFonts w:ascii="Cambria Math" w:hAnsi="Cambria Math"/>
+                    </w:rPr>
+                    <m:t>+⋯+</m:t>
+                  </m:r>
+                  <m:sSubSup>
+                    <m:sSubSupPr>
+                      <m:ctrlPr>
+                        <w:rPr>
+                          <w:rFonts w:ascii="Cambria Math" w:hAnsi="Cambria Math"/>
+                        </w:rPr>
+                      </m:ctrlPr>
+                    </m:sSubSupPr>
+                    <m:e>
+                      <m:r>
+                        <w:rPr>
+                          <w:rFonts w:ascii="Cambria Math" w:hAnsi="Cambria Math"/>
+                        </w:rPr>
+                        <m:t>V</m:t>
+                      </m:r>
+                    </m:e>
+                    <m:sub>
+                      <m:r>
+                        <w:rPr>
+                          <w:rFonts w:ascii="Cambria Math" w:hAnsi="Cambria Math"/>
+                        </w:rPr>
+                        <m:t>n</m:t>
+                      </m:r>
+                    </m:sub>
+                    <m:sup>
+                      <m:r>
+                        <w:rPr>
+                          <w:rFonts w:ascii="Cambria Math" w:hAnsi="Cambria Math"/>
+                        </w:rPr>
+                        <m:t>2</m:t>
+                      </m:r>
+                    </m:sup>
+                  </m:sSubSup>
+                </m:e>
+              </m:rad>
+            </m:num>
+            <m:den>
+              <m:sSub>
+                <m:sSubPr>
+                  <m:ctrlPr>
+                    <w:rPr>
+                      <w:rFonts w:ascii="Cambria Math" w:hAnsi="Cambria Math"/>
+                    </w:rPr>
+                  </m:ctrlPr>
+                </m:sSubPr>
+                <m:e>
+                  <m:r>
+                    <w:rPr>
+                      <w:rFonts w:ascii="Cambria Math" w:hAnsi="Cambria Math"/>
+                    </w:rPr>
+                    <m:t>V</m:t>
+                  </m:r>
+                </m:e>
+                <m:sub>
+                  <m:r>
+                    <w:rPr>
+                      <w:rFonts w:ascii="Cambria Math" w:hAnsi="Cambria Math"/>
+                    </w:rPr>
+                    <m:t>1</m:t>
+                  </m:r>
+                </m:sub>
+              </m:sSub>
+            </m:den>
+          </m:f>
+          <m:r>
+            <w:rPr>
+              <w:rFonts w:ascii="Cambria Math" w:hAnsi="Cambria Math"/>
+            </w:rPr>
+            <m:t>×100</m:t>
+          </m:r>
+          <m:r>
+            <m:rPr>
+              <m:sty m:val="p"/>
+            </m:rPr>
+            <w:rPr>
+              <w:rFonts w:ascii="Cambria Math" w:hAnsi="Cambria Math"/>
+            </w:rPr>
+            <m:t>%</m:t>
+          </m:r>
+          <m:r>
+            <m:rPr>
+              <m:sty m:val="p"/>
+            </m:rPr>
+            <w:rPr>
+              <w:rFonts w:ascii="Cambria Math" w:hAnsi="Cambria Math"/>
+            </w:rPr>
+            <w:br/>
+          </m:r>
+        </m:oMath>
+      </m:oMathPara>
+      <w:r>
+        <w:t>其中：</w:t>
+      </w:r>
+      <m:oMath>
+        <m:sSub>
+          <m:sSubPr>
+            <m:ctrlPr>
+              <w:rPr>
+                <w:rFonts w:ascii="Cambria Math" w:hAnsi="Cambria Math"/>
+              </w:rPr>
+            </m:ctrlPr>
+          </m:sSubPr>
+          <m:e>
+            <m:r>
+              <w:rPr>
+                <w:rFonts w:ascii="Cambria Math" w:hAnsi="Cambria Math"/>
+              </w:rPr>
+              <m:t>V</m:t>
+            </m:r>
+          </m:e>
+          <m:sub>
+            <m:r>
+              <w:rPr>
+                <w:rFonts w:ascii="Cambria Math" w:hAnsi="Cambria Math"/>
+              </w:rPr>
+              <m:t>1</m:t>
+            </m:r>
+          </m:sub>
+        </m:sSub>
+      </m:oMath>
+      <w:r>
+        <w:t>为基波幅值，</w:t>
+      </w:r>
+      <m:oMath>
+        <m:sSub>
+          <m:sSubPr>
+            <m:ctrlPr>
+              <w:rPr>
+                <w:rFonts w:ascii="Cambria Math" w:hAnsi="Cambria Math"/>
+              </w:rPr>
+            </m:ctrlPr>
+          </m:sSubPr>
+          <m:e>
+            <m:r>
+              <w:rPr>
+                <w:rFonts w:ascii="Cambria Math" w:hAnsi="Cambria Math"/>
+              </w:rPr>
+              <m:t>V</m:t>
+            </m:r>
+          </m:e>
+          <m:sub>
+            <m:r>
+              <w:rPr>
+                <w:rFonts w:ascii="Cambria Math" w:hAnsi="Cambria Math"/>
+              </w:rPr>
+              <m:t>2</m:t>
+            </m:r>
+          </m:sub>
+        </m:sSub>
+        <m:r>
+          <w:rPr>
+            <w:rFonts w:ascii="Cambria Math" w:hAnsi="Cambria Math"/>
+          </w:rPr>
+          <m:t>,</m:t>
+        </m:r>
+        <m:sSub>
+          <m:sSubPr>
+            <m:ctrlPr>
+              <w:rPr>
+                <w:rFonts w:ascii="Cambria Math" w:hAnsi="Cambria Math"/>
+              </w:rPr>
+            </m:ctrlPr>
+          </m:sSubPr>
+          <m:e>
+            <m:r>
+              <w:rPr>
+                <w:rFonts w:ascii="Cambria Math" w:hAnsi="Cambria Math"/>
+              </w:rPr>
+              <m:t>V</m:t>
+            </m:r>
+          </m:e>
+          <m:sub>
+            <m:r>
+              <w:rPr>
+                <w:rFonts w:ascii="Cambria Math" w:hAnsi="Cambria Math"/>
+              </w:rPr>
+              <m:t>3</m:t>
+            </m:r>
+          </m:sub>
+        </m:sSub>
+        <m:r>
+          <w:rPr>
+            <w:rFonts w:ascii="Cambria Math" w:hAnsi="Cambria Math"/>
+          </w:rPr>
+          <m:t>,⋯</m:t>
+        </m:r>
+        <m:r>
+          <m:rPr>
+            <m:nor/>
+          </m:rPr>
+          <m:t> </m:t>
+        </m:r>
+        <m:r>
+          <w:rPr>
+            <w:rFonts w:ascii="Cambria Math" w:hAnsi="Cambria Math"/>
+          </w:rPr>
+          <m:t>,</m:t>
+        </m:r>
+        <m:sSub>
+          <m:sSubPr>
+            <m:ctrlPr>
+              <w:rPr>
+                <w:rFonts w:ascii="Cambria Math" w:hAnsi="Cambria Math"/>
+              </w:rPr>
+            </m:ctrlPr>
+          </m:sSubPr>
+          <m:e>
+            <m:r>
+              <w:rPr>
+                <w:rFonts w:ascii="Cambria Math" w:hAnsi="Cambria Math"/>
+              </w:rPr>
+              <m:t>V</m:t>
+            </m:r>
+          </m:e>
+          <m:sub>
+            <m:r>
+              <w:rPr>
+                <w:rFonts w:ascii="Cambria Math" w:hAnsi="Cambria Math"/>
+              </w:rPr>
+              <m:t>n</m:t>
+            </m:r>
+          </m:sub>
+        </m:sSub>
+      </m:oMath>
+      <w:r>
+        <w:t>为各次谐波幅值。</w:t>
+      </w:r>
+    </w:p>
+    <w:p>
+      <w:pPr>
+        <w:pStyle w:val="af5"/>
+      </w:pPr>
+      <w:r>
+        <w:t>无失真放大时，输出波形接近正弦波，谐波分量较小，THD 最低。削顶、</w:t>
       </w:r>
       <w:proofErr w:type="gramStart"/>
       <w:r>
-        <w:rPr>
-          <w:rFonts w:hint="eastAsia"/>
-        </w:rPr>
-        <w:t>一</w:t>
+        <w:t>削底和</w:t>
       </w:r>
       <w:proofErr w:type="gramEnd"/>
       <w:r>
-        <w:rPr>
-          <w:rFonts w:hint="eastAsia"/>
-        </w:rPr>
-        <w:t>：</w:t>
-      </w:r>
-    </w:p>
-    <w:p>
-      <w:pPr>
-        <w:ind w:firstLine="480"/>
-      </w:pPr>
-    </w:p>
-    <w:p>
-      <w:pPr>
-        <w:pStyle w:val="3"/>
-      </w:pPr>
-      <w:r>
-        <w:rPr>
-          <w:rFonts w:hint="eastAsia"/>
-        </w:rPr>
-        <w:t xml:space="preserve"> </w:t>
-      </w:r>
-      <w:r>
-        <w:rPr>
-          <w:rFonts w:hint="eastAsia"/>
-        </w:rPr>
-        <w:t>方案二：</w:t>
-      </w:r>
-    </w:p>
-    <w:p>
-      <w:pPr>
-        <w:ind w:firstLine="480"/>
-      </w:pPr>
-    </w:p>
-    <w:p>
-      <w:pPr>
-        <w:pStyle w:val="3"/>
-      </w:pPr>
-      <w:r>
-        <w:rPr>
-          <w:rFonts w:hint="eastAsia"/>
-        </w:rPr>
-        <w:t xml:space="preserve"> </w:t>
-      </w:r>
-      <w:r>
-        <w:rPr>
-          <w:rFonts w:hint="eastAsia"/>
-        </w:rPr>
-        <w:t>方案三：</w:t>
+        <w:t>双向失真会引入明显高次谐波，THD 增大。交越失真主要在过零点附近产生畸变，也会使谐波分量增加。</w:t>
+      </w:r>
+    </w:p>
+    <w:p>
+      <w:pPr>
+        <w:pStyle w:val="4"/>
+        <w:rPr>
+          <w:rFonts w:ascii="宋体" w:eastAsia="宋体" w:hAnsi="宋体"/>
+        </w:rPr>
+      </w:pPr>
+    </w:p>
+    <w:p>
+      <w:pPr>
+        <w:pStyle w:val="4"/>
+        <w:rPr>
+          <w:rFonts w:ascii="宋体" w:eastAsia="宋体" w:hAnsi="宋体"/>
+        </w:rPr>
+      </w:pPr>
+      <w:r>
+        <w:rPr>
+          <w:rFonts w:ascii="宋体" w:eastAsia="宋体" w:hAnsi="宋体"/>
+        </w:rPr>
+        <w:lastRenderedPageBreak/>
+        <w:t>1.3.6</w:t>
+      </w:r>
+      <w:r>
+        <w:rPr>
+          <w:rFonts w:ascii="宋体" w:eastAsia="宋体" w:hAnsi="宋体"/>
+        </w:rPr>
+        <w:t>采样率计算</w:t>
+      </w:r>
+    </w:p>
+    <w:p>
+      <w:pPr>
+        <w:pStyle w:val="af5"/>
+      </w:pPr>
+      <w:r>
+        <w:t>输入信号频率为：</w:t>
+      </w:r>
+      <m:oMath>
+        <m:r>
+          <w:rPr>
+            <w:rFonts w:ascii="Cambria Math" w:hAnsi="Cambria Math"/>
+          </w:rPr>
+          <m:t>f=1kHz</m:t>
+        </m:r>
+      </m:oMath>
+    </w:p>
+    <w:p>
+      <w:pPr>
+        <w:pStyle w:val="af5"/>
+      </w:pPr>
+      <w:r>
+        <w:t>根据奈奎斯特采样定理，采样率至少应满足：</w:t>
+      </w:r>
+      <m:oMath>
+        <m:sSub>
+          <m:sSubPr>
+            <m:ctrlPr>
+              <w:rPr>
+                <w:rFonts w:ascii="Cambria Math" w:hAnsi="Cambria Math"/>
+              </w:rPr>
+            </m:ctrlPr>
+          </m:sSubPr>
+          <m:e>
+            <m:r>
+              <w:rPr>
+                <w:rFonts w:ascii="Cambria Math" w:hAnsi="Cambria Math"/>
+              </w:rPr>
+              <m:t>f</m:t>
+            </m:r>
+          </m:e>
+          <m:sub>
+            <m:r>
+              <w:rPr>
+                <w:rFonts w:ascii="Cambria Math" w:hAnsi="Cambria Math"/>
+              </w:rPr>
+              <m:t>s</m:t>
+            </m:r>
+          </m:sub>
+        </m:sSub>
+        <m:r>
+          <w:rPr>
+            <w:rFonts w:ascii="Cambria Math" w:hAnsi="Cambria Math"/>
+          </w:rPr>
+          <m:t>≥2f=2kHz</m:t>
+        </m:r>
+        <m:r>
+          <w:rPr>
+            <w:rFonts w:ascii="Cambria Math" w:hAnsi="Cambria Math" w:hint="eastAsia"/>
+          </w:rPr>
+          <m:t>，</m:t>
+        </m:r>
+      </m:oMath>
+      <w:r>
+        <w:t>但为了进行波形显示和 THD 分析，应提高采样率。实际设计中可取：</w:t>
+      </w:r>
+      <m:oMath>
+        <m:sSub>
+          <m:sSubPr>
+            <m:ctrlPr>
+              <w:rPr>
+                <w:rFonts w:ascii="Cambria Math" w:hAnsi="Cambria Math"/>
+              </w:rPr>
+            </m:ctrlPr>
+          </m:sSubPr>
+          <m:e>
+            <m:r>
+              <w:rPr>
+                <w:rFonts w:ascii="Cambria Math" w:hAnsi="Cambria Math"/>
+              </w:rPr>
+              <m:t>f</m:t>
+            </m:r>
+          </m:e>
+          <m:sub>
+            <m:r>
+              <w:rPr>
+                <w:rFonts w:ascii="Cambria Math" w:hAnsi="Cambria Math"/>
+              </w:rPr>
+              <m:t>s</m:t>
+            </m:r>
+          </m:sub>
+        </m:sSub>
+        <m:r>
+          <w:rPr>
+            <w:rFonts w:ascii="Cambria Math" w:hAnsi="Cambria Math"/>
+          </w:rPr>
+          <m:t>≥32kS</m:t>
+        </m:r>
+        <m:r>
+          <m:rPr>
+            <m:sty m:val="p"/>
+          </m:rPr>
+          <w:rPr>
+            <w:rFonts w:ascii="Cambria Math" w:hAnsi="Cambria Math"/>
+          </w:rPr>
+          <m:t>/</m:t>
+        </m:r>
+        <m:r>
+          <w:rPr>
+            <w:rFonts w:ascii="Cambria Math" w:hAnsi="Cambria Math"/>
+          </w:rPr>
+          <m:t>s</m:t>
+        </m:r>
+      </m:oMath>
+      <w:r>
+        <w:t xml:space="preserve">这样每个周期至少有 </w:t>
+      </w:r>
+      <w:r>
+        <w:t>32</w:t>
+      </w:r>
+      <w:r>
+        <w:t>个采样点，能够较好还原波形。</w:t>
       </w:r>
     </w:p>
     <w:p>
       <w:pPr>
         <w:pStyle w:val="2"/>
+        <w:numPr>
+          <w:ilvl w:val="0"/>
+          <w:numId w:val="0"/>
+        </w:numPr>
         <w:spacing w:after="163"/>
-      </w:pPr>
-      <w:r>
-        <w:rPr>
-          <w:rFonts w:hint="eastAsia"/>
-        </w:rPr>
-        <w:t>总体方案设计</w:t>
-      </w:r>
-    </w:p>
-    <w:p>
-      <w:pPr>
-        <w:ind w:firstLine="480"/>
-      </w:pPr>
-      <w:r>
-        <w:rPr>
-          <w:rFonts w:hint="eastAsia"/>
-        </w:rPr>
-        <w:t>如</w:t>
-      </w:r>
-      <w:r>
-        <w:fldChar w:fldCharType="begin"/>
-      </w:r>
-      <w:r>
-        <w:instrText xml:space="preserve"> </w:instrText>
-      </w:r>
-      <w:r>
-        <w:rPr>
-          <w:rFonts w:hint="eastAsia"/>
-        </w:rPr>
-        <w:instrText>REF _Ref50137991 \h</w:instrText>
-      </w:r>
-      <w:r>
-        <w:instrText xml:space="preserve"> </w:instrText>
-      </w:r>
-      <w:r>
-        <w:fldChar w:fldCharType="separate"/>
-      </w:r>
-      <w:r>
-        <w:rPr>
-          <w:rFonts w:hint="eastAsia"/>
-        </w:rPr>
-        <w:t>图</w:t>
-      </w:r>
-      <w:r>
-        <w:rPr>
-          <w:rFonts w:hint="eastAsia"/>
-        </w:rPr>
-        <w:t xml:space="preserve"> </w:t>
-      </w:r>
-      <w:r>
-        <w:t>1</w:t>
-      </w:r>
-      <w:r>
-        <w:fldChar w:fldCharType="end"/>
-      </w:r>
-      <w:r>
-        <w:rPr>
-          <w:rFonts w:hint="eastAsia"/>
-        </w:rPr>
-        <w:t>所示</w:t>
-      </w:r>
-    </w:p>
-    <w:p>
-      <w:pPr>
-        <w:pStyle w:val="af0"/>
-      </w:pPr>
-    </w:p>
-    <w:p>
-      <w:pPr>
-        <w:pStyle w:val="af4"/>
-      </w:pPr>
-      <w:bookmarkStart w:id="0" w:name="_Ref50137991"/>
-      <w:r>
-        <w:rPr>
-          <w:rFonts w:hint="eastAsia"/>
-        </w:rPr>
-        <w:t>图</w:t>
-      </w:r>
-      <w:r>
-        <w:rPr>
-          <w:rFonts w:hint="eastAsia"/>
-        </w:rPr>
-        <w:t xml:space="preserve"> </w:t>
-      </w:r>
-      <w:r>
-        <w:fldChar w:fldCharType="begin"/>
-      </w:r>
-      <w:r>
-        <w:instrText xml:space="preserve"> </w:instrText>
-      </w:r>
-      <w:r>
-        <w:rPr>
-          <w:rFonts w:hint="eastAsia"/>
-        </w:rPr>
-        <w:instrText xml:space="preserve">SEQ </w:instrText>
-      </w:r>
-      <w:r>
-        <w:rPr>
-          <w:rFonts w:hint="eastAsia"/>
-        </w:rPr>
-        <w:instrText>图</w:instrText>
-      </w:r>
-      <w:r>
-        <w:rPr>
-          <w:rFonts w:hint="eastAsia"/>
-        </w:rPr>
-        <w:instrText xml:space="preserve"> \* ARABIC</w:instrText>
-      </w:r>
-      <w:r>
-        <w:instrText xml:space="preserve"> </w:instrText>
-      </w:r>
-      <w:r>
-        <w:fldChar w:fldCharType="separate"/>
-      </w:r>
-      <w:r>
-        <w:t>1</w:t>
-      </w:r>
-      <w:r>
-        <w:fldChar w:fldCharType="end"/>
-      </w:r>
-      <w:bookmarkEnd w:id="0"/>
-      <w:r>
-        <w:t xml:space="preserve"> </w:t>
-      </w:r>
-      <w:r>
-        <w:rPr>
-          <w:rFonts w:hint="eastAsia"/>
-        </w:rPr>
-        <w:t>总体方案设计</w:t>
-      </w:r>
-    </w:p>
-    <w:p>
-      <w:pPr>
-        <w:pStyle w:val="1"/>
-        <w:spacing w:before="163" w:after="163"/>
-      </w:pPr>
-      <w:r>
-        <w:rPr>
-          <w:rFonts w:hint="eastAsia"/>
-        </w:rPr>
-        <w:t>理论分析与计算</w:t>
-      </w:r>
-    </w:p>
-    <w:p>
-      <w:pPr>
-        <w:pStyle w:val="2"/>
-        <w:spacing w:after="163"/>
-      </w:pPr>
-      <w:r>
-        <w:rPr>
-          <w:rFonts w:hint="eastAsia"/>
-        </w:rPr>
-        <w:t xml:space="preserve"> </w:t>
-      </w:r>
-      <w:r>
-        <w:rPr>
-          <w:rFonts w:hint="eastAsia"/>
-        </w:rPr>
-        <w:t>某些方法的分析</w:t>
-      </w:r>
-    </w:p>
-    <w:p>
-      <w:pPr>
-        <w:pStyle w:val="2"/>
-        <w:spacing w:after="163"/>
-      </w:pPr>
-      <w:r>
-        <w:rPr>
-          <w:rFonts w:hint="eastAsia"/>
-        </w:rPr>
-        <w:t>某些指标的计算</w:t>
-      </w:r>
-    </w:p>
-    <w:p>
-      <w:pPr>
-        <w:pStyle w:val="1"/>
-        <w:spacing w:before="163" w:after="163"/>
-      </w:pPr>
-      <w:r>
-        <w:rPr>
-          <w:rFonts w:hint="eastAsia"/>
-        </w:rPr>
-        <w:t>硬件电路设计</w:t>
-      </w:r>
-    </w:p>
-    <w:p>
-      <w:pPr>
-        <w:pStyle w:val="1"/>
-        <w:spacing w:before="163" w:after="163"/>
-      </w:pPr>
-      <w:r>
-        <w:rPr>
-          <w:rFonts w:hint="eastAsia"/>
-        </w:rPr>
-        <w:t>软件设计</w:t>
-      </w:r>
-    </w:p>
-    <w:p>
-      <w:pPr>
-        <w:pStyle w:val="2"/>
-        <w:spacing w:after="163"/>
-      </w:pPr>
-      <w:r>
-        <w:rPr>
-          <w:rFonts w:hint="eastAsia"/>
-        </w:rPr>
-        <w:t>程序设计思路</w:t>
+        <w:rPr>
+          <w:rFonts w:ascii="宋体" w:hAnsi="宋体"/>
+          <w:sz w:val="36"/>
+          <w:szCs w:val="36"/>
+        </w:rPr>
+      </w:pPr>
+      <w:r>
+        <w:rPr>
+          <w:rFonts w:ascii="宋体" w:hAnsi="宋体" w:hint="eastAsia"/>
+          <w:sz w:val="36"/>
+          <w:szCs w:val="36"/>
+        </w:rPr>
+        <w:t>二．</w:t>
+      </w:r>
+      <w:r>
+        <w:rPr>
+          <w:rFonts w:ascii="宋体" w:hAnsi="宋体" w:hint="eastAsia"/>
+          <w:sz w:val="36"/>
+          <w:szCs w:val="36"/>
+        </w:rPr>
+        <w:t>硬件电路系统</w:t>
       </w:r>
     </w:p>
     <w:p>
@@ -680,6 +3360,1357 @@
           <w:numId w:val="0"/>
         </w:numPr>
         <w:ind w:left="425"/>
+        <w:rPr>
+          <w:rFonts w:ascii="宋体" w:hAnsi="宋体"/>
+          <w:b/>
+          <w:bCs w:val="0"/>
+        </w:rPr>
+      </w:pPr>
+      <w:r>
+        <w:rPr>
+          <w:rFonts w:ascii="宋体" w:hAnsi="宋体" w:hint="eastAsia"/>
+          <w:b/>
+          <w:bCs w:val="0"/>
+        </w:rPr>
+        <w:t>2</w:t>
+      </w:r>
+      <w:r>
+        <w:rPr>
+          <w:rFonts w:ascii="宋体" w:hAnsi="宋体"/>
+          <w:b/>
+          <w:bCs w:val="0"/>
+        </w:rPr>
+        <w:t>.1.1</w:t>
+      </w:r>
+      <w:r>
+        <w:rPr>
+          <w:rFonts w:ascii="宋体" w:hAnsi="宋体" w:hint="eastAsia"/>
+          <w:b/>
+          <w:bCs w:val="0"/>
+        </w:rPr>
+        <w:t>硬件系统框图</w:t>
+      </w:r>
+    </w:p>
+    <w:p>
+      <w:pPr>
+        <w:ind w:firstLine="480"/>
+        <w:jc w:val="center"/>
+      </w:pPr>
+      <w:r>
+        <w:rPr>
+          <w:noProof/>
+        </w:rPr>
+        <w:drawing>
+          <wp:inline distT="0" distB="0" distL="0" distR="0" wp14:anchorId="3F228CEB" wp14:editId="55CD01F4">
+            <wp:extent cx="3541293" cy="2030680"/>
+            <wp:effectExtent l="0" t="0" r="2540" b="8255"/>
+            <wp:docPr id="4" name="图片 4"/>
+            <wp:cNvGraphicFramePr>
+              <a:graphicFrameLocks xmlns:a="http://schemas.openxmlformats.org/drawingml/2006/main" noChangeAspect="1"/>
+            </wp:cNvGraphicFramePr>
+            <a:graphic xmlns:a="http://schemas.openxmlformats.org/drawingml/2006/main">
+              <a:graphicData uri="http://schemas.openxmlformats.org/drawingml/2006/picture">
+                <pic:pic xmlns:pic="http://schemas.openxmlformats.org/drawingml/2006/picture">
+                  <pic:nvPicPr>
+                    <pic:cNvPr id="0" name="Picture 6"/>
+                    <pic:cNvPicPr>
+                      <a:picLocks noChangeAspect="1" noChangeArrowheads="1"/>
+                    </pic:cNvPicPr>
+                  </pic:nvPicPr>
+                  <pic:blipFill>
+                    <a:blip r:embed="rId15" cstate="print">
+                      <a:extLst>
+                        <a:ext uri="{28A0092B-C50C-407E-A947-70E740481C1C}">
+                          <a14:useLocalDpi xmlns:a14="http://schemas.microsoft.com/office/drawing/2010/main" val="0"/>
+                        </a:ext>
+                      </a:extLst>
+                    </a:blip>
+                    <a:srcRect/>
+                    <a:stretch>
+                      <a:fillRect/>
+                    </a:stretch>
+                  </pic:blipFill>
+                  <pic:spPr bwMode="auto">
+                    <a:xfrm>
+                      <a:off x="0" y="0"/>
+                      <a:ext cx="3616081" cy="2073565"/>
+                    </a:xfrm>
+                    <a:prstGeom prst="rect">
+                      <a:avLst/>
+                    </a:prstGeom>
+                    <a:noFill/>
+                    <a:ln>
+                      <a:noFill/>
+                    </a:ln>
+                  </pic:spPr>
+                </pic:pic>
+              </a:graphicData>
+            </a:graphic>
+          </wp:inline>
+        </w:drawing>
+      </w:r>
+    </w:p>
+    <w:p>
+      <w:pPr>
+        <w:jc w:val="center"/>
+        <w:rPr>
+          <w:sz w:val="21"/>
+          <w:szCs w:val="21"/>
+        </w:rPr>
+      </w:pPr>
+      <w:r>
+        <w:rPr>
+          <w:rFonts w:hint="eastAsia"/>
+          <w:sz w:val="21"/>
+          <w:szCs w:val="21"/>
+        </w:rPr>
+        <w:t>图二</w:t>
+      </w:r>
+      <w:r>
+        <w:rPr>
+          <w:rFonts w:hint="eastAsia"/>
+          <w:sz w:val="21"/>
+          <w:szCs w:val="21"/>
+        </w:rPr>
+        <w:t xml:space="preserve"> </w:t>
+      </w:r>
+      <w:r>
+        <w:rPr>
+          <w:rFonts w:hint="eastAsia"/>
+          <w:sz w:val="21"/>
+          <w:szCs w:val="21"/>
+        </w:rPr>
+        <w:t>硬件电路系统框图</w:t>
+      </w:r>
+    </w:p>
+    <w:p>
+      <w:pPr>
+        <w:ind w:firstLine="480"/>
+      </w:pPr>
+      <w:r>
+        <w:t>系统硬件主要由</w:t>
+      </w:r>
+      <w:r>
+        <w:t xml:space="preserve"> </w:t>
+      </w:r>
+      <w:r>
+        <w:rPr>
+          <w:b/>
+          <w:bCs/>
+        </w:rPr>
+        <w:t>函数发生器输入模块、放大</w:t>
+      </w:r>
+      <w:r>
+        <w:rPr>
+          <w:b/>
+          <w:bCs/>
+        </w:rPr>
+        <w:t>/</w:t>
+      </w:r>
+      <w:r>
+        <w:rPr>
+          <w:b/>
+          <w:bCs/>
+        </w:rPr>
+        <w:t>失真放大模块、继电器切换模块、信号输出口、前级信号调理模块和单片机采样模块</w:t>
+      </w:r>
+      <w:r>
+        <w:t xml:space="preserve"> </w:t>
+      </w:r>
+      <w:r>
+        <w:t>组成。</w:t>
+      </w:r>
+    </w:p>
+    <w:p>
+      <w:pPr>
+        <w:ind w:firstLine="480"/>
+      </w:pPr>
+      <w:r>
+        <w:t>函数发生器产生</w:t>
+      </w:r>
+      <w:r>
+        <w:t xml:space="preserve"> 1 kHz</w:t>
+      </w:r>
+      <w:r>
+        <w:t>、</w:t>
+      </w:r>
+      <w:r>
+        <w:t xml:space="preserve">20 mV </w:t>
+      </w:r>
+      <w:r>
+        <w:t>左右的正弦信号，输入到不同类型的晶体管放大电路中。各放大支路分别实现无失真、削顶、削底、双向失真和交越失真等输出波形。各路信号经过继电器选择后，统一送至信号输出口。信号输出口可接示波器观察波形，也可接入前级信号调理电路，再送入单片机进行采样和</w:t>
+      </w:r>
+      <w:r>
+        <w:t xml:space="preserve"> THD </w:t>
+      </w:r>
+      <w:r>
+        <w:t>分析。</w:t>
+      </w:r>
+    </w:p>
+    <w:p>
+      <w:pPr>
+        <w:pStyle w:val="2"/>
+        <w:numPr>
+          <w:ilvl w:val="0"/>
+          <w:numId w:val="0"/>
+        </w:numPr>
+        <w:spacing w:after="163"/>
+        <w:ind w:left="141"/>
+        <w:rPr>
+          <w:rFonts w:ascii="宋体" w:hAnsi="宋体"/>
+        </w:rPr>
+      </w:pPr>
+      <w:r>
+        <w:rPr>
+          <w:rFonts w:ascii="宋体" w:hAnsi="宋体" w:hint="eastAsia"/>
+        </w:rPr>
+        <w:t>2</w:t>
+      </w:r>
+      <w:r>
+        <w:rPr>
+          <w:rFonts w:ascii="宋体" w:hAnsi="宋体"/>
+        </w:rPr>
+        <w:t>.1.2</w:t>
+      </w:r>
+      <w:r>
+        <w:rPr>
+          <w:rFonts w:ascii="宋体" w:hAnsi="宋体" w:hint="eastAsia"/>
+        </w:rPr>
+        <w:t>硬件核心模块介绍</w:t>
+      </w:r>
+    </w:p>
+    <w:p>
+      <w:pPr>
+        <w:pStyle w:val="3"/>
+        <w:numPr>
+          <w:ilvl w:val="0"/>
+          <w:numId w:val="7"/>
+        </w:numPr>
+      </w:pPr>
+      <w:r>
+        <w:rPr>
+          <w:rFonts w:hint="eastAsia"/>
+        </w:rPr>
+        <w:t>CE</w:t>
+      </w:r>
+      <w:r>
+        <w:rPr>
+          <w:rFonts w:hint="eastAsia"/>
+        </w:rPr>
+        <w:t>放大器</w:t>
+      </w:r>
+    </w:p>
+    <w:p>
+      <w:pPr>
+        <w:ind w:firstLine="480"/>
+        <w:jc w:val="center"/>
+      </w:pPr>
+      <w:r>
+        <w:rPr>
+          <w:noProof/>
+        </w:rPr>
+        <w:lastRenderedPageBreak/>
+        <w:drawing>
+          <wp:inline distT="0" distB="0" distL="0" distR="0" wp14:anchorId="1C075162" wp14:editId="3BD2F918">
+            <wp:extent cx="2985024" cy="1604408"/>
+            <wp:effectExtent l="0" t="0" r="6350" b="0"/>
+            <wp:docPr id="389902569" name="图片 1"/>
+            <wp:cNvGraphicFramePr>
+              <a:graphicFrameLocks xmlns:a="http://schemas.openxmlformats.org/drawingml/2006/main" noChangeAspect="1"/>
+            </wp:cNvGraphicFramePr>
+            <a:graphic xmlns:a="http://schemas.openxmlformats.org/drawingml/2006/main">
+              <a:graphicData uri="http://schemas.openxmlformats.org/drawingml/2006/picture">
+                <pic:pic xmlns:pic="http://schemas.openxmlformats.org/drawingml/2006/picture">
+                  <pic:nvPicPr>
+                    <pic:cNvPr id="389902569" name=""/>
+                    <pic:cNvPicPr/>
+                  </pic:nvPicPr>
+                  <pic:blipFill>
+                    <a:blip r:embed="rId16"/>
+                    <a:stretch>
+                      <a:fillRect/>
+                    </a:stretch>
+                  </pic:blipFill>
+                  <pic:spPr>
+                    <a:xfrm>
+                      <a:off x="0" y="0"/>
+                      <a:ext cx="3042900" cy="1635516"/>
+                    </a:xfrm>
+                    <a:prstGeom prst="rect">
+                      <a:avLst/>
+                    </a:prstGeom>
+                  </pic:spPr>
+                </pic:pic>
+              </a:graphicData>
+            </a:graphic>
+          </wp:inline>
+        </w:drawing>
+      </w:r>
+    </w:p>
+    <w:p>
+      <w:pPr>
+        <w:ind w:firstLineChars="1600" w:firstLine="3360"/>
+        <w:rPr>
+          <w:rFonts w:ascii="宋体" w:hAnsi="宋体"/>
+          <w:sz w:val="21"/>
+          <w:szCs w:val="21"/>
+        </w:rPr>
+      </w:pPr>
+      <w:r>
+        <w:rPr>
+          <w:rFonts w:ascii="宋体" w:hAnsi="宋体" w:hint="eastAsia"/>
+          <w:sz w:val="21"/>
+          <w:szCs w:val="21"/>
+        </w:rPr>
+        <w:t>图三 CE放大器电路图</w:t>
+      </w:r>
+      <w:r>
+        <w:rPr>
+          <w:rFonts w:ascii="宋体" w:hAnsi="宋体" w:hint="eastAsia"/>
+          <w:sz w:val="21"/>
+          <w:szCs w:val="21"/>
+        </w:rPr>
+        <w:t>原理图</w:t>
+      </w:r>
+    </w:p>
+    <w:p>
+      <w:r>
+        <w:t xml:space="preserve">CE </w:t>
+      </w:r>
+      <w:r>
+        <w:t>放大器采用</w:t>
+      </w:r>
+      <w:r>
+        <w:t xml:space="preserve"> </w:t>
+      </w:r>
+      <w:r>
+        <w:rPr>
+          <w:b/>
+          <w:bCs/>
+        </w:rPr>
+        <w:t xml:space="preserve">NPN </w:t>
+      </w:r>
+      <w:r>
+        <w:rPr>
+          <w:b/>
+          <w:bCs/>
+        </w:rPr>
+        <w:t>三极管共射</w:t>
+      </w:r>
+      <w:proofErr w:type="gramStart"/>
+      <w:r>
+        <w:rPr>
+          <w:b/>
+          <w:bCs/>
+        </w:rPr>
+        <w:t>极</w:t>
+      </w:r>
+      <w:proofErr w:type="gramEnd"/>
+      <w:r>
+        <w:rPr>
+          <w:b/>
+          <w:bCs/>
+        </w:rPr>
+        <w:t>结构</w:t>
+      </w:r>
+      <w:r>
+        <w:t>，是本系统的基础放大单元。输入信号经耦合电容接入三极管基极，基极由分压电阻提供合适的静态偏置，集电极电阻将电流变化转换为电压变化，输出端通过耦合电容输出交流信号。</w:t>
+      </w:r>
+    </w:p>
+    <w:p>
+      <w:r>
+        <w:t>该电路主要由</w:t>
+      </w:r>
+      <w:r>
+        <w:t xml:space="preserve"> </w:t>
+      </w:r>
+      <w:r>
+        <w:rPr>
+          <w:b/>
+          <w:bCs/>
+        </w:rPr>
+        <w:t>输入耦合电容、基极偏置电阻、集电极电阻、发射极电阻、发射极旁路电容和输出耦合电容</w:t>
+      </w:r>
+      <w:r>
+        <w:t xml:space="preserve"> </w:t>
+      </w:r>
+      <w:r>
+        <w:t>组成。发射极电阻用于稳定静态工作点，其中一部分由电容旁路，以提高交流增益。</w:t>
+      </w:r>
+    </w:p>
+    <w:p>
+      <w:pPr>
+        <w:ind w:firstLineChars="83" w:firstLine="199"/>
+      </w:pPr>
+      <w:r>
+        <w:t xml:space="preserve">CE </w:t>
+      </w:r>
+      <w:r>
+        <w:t>放大器的电压增益近似为：</w:t>
+      </w:r>
+    </w:p>
+    <w:p>
+      <w:pPr>
+        <w:ind w:firstLineChars="1100" w:firstLine="2640"/>
+      </w:pPr>
+      <m:oMathPara>
+        <m:oMath>
+          <m:sSub>
+            <m:sSubPr>
+              <m:ctrlPr>
+                <w:rPr>
+                  <w:rFonts w:ascii="Cambria Math" w:hAnsi="Cambria Math"/>
+                </w:rPr>
+              </m:ctrlPr>
+            </m:sSubPr>
+            <m:e>
+              <m:r>
+                <w:rPr>
+                  <w:rFonts w:ascii="Cambria Math" w:hAnsi="Cambria Math"/>
+                </w:rPr>
+                <m:t>A</m:t>
+              </m:r>
+            </m:e>
+            <m:sub>
+              <m:r>
+                <w:rPr>
+                  <w:rFonts w:ascii="Cambria Math" w:hAnsi="Cambria Math"/>
+                </w:rPr>
+                <m:t>v</m:t>
+              </m:r>
+            </m:sub>
+          </m:sSub>
+          <m:r>
+            <w:rPr>
+              <w:rFonts w:ascii="Cambria Math" w:hAnsi="Cambria Math"/>
+            </w:rPr>
+            <m:t>≈-</m:t>
+          </m:r>
+          <m:f>
+            <m:fPr>
+              <m:ctrlPr>
+                <w:rPr>
+                  <w:rFonts w:ascii="Cambria Math" w:hAnsi="Cambria Math"/>
+                </w:rPr>
+              </m:ctrlPr>
+            </m:fPr>
+            <m:num>
+              <m:sSub>
+                <m:sSubPr>
+                  <m:ctrlPr>
+                    <w:rPr>
+                      <w:rFonts w:ascii="Cambria Math" w:hAnsi="Cambria Math"/>
+                    </w:rPr>
+                  </m:ctrlPr>
+                </m:sSubPr>
+                <m:e>
+                  <m:r>
+                    <w:rPr>
+                      <w:rFonts w:ascii="Cambria Math" w:hAnsi="Cambria Math"/>
+                    </w:rPr>
+                    <m:t>R</m:t>
+                  </m:r>
+                </m:e>
+                <m:sub>
+                  <m:r>
+                    <w:rPr>
+                      <w:rFonts w:ascii="Cambria Math" w:hAnsi="Cambria Math"/>
+                    </w:rPr>
+                    <m:t>C</m:t>
+                  </m:r>
+                </m:sub>
+              </m:sSub>
+              <m:r>
+                <m:rPr>
+                  <m:sty m:val="p"/>
+                </m:rPr>
+                <w:rPr>
+                  <w:rFonts w:ascii="Cambria Math" w:hAnsi="Cambria Math"/>
+                </w:rPr>
+                <m:t>//</m:t>
+              </m:r>
+              <m:sSub>
+                <m:sSubPr>
+                  <m:ctrlPr>
+                    <w:rPr>
+                      <w:rFonts w:ascii="Cambria Math" w:hAnsi="Cambria Math"/>
+                    </w:rPr>
+                  </m:ctrlPr>
+                </m:sSubPr>
+                <m:e>
+                  <m:r>
+                    <w:rPr>
+                      <w:rFonts w:ascii="Cambria Math" w:hAnsi="Cambria Math"/>
+                    </w:rPr>
+                    <m:t>R</m:t>
+                  </m:r>
+                </m:e>
+                <m:sub>
+                  <m:r>
+                    <w:rPr>
+                      <w:rFonts w:ascii="Cambria Math" w:hAnsi="Cambria Math"/>
+                    </w:rPr>
+                    <m:t>L</m:t>
+                  </m:r>
+                </m:sub>
+              </m:sSub>
+            </m:num>
+            <m:den>
+              <m:sSub>
+                <m:sSubPr>
+                  <m:ctrlPr>
+                    <w:rPr>
+                      <w:rFonts w:ascii="Cambria Math" w:hAnsi="Cambria Math"/>
+                    </w:rPr>
+                  </m:ctrlPr>
+                </m:sSubPr>
+                <m:e>
+                  <m:r>
+                    <w:rPr>
+                      <w:rFonts w:ascii="Cambria Math" w:hAnsi="Cambria Math"/>
+                    </w:rPr>
+                    <m:t>r</m:t>
+                  </m:r>
+                </m:e>
+                <m:sub>
+                  <m:r>
+                    <w:rPr>
+                      <w:rFonts w:ascii="Cambria Math" w:hAnsi="Cambria Math"/>
+                    </w:rPr>
+                    <m:t>e</m:t>
+                  </m:r>
+                </m:sub>
+              </m:sSub>
+              <m:r>
+                <w:rPr>
+                  <w:rFonts w:ascii="Cambria Math" w:hAnsi="Cambria Math"/>
+                </w:rPr>
+                <m:t>+</m:t>
+              </m:r>
+              <m:sSub>
+                <m:sSubPr>
+                  <m:ctrlPr>
+                    <w:rPr>
+                      <w:rFonts w:ascii="Cambria Math" w:hAnsi="Cambria Math"/>
+                    </w:rPr>
+                  </m:ctrlPr>
+                </m:sSubPr>
+                <m:e>
+                  <m:r>
+                    <w:rPr>
+                      <w:rFonts w:ascii="Cambria Math" w:hAnsi="Cambria Math"/>
+                    </w:rPr>
+                    <m:t>R</m:t>
+                  </m:r>
+                </m:e>
+                <m:sub>
+                  <m:r>
+                    <w:rPr>
+                      <w:rFonts w:ascii="Cambria Math" w:hAnsi="Cambria Math"/>
+                    </w:rPr>
+                    <m:t>e1</m:t>
+                  </m:r>
+                </m:sub>
+              </m:sSub>
+            </m:den>
+          </m:f>
+        </m:oMath>
+      </m:oMathPara>
+    </w:p>
+    <w:p>
+      <w:r>
+        <w:t>其中，</w:t>
+      </w:r>
+      <m:oMath>
+        <m:sSub>
+          <m:sSubPr>
+            <m:ctrlPr>
+              <w:rPr>
+                <w:rFonts w:ascii="Cambria Math" w:hAnsi="Cambria Math"/>
+              </w:rPr>
+            </m:ctrlPr>
+          </m:sSubPr>
+          <m:e>
+            <m:r>
+              <w:rPr>
+                <w:rFonts w:ascii="Cambria Math" w:hAnsi="Cambria Math"/>
+              </w:rPr>
+              <m:t>R</m:t>
+            </m:r>
+          </m:e>
+          <m:sub>
+            <m:r>
+              <w:rPr>
+                <w:rFonts w:ascii="Cambria Math" w:hAnsi="Cambria Math"/>
+              </w:rPr>
+              <m:t>C</m:t>
+            </m:r>
+          </m:sub>
+        </m:sSub>
+      </m:oMath>
+      <w:r>
+        <w:t xml:space="preserve"> </w:t>
+      </w:r>
+      <w:r>
+        <w:t>为集电极电阻，</w:t>
+      </w:r>
+      <m:oMath>
+        <m:sSub>
+          <m:sSubPr>
+            <m:ctrlPr>
+              <w:rPr>
+                <w:rFonts w:ascii="Cambria Math" w:hAnsi="Cambria Math"/>
+              </w:rPr>
+            </m:ctrlPr>
+          </m:sSubPr>
+          <m:e>
+            <m:r>
+              <w:rPr>
+                <w:rFonts w:ascii="Cambria Math" w:hAnsi="Cambria Math"/>
+              </w:rPr>
+              <m:t>R</m:t>
+            </m:r>
+          </m:e>
+          <m:sub>
+            <m:r>
+              <w:rPr>
+                <w:rFonts w:ascii="Cambria Math" w:hAnsi="Cambria Math"/>
+              </w:rPr>
+              <m:t>L</m:t>
+            </m:r>
+          </m:sub>
+        </m:sSub>
+      </m:oMath>
+      <w:r>
+        <w:t xml:space="preserve"> </w:t>
+      </w:r>
+      <w:r>
+        <w:t>为负载电阻，</w:t>
+      </w:r>
+      <m:oMath>
+        <m:sSub>
+          <m:sSubPr>
+            <m:ctrlPr>
+              <w:rPr>
+                <w:rFonts w:ascii="Cambria Math" w:hAnsi="Cambria Math"/>
+              </w:rPr>
+            </m:ctrlPr>
+          </m:sSubPr>
+          <m:e>
+            <m:r>
+              <w:rPr>
+                <w:rFonts w:ascii="Cambria Math" w:hAnsi="Cambria Math"/>
+              </w:rPr>
+              <m:t>R</m:t>
+            </m:r>
+          </m:e>
+          <m:sub>
+            <m:r>
+              <w:rPr>
+                <w:rFonts w:ascii="Cambria Math" w:hAnsi="Cambria Math"/>
+              </w:rPr>
+              <m:t>e1</m:t>
+            </m:r>
+          </m:sub>
+        </m:sSub>
+      </m:oMath>
+      <w:r>
+        <w:t xml:space="preserve"> </w:t>
+      </w:r>
+      <w:r>
+        <w:t>为未被旁路的发射极电阻，</w:t>
+      </w:r>
+      <m:oMath>
+        <m:sSub>
+          <m:sSubPr>
+            <m:ctrlPr>
+              <w:rPr>
+                <w:rFonts w:ascii="Cambria Math" w:hAnsi="Cambria Math"/>
+              </w:rPr>
+            </m:ctrlPr>
+          </m:sSubPr>
+          <m:e>
+            <m:r>
+              <w:rPr>
+                <w:rFonts w:ascii="Cambria Math" w:hAnsi="Cambria Math"/>
+              </w:rPr>
+              <m:t>r</m:t>
+            </m:r>
+          </m:e>
+          <m:sub>
+            <m:r>
+              <w:rPr>
+                <w:rFonts w:ascii="Cambria Math" w:hAnsi="Cambria Math"/>
+              </w:rPr>
+              <m:t>e</m:t>
+            </m:r>
+          </m:sub>
+        </m:sSub>
+      </m:oMath>
+      <w:r>
+        <w:t xml:space="preserve"> </w:t>
+      </w:r>
+      <w:r>
+        <w:t>为三极管小信号发射极电阻。</w:t>
+      </w:r>
+    </w:p>
+    <w:p>
+      <w:r>
+        <w:t>本设计中，通过调节基极偏置，使集电极静态电压位于电源电压中间附近，从而使三极管工作在线性区，实现无失真放大。若需要改变放大倍数，可调节未旁路发射极电阻</w:t>
+      </w:r>
+      <w:r>
+        <w:t xml:space="preserve"> </w:t>
+      </w:r>
+      <m:oMath>
+        <m:sSub>
+          <m:sSubPr>
+            <m:ctrlPr>
+              <w:rPr>
+                <w:rFonts w:ascii="Cambria Math" w:hAnsi="Cambria Math"/>
+              </w:rPr>
+            </m:ctrlPr>
+          </m:sSubPr>
+          <m:e>
+            <m:r>
+              <w:rPr>
+                <w:rFonts w:ascii="Cambria Math" w:hAnsi="Cambria Math"/>
+              </w:rPr>
+              <m:t>R</m:t>
+            </m:r>
+          </m:e>
+          <m:sub>
+            <m:r>
+              <w:rPr>
+                <w:rFonts w:ascii="Cambria Math" w:hAnsi="Cambria Math"/>
+              </w:rPr>
+              <m:t>e1</m:t>
+            </m:r>
+          </m:sub>
+        </m:sSub>
+      </m:oMath>
+      <w:r>
+        <w:t>：</w:t>
+      </w:r>
+      <m:oMath>
+        <m:sSub>
+          <m:sSubPr>
+            <m:ctrlPr>
+              <w:rPr>
+                <w:rFonts w:ascii="Cambria Math" w:hAnsi="Cambria Math"/>
+              </w:rPr>
+            </m:ctrlPr>
+          </m:sSubPr>
+          <m:e>
+            <m:r>
+              <w:rPr>
+                <w:rFonts w:ascii="Cambria Math" w:hAnsi="Cambria Math"/>
+              </w:rPr>
+              <m:t>R</m:t>
+            </m:r>
+          </m:e>
+          <m:sub>
+            <m:r>
+              <w:rPr>
+                <w:rFonts w:ascii="Cambria Math" w:hAnsi="Cambria Math"/>
+              </w:rPr>
+              <m:t>e1</m:t>
+            </m:r>
+          </m:sub>
+        </m:sSub>
+      </m:oMath>
+      <w:r>
+        <w:t xml:space="preserve"> </w:t>
+      </w:r>
+      <w:r>
+        <w:t>越小，放大倍数越大；</w:t>
+      </w:r>
+      <m:oMath>
+        <m:sSub>
+          <m:sSubPr>
+            <m:ctrlPr>
+              <w:rPr>
+                <w:rFonts w:ascii="Cambria Math" w:hAnsi="Cambria Math"/>
+              </w:rPr>
+            </m:ctrlPr>
+          </m:sSubPr>
+          <m:e>
+            <m:r>
+              <w:rPr>
+                <w:rFonts w:ascii="Cambria Math" w:hAnsi="Cambria Math"/>
+              </w:rPr>
+              <m:t>R</m:t>
+            </m:r>
+          </m:e>
+          <m:sub>
+            <m:r>
+              <w:rPr>
+                <w:rFonts w:ascii="Cambria Math" w:hAnsi="Cambria Math"/>
+              </w:rPr>
+              <m:t>e1</m:t>
+            </m:r>
+          </m:sub>
+        </m:sSub>
+      </m:oMath>
+      <w:r>
+        <w:t xml:space="preserve"> </w:t>
+      </w:r>
+      <w:r>
+        <w:t>越大，放大倍数越小，波形稳定性越好。</w:t>
+      </w:r>
+    </w:p>
+    <w:p>
+      <w:pPr>
+        <w:rPr>
+          <w:rFonts w:ascii="宋体" w:hAnsi="宋体"/>
+          <w:b/>
+          <w:bCs/>
+        </w:rPr>
+      </w:pPr>
+      <w:r>
+        <w:rPr>
+          <w:rFonts w:ascii="宋体" w:hAnsi="宋体" w:hint="eastAsia"/>
+          <w:b/>
+          <w:bCs/>
+        </w:rPr>
+        <w:t>（</w:t>
+      </w:r>
+      <w:r>
+        <w:rPr>
+          <w:rFonts w:ascii="宋体" w:hAnsi="宋体" w:hint="eastAsia"/>
+          <w:b/>
+          <w:bCs/>
+        </w:rPr>
+        <w:t>2）CE放大器+乙类功放</w:t>
+      </w:r>
+    </w:p>
+    <w:p>
+      <w:pPr>
+        <w:ind w:firstLineChars="900" w:firstLine="2160"/>
+      </w:pPr>
+      <w:r>
+        <w:rPr>
+          <w:noProof/>
+        </w:rPr>
+        <w:drawing>
+          <wp:inline distT="0" distB="0" distL="0" distR="0" wp14:anchorId="403D1DA8" wp14:editId="6D81E6A5">
+            <wp:extent cx="2612571" cy="1960148"/>
+            <wp:effectExtent l="0" t="0" r="0" b="2540"/>
+            <wp:docPr id="1545148963" name="图片 1"/>
+            <wp:cNvGraphicFramePr>
+              <a:graphicFrameLocks xmlns:a="http://schemas.openxmlformats.org/drawingml/2006/main" noChangeAspect="1"/>
+            </wp:cNvGraphicFramePr>
+            <a:graphic xmlns:a="http://schemas.openxmlformats.org/drawingml/2006/main">
+              <a:graphicData uri="http://schemas.openxmlformats.org/drawingml/2006/picture">
+                <pic:pic xmlns:pic="http://schemas.openxmlformats.org/drawingml/2006/picture">
+                  <pic:nvPicPr>
+                    <pic:cNvPr id="1545148963" name=""/>
+                    <pic:cNvPicPr/>
+                  </pic:nvPicPr>
+                  <pic:blipFill>
+                    <a:blip r:embed="rId17"/>
+                    <a:stretch>
+                      <a:fillRect/>
+                    </a:stretch>
+                  </pic:blipFill>
+                  <pic:spPr>
+                    <a:xfrm>
+                      <a:off x="0" y="0"/>
+                      <a:ext cx="2649784" cy="1988068"/>
+                    </a:xfrm>
+                    <a:prstGeom prst="rect">
+                      <a:avLst/>
+                    </a:prstGeom>
+                  </pic:spPr>
+                </pic:pic>
+              </a:graphicData>
+            </a:graphic>
+          </wp:inline>
+        </w:drawing>
+      </w:r>
+    </w:p>
+    <w:p>
+      <w:pPr>
+        <w:jc w:val="center"/>
+      </w:pPr>
+      <w:r>
+        <w:rPr>
+          <w:rFonts w:hint="eastAsia"/>
+        </w:rPr>
+        <w:t>图四</w:t>
+      </w:r>
+      <w:r>
+        <w:rPr>
+          <w:rFonts w:hint="eastAsia"/>
+        </w:rPr>
+        <w:t xml:space="preserve"> CE</w:t>
+      </w:r>
+      <w:r>
+        <w:rPr>
+          <w:rFonts w:hint="eastAsia"/>
+        </w:rPr>
+        <w:t>放大器</w:t>
+      </w:r>
+      <w:r>
+        <w:rPr>
+          <w:rFonts w:hint="eastAsia"/>
+        </w:rPr>
+        <w:t>+</w:t>
+      </w:r>
+      <w:r>
+        <w:rPr>
+          <w:rFonts w:hint="eastAsia"/>
+        </w:rPr>
+        <w:t>乙类功放</w:t>
+      </w:r>
+      <w:r>
+        <w:rPr>
+          <w:rFonts w:hint="eastAsia"/>
+        </w:rPr>
+        <w:t>原理图</w:t>
+      </w:r>
+    </w:p>
+    <w:p>
+      <w:pPr>
+        <w:ind w:firstLineChars="183" w:firstLine="439"/>
+      </w:pPr>
+      <w:r>
+        <w:lastRenderedPageBreak/>
+        <w:t>交越失真采用</w:t>
+      </w:r>
+      <w:r>
+        <w:rPr>
+          <w:b/>
+          <w:bCs/>
+        </w:rPr>
+        <w:t>CE</w:t>
+      </w:r>
+      <w:r>
+        <w:rPr>
+          <w:b/>
+          <w:bCs/>
+        </w:rPr>
+        <w:t>放大器</w:t>
+      </w:r>
+      <w:r>
+        <w:rPr>
+          <w:b/>
+          <w:bCs/>
+        </w:rPr>
+        <w:t>+</w:t>
+      </w:r>
+      <w:r>
+        <w:rPr>
+          <w:b/>
+          <w:bCs/>
+        </w:rPr>
+        <w:t>乙类互补推挽功率放大器</w:t>
+      </w:r>
+      <w:r>
+        <w:t>实现。前级</w:t>
+      </w:r>
+      <w:r>
+        <w:t xml:space="preserve"> CE </w:t>
+      </w:r>
+      <w:r>
+        <w:t>放大器先将</w:t>
+      </w:r>
+      <w:r>
+        <w:t xml:space="preserve"> 20 mV </w:t>
+      </w:r>
+      <w:r>
+        <w:t>小信号放大到足够幅度，再送入由</w:t>
+      </w:r>
+      <w:r>
+        <w:t xml:space="preserve"> NPN </w:t>
+      </w:r>
+      <w:r>
+        <w:t>和</w:t>
+      </w:r>
+      <w:r>
+        <w:t xml:space="preserve"> PNP </w:t>
+      </w:r>
+      <w:r>
+        <w:t>三极管构成的互补推挽输出级。</w:t>
+      </w:r>
+    </w:p>
+    <w:p>
+      <w:pPr>
+        <w:ind w:firstLineChars="183" w:firstLine="439"/>
+        <w:rPr>
+          <w:rFonts w:hint="eastAsia"/>
+        </w:rPr>
+      </w:pPr>
+      <w:r>
+        <w:t>乙类推挽电路中，</w:t>
+      </w:r>
+      <w:r>
+        <w:t xml:space="preserve">NPN </w:t>
+      </w:r>
+      <w:proofErr w:type="gramStart"/>
+      <w:r>
+        <w:t>管负责正</w:t>
+      </w:r>
+      <w:proofErr w:type="gramEnd"/>
+      <w:r>
+        <w:t>半周，</w:t>
+      </w:r>
+      <w:r>
+        <w:t xml:space="preserve">PNP </w:t>
+      </w:r>
+      <w:proofErr w:type="gramStart"/>
+      <w:r>
+        <w:t>管负责负</w:t>
+      </w:r>
+      <w:proofErr w:type="gramEnd"/>
+      <w:r>
+        <w:t>半周。由于三极管导通需要约</w:t>
+      </w:r>
+      <w:r>
+        <w:t xml:space="preserve"> 0.6 V </w:t>
+      </w:r>
+      <w:r>
+        <w:t>的基极</w:t>
+      </w:r>
+      <w:r>
+        <w:t>—</w:t>
+      </w:r>
+      <w:r>
+        <w:t>发射极电压，当输入信号经过零点附近时，两只三极管均不能立即导通，</w:t>
+      </w:r>
+      <w:proofErr w:type="gramStart"/>
+      <w:r>
+        <w:t>输出端会出现</w:t>
+      </w:r>
+      <w:proofErr w:type="gramEnd"/>
+      <w:r>
+        <w:t>一段死区，从而</w:t>
+      </w:r>
+      <w:proofErr w:type="gramStart"/>
+      <w:r>
+        <w:t>形成交越</w:t>
+      </w:r>
+      <w:proofErr w:type="gramEnd"/>
+      <w:r>
+        <w:t>失真。</w:t>
+      </w:r>
+    </w:p>
+    <w:p>
+      <w:pPr>
+        <w:rPr>
+          <w:rFonts w:ascii="宋体" w:hAnsi="宋体"/>
+          <w:b/>
+          <w:bCs/>
+        </w:rPr>
+      </w:pPr>
+      <w:r>
+        <w:rPr>
+          <w:rFonts w:ascii="宋体" w:hAnsi="宋体" w:hint="eastAsia"/>
+          <w:b/>
+          <w:bCs/>
+        </w:rPr>
+        <w:t>（3）跨阻放大跟随器/衰减器</w:t>
+      </w:r>
+    </w:p>
+    <w:p>
+      <w:pPr>
+        <w:jc w:val="center"/>
+      </w:pPr>
+      <w:r>
+        <w:rPr>
+          <w:noProof/>
+        </w:rPr>
+        <w:drawing>
+          <wp:inline distT="0" distB="0" distL="0" distR="0" wp14:anchorId="34A70C25" wp14:editId="32578B48">
+            <wp:extent cx="4197927" cy="1375551"/>
+            <wp:effectExtent l="0" t="0" r="0" b="0"/>
+            <wp:docPr id="1440784109" name="图片 1"/>
+            <wp:cNvGraphicFramePr>
+              <a:graphicFrameLocks xmlns:a="http://schemas.openxmlformats.org/drawingml/2006/main" noChangeAspect="1"/>
+            </wp:cNvGraphicFramePr>
+            <a:graphic xmlns:a="http://schemas.openxmlformats.org/drawingml/2006/main">
+              <a:graphicData uri="http://schemas.openxmlformats.org/drawingml/2006/picture">
+                <pic:pic xmlns:pic="http://schemas.openxmlformats.org/drawingml/2006/picture">
+                  <pic:nvPicPr>
+                    <pic:cNvPr id="1440784109" name=""/>
+                    <pic:cNvPicPr/>
+                  </pic:nvPicPr>
+                  <pic:blipFill>
+                    <a:blip r:embed="rId18"/>
+                    <a:stretch>
+                      <a:fillRect/>
+                    </a:stretch>
+                  </pic:blipFill>
+                  <pic:spPr>
+                    <a:xfrm>
+                      <a:off x="0" y="0"/>
+                      <a:ext cx="4255923" cy="1394555"/>
+                    </a:xfrm>
+                    <a:prstGeom prst="rect">
+                      <a:avLst/>
+                    </a:prstGeom>
+                  </pic:spPr>
+                </pic:pic>
+              </a:graphicData>
+            </a:graphic>
+          </wp:inline>
+        </w:drawing>
+      </w:r>
+    </w:p>
+    <w:p>
+      <w:pPr>
+        <w:jc w:val="center"/>
+        <w:rPr>
+          <w:sz w:val="21"/>
+          <w:szCs w:val="21"/>
+        </w:rPr>
+      </w:pPr>
+      <w:r>
+        <w:rPr>
+          <w:rFonts w:hint="eastAsia"/>
+          <w:sz w:val="21"/>
+          <w:szCs w:val="21"/>
+        </w:rPr>
+        <w:t>图五</w:t>
+      </w:r>
+      <w:r>
+        <w:rPr>
+          <w:rFonts w:hint="eastAsia"/>
+          <w:sz w:val="21"/>
+          <w:szCs w:val="21"/>
+        </w:rPr>
+        <w:t xml:space="preserve"> </w:t>
+      </w:r>
+      <w:r>
+        <w:rPr>
+          <w:rFonts w:hint="eastAsia"/>
+          <w:sz w:val="21"/>
+          <w:szCs w:val="21"/>
+        </w:rPr>
+        <w:t>跨阻放大跟随器</w:t>
+      </w:r>
+      <w:r>
+        <w:rPr>
+          <w:rFonts w:hint="eastAsia"/>
+          <w:sz w:val="21"/>
+          <w:szCs w:val="21"/>
+        </w:rPr>
+        <w:t>/</w:t>
+      </w:r>
+      <w:r>
+        <w:rPr>
+          <w:rFonts w:hint="eastAsia"/>
+          <w:sz w:val="21"/>
+          <w:szCs w:val="21"/>
+        </w:rPr>
+        <w:t>衰减器原理图</w:t>
+      </w:r>
+    </w:p>
+    <w:p>
+      <w:pPr>
+        <w:ind w:firstLineChars="183" w:firstLine="439"/>
+        <w:rPr>
+          <w:rFonts w:hint="eastAsia"/>
+        </w:rPr>
+      </w:pPr>
+      <w:r>
+        <w:t>本设计采用运放电压跟随</w:t>
+      </w:r>
+      <w:proofErr w:type="gramStart"/>
+      <w:r>
+        <w:t>器提高</w:t>
+      </w:r>
+      <w:proofErr w:type="gramEnd"/>
+      <w:r>
+        <w:t>输入阻抗、降低输出阻抗，使前级放大电路不易受到后级负载影响。输入端和输出端设置电阻分压网络，用于对较大的输出信号进行适当衰减，避免后级单片机</w:t>
+      </w:r>
+      <w:r>
+        <w:t xml:space="preserve"> ADC </w:t>
+      </w:r>
+      <w:r>
+        <w:t>过压。</w:t>
+      </w:r>
+    </w:p>
+    <w:p>
+      <w:pPr>
+        <w:rPr>
+          <w:rFonts w:ascii="宋体" w:hAnsi="宋体"/>
+          <w:b/>
+          <w:bCs/>
+        </w:rPr>
+      </w:pPr>
+      <w:r>
+        <w:rPr>
+          <w:rFonts w:ascii="宋体" w:hAnsi="宋体" w:hint="eastAsia"/>
+          <w:b/>
+          <w:bCs/>
+        </w:rPr>
+        <w:t>（4）继电器</w:t>
+      </w:r>
+      <w:r>
+        <w:rPr>
+          <w:rFonts w:ascii="宋体" w:hAnsi="宋体" w:hint="eastAsia"/>
+          <w:b/>
+          <w:bCs/>
+        </w:rPr>
+        <w:t>电路</w:t>
+      </w:r>
+    </w:p>
+    <w:p>
+      <w:pPr>
+        <w:ind w:firstLineChars="183" w:firstLine="439"/>
+        <w:jc w:val="center"/>
+      </w:pPr>
+      <w:r>
+        <w:rPr>
+          <w:noProof/>
+        </w:rPr>
+        <w:drawing>
+          <wp:inline distT="0" distB="0" distL="0" distR="0" wp14:anchorId="62B69B26" wp14:editId="38CBD148">
+            <wp:extent cx="2980192" cy="2209359"/>
+            <wp:effectExtent l="0" t="0" r="0" b="635"/>
+            <wp:docPr id="1527969808" name="图片 1"/>
+            <wp:cNvGraphicFramePr>
+              <a:graphicFrameLocks xmlns:a="http://schemas.openxmlformats.org/drawingml/2006/main" noChangeAspect="1"/>
+            </wp:cNvGraphicFramePr>
+            <a:graphic xmlns:a="http://schemas.openxmlformats.org/drawingml/2006/main">
+              <a:graphicData uri="http://schemas.openxmlformats.org/drawingml/2006/picture">
+                <pic:pic xmlns:pic="http://schemas.openxmlformats.org/drawingml/2006/picture">
+                  <pic:nvPicPr>
+                    <pic:cNvPr id="1527969808" name=""/>
+                    <pic:cNvPicPr/>
+                  </pic:nvPicPr>
+                  <pic:blipFill>
+                    <a:blip r:embed="rId19"/>
+                    <a:stretch>
+                      <a:fillRect/>
+                    </a:stretch>
+                  </pic:blipFill>
+                  <pic:spPr>
+                    <a:xfrm>
+                      <a:off x="0" y="0"/>
+                      <a:ext cx="2985078" cy="2212981"/>
+                    </a:xfrm>
+                    <a:prstGeom prst="rect">
+                      <a:avLst/>
+                    </a:prstGeom>
+                  </pic:spPr>
+                </pic:pic>
+              </a:graphicData>
+            </a:graphic>
+          </wp:inline>
+        </w:drawing>
+      </w:r>
+    </w:p>
+    <w:p>
+      <w:pPr>
+        <w:jc w:val="center"/>
+        <w:rPr>
+          <w:sz w:val="21"/>
+          <w:szCs w:val="21"/>
+        </w:rPr>
+      </w:pPr>
+      <w:r>
+        <w:rPr>
+          <w:rFonts w:hint="eastAsia"/>
+          <w:sz w:val="21"/>
+          <w:szCs w:val="21"/>
+        </w:rPr>
+        <w:t>图六</w:t>
+      </w:r>
+      <w:r>
+        <w:rPr>
+          <w:rFonts w:hint="eastAsia"/>
+          <w:sz w:val="21"/>
+          <w:szCs w:val="21"/>
+        </w:rPr>
+        <w:t xml:space="preserve"> </w:t>
+      </w:r>
+      <w:r>
+        <w:rPr>
+          <w:rFonts w:hint="eastAsia"/>
+          <w:sz w:val="21"/>
+          <w:szCs w:val="21"/>
+        </w:rPr>
+        <w:t>继电器原理图</w:t>
+      </w:r>
+    </w:p>
+    <w:p>
+      <w:pPr>
+        <w:ind w:firstLine="480"/>
+      </w:pPr>
+      <w:r>
+        <w:t>继电器驱动采用三极管低端开关结构。单片机或控制信号通过限流电阻驱动三极管导通，从而使继电器线圈得电吸合。继电器线圈两端并联续流二极管，用于吸收线圈断电时产生的反向感应电压，保护驱动三极管。电路中还设置</w:t>
+      </w:r>
+      <w:r>
+        <w:t xml:space="preserve"> LED </w:t>
+      </w:r>
+      <w:r>
+        <w:t>指示灯，用于显示当前继电器工作状态。</w:t>
+      </w:r>
+    </w:p>
+    <w:p>
+      <w:pPr>
+        <w:ind w:firstLine="480"/>
+      </w:pPr>
+      <w:r>
+        <w:lastRenderedPageBreak/>
+        <w:t>继电器只用于切换小信号通路和失真支路，不用于切换大功率负载，因此选用信号继电器即可满足要求。</w:t>
+      </w:r>
+    </w:p>
+    <w:p>
+      <w:pPr>
+        <w:pStyle w:val="1"/>
+        <w:numPr>
+          <w:ilvl w:val="0"/>
+          <w:numId w:val="8"/>
+        </w:numPr>
+        <w:spacing w:before="163" w:after="163"/>
+      </w:pPr>
+      <w:r>
+        <w:rPr>
+          <w:rFonts w:hint="eastAsia"/>
+        </w:rPr>
+        <w:t>软件设计</w:t>
+      </w:r>
+    </w:p>
+    <w:p>
+      <w:pPr>
+        <w:pStyle w:val="2"/>
+        <w:numPr>
+          <w:ilvl w:val="0"/>
+          <w:numId w:val="0"/>
+        </w:numPr>
+        <w:spacing w:after="163"/>
+        <w:rPr>
+          <w:rFonts w:ascii="宋体" w:hAnsi="宋体"/>
+        </w:rPr>
+      </w:pPr>
+      <w:r>
+        <w:rPr>
+          <w:rFonts w:ascii="宋体" w:hAnsi="宋体"/>
+        </w:rPr>
+        <w:t>2</w:t>
+      </w:r>
+      <w:r>
+        <w:rPr>
+          <w:rFonts w:ascii="宋体" w:hAnsi="宋体"/>
+        </w:rPr>
+        <w:t>.1.1</w:t>
+      </w:r>
+      <w:r>
+        <w:rPr>
+          <w:rFonts w:ascii="宋体" w:hAnsi="宋体" w:hint="eastAsia"/>
+        </w:rPr>
+        <w:t>程序设计思路</w:t>
+      </w:r>
+    </w:p>
+    <w:p>
+      <w:pPr>
+        <w:pStyle w:val="3"/>
+        <w:numPr>
+          <w:ilvl w:val="0"/>
+          <w:numId w:val="0"/>
+        </w:numPr>
       </w:pPr>
       <w:r>
         <w:t>软件采用模块化设计，完成信号采样、频谱分析、</w:t>
@@ -723,17 +4754,36 @@
     <w:p>
       <w:pPr>
         <w:pStyle w:val="2"/>
+        <w:numPr>
+          <w:ilvl w:val="0"/>
+          <w:numId w:val="0"/>
+        </w:numPr>
         <w:spacing w:after="163"/>
-      </w:pPr>
-      <w:r>
-        <w:rPr>
-          <w:rFonts w:hint="eastAsia"/>
-        </w:rPr>
-        <w:t xml:space="preserve"> </w:t>
-      </w:r>
-      <w:r>
-        <w:rPr>
-          <w:rFonts w:hint="eastAsia"/>
+        <w:rPr>
+          <w:rFonts w:ascii="宋体" w:hAnsi="宋体"/>
+        </w:rPr>
+      </w:pPr>
+      <w:r>
+        <w:rPr>
+          <w:rFonts w:ascii="宋体" w:hAnsi="宋体"/>
+        </w:rPr>
+        <w:t>2</w:t>
+      </w:r>
+      <w:r>
+        <w:rPr>
+          <w:rFonts w:ascii="宋体" w:hAnsi="宋体"/>
+        </w:rPr>
+        <w:t>.1.2</w:t>
+      </w:r>
+      <w:r>
+        <w:rPr>
+          <w:rFonts w:ascii="宋体" w:hAnsi="宋体" w:hint="eastAsia"/>
+        </w:rPr>
+        <w:t>软件</w:t>
+      </w:r>
+      <w:r>
+        <w:rPr>
+          <w:rFonts w:ascii="宋体" w:hAnsi="宋体" w:hint="eastAsia"/>
         </w:rPr>
         <w:t>系统总体流程图</w:t>
       </w:r>
@@ -741,17 +4791,22 @@
     <w:p>
       <w:pPr>
         <w:pStyle w:val="3"/>
+        <w:numPr>
+          <w:ilvl w:val="0"/>
+          <w:numId w:val="0"/>
+        </w:numPr>
+        <w:ind w:left="425"/>
       </w:pPr>
     </w:p>
     <w:p>
       <w:pPr>
         <w:ind w:firstLine="480"/>
+        <w:jc w:val="center"/>
       </w:pPr>
       <w:r>
         <w:rPr>
           <w:noProof/>
         </w:rPr>
-        <w:lastRenderedPageBreak/>
         <w:drawing>
           <wp:inline distT="0" distB="0" distL="0" distR="0" wp14:anchorId="50529A61" wp14:editId="2E34A8B1">
             <wp:extent cx="2084120" cy="3345272"/>
@@ -768,7 +4823,7 @@
                     <pic:cNvPicPr/>
                   </pic:nvPicPr>
                   <pic:blipFill>
-                    <a:blip r:embed="rId14"/>
+                    <a:blip r:embed="rId20"/>
                     <a:stretch>
                       <a:fillRect/>
                     </a:stretch>
@@ -808,7 +4863,7 @@
                     <pic:cNvPicPr/>
                   </pic:nvPicPr>
                   <pic:blipFill>
-                    <a:blip r:embed="rId15"/>
+                    <a:blip r:embed="rId21"/>
                     <a:stretch>
                       <a:fillRect/>
                     </a:stretch>
@@ -837,6 +4892,12 @@
         <w:t>图</w:t>
       </w:r>
       <w:r>
+        <w:rPr>
+          <w:rFonts w:hint="eastAsia"/>
+        </w:rPr>
+        <w:t>三</w:t>
+      </w:r>
+      <w:r>
         <w:t xml:space="preserve"> </w:t>
       </w:r>
       <w:r>
@@ -855,22 +4916,59 @@
     <w:p>
       <w:pPr>
         <w:pStyle w:val="1"/>
+        <w:numPr>
+          <w:ilvl w:val="0"/>
+          <w:numId w:val="0"/>
+        </w:numPr>
         <w:spacing w:before="163" w:after="163"/>
       </w:pPr>
       <w:r>
         <w:rPr>
           <w:rFonts w:hint="eastAsia"/>
         </w:rPr>
+        <w:t>三．</w:t>
+      </w:r>
+      <w:r>
+        <w:rPr>
+          <w:rFonts w:hint="eastAsia"/>
+        </w:rPr>
         <w:t>测试方案与测试结果</w:t>
       </w:r>
     </w:p>
     <w:p>
       <w:pPr>
         <w:pStyle w:val="3"/>
-      </w:pPr>
-      <w:r>
-        <w:rPr>
-          <w:rFonts w:hint="eastAsia"/>
+        <w:numPr>
+          <w:ilvl w:val="0"/>
+          <w:numId w:val="0"/>
+        </w:numPr>
+        <w:rPr>
+          <w:rFonts w:ascii="宋体" w:hAnsi="宋体"/>
+          <w:b/>
+          <w:bCs w:val="0"/>
+        </w:rPr>
+      </w:pPr>
+      <w:r>
+        <w:rPr>
+          <w:rFonts w:ascii="宋体" w:hAnsi="宋体"/>
+          <w:b/>
+          <w:bCs w:val="0"/>
+        </w:rPr>
+        <w:t>3</w:t>
+      </w:r>
+      <w:r>
+        <w:rPr>
+          <w:rFonts w:ascii="宋体" w:hAnsi="宋体"/>
+          <w:b/>
+          <w:bCs w:val="0"/>
+        </w:rPr>
+        <w:t>.1.1</w:t>
+      </w:r>
+      <w:r>
+        <w:rPr>
+          <w:rFonts w:ascii="宋体" w:hAnsi="宋体" w:hint="eastAsia"/>
+          <w:b/>
+          <w:bCs w:val="0"/>
         </w:rPr>
         <w:t>测试环境</w:t>
       </w:r>
@@ -883,8 +4981,8 @@
         <w:tblLook w:val="04A0" w:firstRow="1" w:lastRow="0" w:firstColumn="1" w:lastColumn="0" w:noHBand="0" w:noVBand="1"/>
       </w:tblPr>
       <w:tblGrid>
-        <w:gridCol w:w="4326"/>
-        <w:gridCol w:w="4309"/>
+        <w:gridCol w:w="4289"/>
+        <w:gridCol w:w="4346"/>
       </w:tblGrid>
       <w:tr>
         <w:tc>
@@ -898,7 +4996,7 @@
                 <w:ilvl w:val="0"/>
                 <w:numId w:val="0"/>
               </w:numPr>
-              <w:ind w:left="397" w:firstLineChars="500" w:firstLine="1205"/>
+              <w:jc w:val="center"/>
               <w:rPr>
                 <w:b/>
                 <w:bCs w:val="0"/>
@@ -925,7 +5023,7 @@
                 <w:ilvl w:val="0"/>
                 <w:numId w:val="0"/>
               </w:numPr>
-              <w:ind w:left="425" w:firstLineChars="400" w:firstLine="964"/>
+              <w:jc w:val="center"/>
               <w:rPr>
                 <w:b/>
                 <w:bCs w:val="0"/>
@@ -954,7 +5052,7 @@
                 <w:ilvl w:val="0"/>
                 <w:numId w:val="0"/>
               </w:numPr>
-              <w:ind w:left="425" w:firstLineChars="400" w:firstLine="960"/>
+              <w:jc w:val="center"/>
             </w:pPr>
             <w:r>
               <w:rPr>
@@ -975,6 +5073,7 @@
                 <w:ilvl w:val="0"/>
                 <w:numId w:val="0"/>
               </w:numPr>
+              <w:jc w:val="center"/>
             </w:pPr>
             <w:r>
               <w:rPr>
@@ -1009,12 +5108,13 @@
                 <w:ilvl w:val="0"/>
                 <w:numId w:val="0"/>
               </w:numPr>
-              <w:ind w:firstLineChars="500" w:firstLine="1200"/>
+              <w:jc w:val="center"/>
             </w:pPr>
             <w:r>
               <w:rPr>
                 <w:rFonts w:hint="eastAsia"/>
               </w:rPr>
+              <w:lastRenderedPageBreak/>
               <w:t>信号发生器</w:t>
             </w:r>
           </w:p>
@@ -1030,6 +5130,7 @@
                 <w:ilvl w:val="0"/>
                 <w:numId w:val="0"/>
               </w:numPr>
+              <w:jc w:val="center"/>
             </w:pPr>
             <w:r>
               <w:rPr>
@@ -1061,7 +5162,7 @@
                 <w:ilvl w:val="0"/>
                 <w:numId w:val="0"/>
               </w:numPr>
-              <w:ind w:left="397" w:firstLineChars="300" w:firstLine="720"/>
+              <w:jc w:val="center"/>
             </w:pPr>
             <w:r>
               <w:rPr>
@@ -1082,6 +5183,7 @@
                 <w:ilvl w:val="0"/>
                 <w:numId w:val="0"/>
               </w:numPr>
+              <w:jc w:val="center"/>
             </w:pPr>
             <w:r>
               <w:rPr>
@@ -1107,7 +5209,7 @@
                 <w:ilvl w:val="0"/>
                 <w:numId w:val="0"/>
               </w:numPr>
-              <w:ind w:firstLineChars="500" w:firstLine="1200"/>
+              <w:jc w:val="center"/>
             </w:pPr>
             <w:r>
               <w:rPr>
@@ -1128,6 +5230,7 @@
                 <w:ilvl w:val="0"/>
                 <w:numId w:val="0"/>
               </w:numPr>
+              <w:jc w:val="center"/>
             </w:pPr>
             <w:r>
               <w:rPr>
@@ -1155,26 +5258,43 @@
           <w:ilvl w:val="0"/>
           <w:numId w:val="0"/>
         </w:numPr>
-        <w:ind w:left="425" w:firstLineChars="1500" w:firstLine="3600"/>
-      </w:pPr>
-      <w:r>
-        <w:rPr>
-          <w:rFonts w:hint="eastAsia"/>
-        </w:rPr>
-        <w:t>表</w:t>
-      </w:r>
-      <w:r>
-        <w:rPr>
-          <w:rFonts w:hint="eastAsia"/>
-        </w:rPr>
-        <w:t>1</w:t>
-      </w:r>
-      <w:r>
+        <w:ind w:left="425"/>
+        <w:jc w:val="center"/>
+        <w:rPr>
+          <w:rFonts w:ascii="宋体" w:hAnsi="宋体"/>
+          <w:b/>
+          <w:bCs w:val="0"/>
+          <w:sz w:val="21"/>
+          <w:szCs w:val="21"/>
+        </w:rPr>
+      </w:pPr>
+      <w:r>
+        <w:rPr>
+          <w:rFonts w:ascii="宋体" w:hAnsi="宋体" w:hint="eastAsia"/>
+          <w:b/>
+          <w:bCs w:val="0"/>
+          <w:sz w:val="21"/>
+          <w:szCs w:val="21"/>
+        </w:rPr>
+        <w:t>表1</w:t>
+      </w:r>
+      <w:r>
+        <w:rPr>
+          <w:rFonts w:ascii="宋体" w:hAnsi="宋体"/>
+          <w:b/>
+          <w:bCs w:val="0"/>
+          <w:sz w:val="21"/>
+          <w:szCs w:val="21"/>
+        </w:rPr>
         <w:t xml:space="preserve"> </w:t>
       </w:r>
       <w:r>
         <w:rPr>
-          <w:rFonts w:hint="eastAsia"/>
+          <w:rFonts w:ascii="宋体" w:hAnsi="宋体" w:hint="eastAsia"/>
+          <w:b/>
+          <w:bCs w:val="0"/>
+          <w:sz w:val="21"/>
+          <w:szCs w:val="21"/>
         </w:rPr>
         <w:t>测试仪器表</w:t>
       </w:r>
@@ -1187,16 +5307,12 @@
           <w:numId w:val="0"/>
         </w:numPr>
         <w:spacing w:after="163"/>
-        <w:ind w:left="425"/>
-      </w:pPr>
-      <w:r>
-        <w:rPr>
-          <w:rFonts w:hint="eastAsia"/>
-        </w:rPr>
-        <w:t>2</w:t>
-      </w:r>
-      <w:r>
-        <w:t>.</w:t>
+      </w:pPr>
+      <w:r>
+        <w:t>3</w:t>
+      </w:r>
+      <w:r>
+        <w:t>.1.2</w:t>
       </w:r>
       <w:r>
         <w:rPr>
@@ -1208,23 +5324,24 @@
     <w:tbl>
       <w:tblPr>
         <w:tblStyle w:val="af2"/>
-        <w:tblW w:w="0" w:type="auto"/>
+        <w:tblW w:w="8784" w:type="dxa"/>
         <w:tblInd w:w="425" w:type="dxa"/>
         <w:tblLook w:val="04A0" w:firstRow="1" w:lastRow="0" w:firstColumn="1" w:lastColumn="0" w:noHBand="0" w:noVBand="1"/>
       </w:tblPr>
       <w:tblGrid>
-        <w:gridCol w:w="1384"/>
-        <w:gridCol w:w="1374"/>
-        <w:gridCol w:w="1373"/>
-        <w:gridCol w:w="1373"/>
+        <w:gridCol w:w="1271"/>
+        <w:gridCol w:w="1701"/>
+        <w:gridCol w:w="2268"/>
+        <w:gridCol w:w="1560"/>
+        <w:gridCol w:w="1984"/>
       </w:tblGrid>
       <w:tr>
         <w:trPr>
-          <w:trHeight w:val="557"/>
+          <w:trHeight w:val="373"/>
         </w:trPr>
         <w:tc>
           <w:tcPr>
-            <w:tcW w:w="1384" w:type="dxa"/>
+            <w:tcW w:w="1271" w:type="dxa"/>
             <w:vAlign w:val="bottom"/>
           </w:tcPr>
           <w:p>
@@ -1234,24 +5351,26 @@
                 <w:ilvl w:val="0"/>
                 <w:numId w:val="0"/>
               </w:numPr>
+              <w:rPr>
+                <w:rFonts w:ascii="宋体" w:hAnsi="宋体"/>
+              </w:rPr>
             </w:pPr>
             <w:r>
               <w:rPr>
-                <w:rFonts w:ascii="等线" w:eastAsia="等线" w:hAnsi="等线" w:hint="eastAsia"/>
+                <w:rFonts w:ascii="宋体" w:hAnsi="宋体" w:hint="eastAsia"/>
                 <w:b/>
                 <w:bCs w:val="0"/>
                 <w:color w:val="000000"/>
                 <w:sz w:val="22"/>
                 <w:szCs w:val="22"/>
               </w:rPr>
-              <w:lastRenderedPageBreak/>
               <w:t>放大类型</w:t>
             </w:r>
           </w:p>
         </w:tc>
         <w:tc>
           <w:tcPr>
-            <w:tcW w:w="1374" w:type="dxa"/>
+            <w:tcW w:w="1701" w:type="dxa"/>
             <w:vAlign w:val="bottom"/>
           </w:tcPr>
           <w:p>
@@ -1262,36 +5381,26 @@
                 <w:numId w:val="0"/>
               </w:numPr>
               <w:ind w:left="397"/>
+              <w:rPr>
+                <w:rFonts w:ascii="宋体" w:hAnsi="宋体"/>
+              </w:rPr>
             </w:pPr>
-            <w:proofErr w:type="gramStart"/>
             <w:r>
               <w:rPr>
-                <w:rFonts w:ascii="等线" w:eastAsia="等线" w:hAnsi="等线" w:hint="eastAsia"/>
+                <w:rFonts w:ascii="宋体" w:hAnsi="宋体" w:hint="eastAsia"/>
                 <w:b/>
                 <w:bCs w:val="0"/>
                 <w:color w:val="000000"/>
                 <w:sz w:val="22"/>
                 <w:szCs w:val="22"/>
               </w:rPr>
-              <w:t>峰</w:t>
-            </w:r>
-            <w:proofErr w:type="gramEnd"/>
-            <w:r>
-              <w:rPr>
-                <w:rFonts w:ascii="等线" w:eastAsia="等线" w:hAnsi="等线" w:hint="eastAsia"/>
-                <w:b/>
-                <w:bCs w:val="0"/>
-                <w:color w:val="000000"/>
-                <w:sz w:val="22"/>
-                <w:szCs w:val="22"/>
-              </w:rPr>
-              <w:t>峰值(V)</w:t>
+              <w:t>峰峰值</w:t>
             </w:r>
           </w:p>
         </w:tc>
         <w:tc>
           <w:tcPr>
-            <w:tcW w:w="1373" w:type="dxa"/>
+            <w:tcW w:w="2268" w:type="dxa"/>
             <w:vAlign w:val="bottom"/>
           </w:tcPr>
           <w:p>
@@ -1302,23 +5411,72 @@
                 <w:numId w:val="0"/>
               </w:numPr>
               <w:ind w:left="397"/>
+              <w:rPr>
+                <w:rFonts w:ascii="宋体" w:hAnsi="宋体"/>
+              </w:rPr>
             </w:pPr>
+            <w:proofErr w:type="gramStart"/>
             <w:r>
               <w:rPr>
-                <w:rFonts w:ascii="等线" w:eastAsia="等线" w:hAnsi="等线" w:hint="eastAsia"/>
+                <w:rFonts w:ascii="宋体" w:hAnsi="宋体" w:hint="eastAsia"/>
                 <w:b/>
                 <w:bCs w:val="0"/>
                 <w:color w:val="000000"/>
                 <w:sz w:val="22"/>
                 <w:szCs w:val="22"/>
               </w:rPr>
-              <w:t>总谐波失真(%)</w:t>
+              <w:t>测量总</w:t>
+            </w:r>
+            <w:proofErr w:type="gramEnd"/>
+            <w:r>
+              <w:rPr>
+                <w:rFonts w:ascii="宋体" w:hAnsi="宋体" w:hint="eastAsia"/>
+                <w:b/>
+                <w:bCs w:val="0"/>
+                <w:color w:val="000000"/>
+                <w:sz w:val="22"/>
+                <w:szCs w:val="22"/>
+              </w:rPr>
+              <w:t>谐波失真</w:t>
             </w:r>
           </w:p>
         </w:tc>
         <w:tc>
           <w:tcPr>
-            <w:tcW w:w="1373" w:type="dxa"/>
+            <w:tcW w:w="1560" w:type="dxa"/>
+          </w:tcPr>
+          <w:p>
+            <w:pPr>
+              <w:pStyle w:val="3"/>
+              <w:numPr>
+                <w:ilvl w:val="0"/>
+                <w:numId w:val="0"/>
+              </w:numPr>
+              <w:rPr>
+                <w:rFonts w:ascii="宋体" w:hAnsi="宋体"/>
+                <w:b/>
+                <w:bCs w:val="0"/>
+                <w:color w:val="000000"/>
+                <w:sz w:val="22"/>
+                <w:szCs w:val="22"/>
+              </w:rPr>
+            </w:pPr>
+            <w:r>
+              <w:rPr>
+                <w:rFonts w:ascii="宋体" w:hAnsi="宋体" w:hint="eastAsia"/>
+                <w:b/>
+                <w:bCs w:val="0"/>
+                <w:color w:val="000000"/>
+                <w:sz w:val="22"/>
+                <w:szCs w:val="22"/>
+              </w:rPr>
+              <w:t>实际谐波失真</w:t>
+            </w:r>
+          </w:p>
+        </w:tc>
+        <w:tc>
+          <w:tcPr>
+            <w:tcW w:w="1984" w:type="dxa"/>
             <w:vAlign w:val="bottom"/>
           </w:tcPr>
           <w:p>
@@ -1328,10 +5486,13 @@
                 <w:ilvl w:val="0"/>
                 <w:numId w:val="0"/>
               </w:numPr>
+              <w:rPr>
+                <w:rFonts w:ascii="宋体" w:hAnsi="宋体"/>
+              </w:rPr>
             </w:pPr>
             <w:r>
               <w:rPr>
-                <w:rFonts w:ascii="等线" w:eastAsia="等线" w:hAnsi="等线" w:hint="eastAsia"/>
+                <w:rFonts w:ascii="宋体" w:hAnsi="宋体" w:hint="eastAsia"/>
                 <w:b/>
                 <w:bCs w:val="0"/>
                 <w:color w:val="000000"/>
@@ -1345,11 +5506,11 @@
       </w:tr>
       <w:tr>
         <w:trPr>
-          <w:trHeight w:val="335"/>
+          <w:trHeight w:val="381"/>
         </w:trPr>
         <w:tc>
           <w:tcPr>
-            <w:tcW w:w="1384" w:type="dxa"/>
+            <w:tcW w:w="1271" w:type="dxa"/>
             <w:vAlign w:val="bottom"/>
           </w:tcPr>
           <w:p>
@@ -1359,21 +5520,24 @@
                 <w:ilvl w:val="0"/>
                 <w:numId w:val="0"/>
               </w:numPr>
+              <w:rPr>
+                <w:rFonts w:ascii="宋体" w:hAnsi="宋体"/>
+              </w:rPr>
             </w:pPr>
             <w:r>
               <w:rPr>
-                <w:rFonts w:ascii="等线" w:eastAsia="等线" w:hAnsi="等线" w:hint="eastAsia"/>
+                <w:rFonts w:ascii="宋体" w:hAnsi="宋体" w:hint="eastAsia"/>
                 <w:color w:val="000000"/>
                 <w:sz w:val="22"/>
                 <w:szCs w:val="22"/>
               </w:rPr>
-              <w:t>无失真放大</w:t>
+              <w:t>无失真</w:t>
             </w:r>
           </w:p>
         </w:tc>
         <w:tc>
           <w:tcPr>
-            <w:tcW w:w="1374" w:type="dxa"/>
+            <w:tcW w:w="1701" w:type="dxa"/>
           </w:tcPr>
           <w:p>
             <w:pPr>
@@ -1383,19 +5547,25 @@
                 <w:numId w:val="0"/>
               </w:numPr>
               <w:ind w:left="425"/>
+              <w:rPr>
+                <w:rFonts w:ascii="宋体" w:hAnsi="宋体"/>
+              </w:rPr>
             </w:pPr>
             <w:r>
               <w:rPr>
-                <w:rFonts w:hint="eastAsia"/>
+                <w:rFonts w:ascii="宋体" w:hAnsi="宋体" w:hint="eastAsia"/>
               </w:rPr>
               <w:t>2</w:t>
             </w:r>
             <w:r>
+              <w:rPr>
+                <w:rFonts w:ascii="宋体" w:hAnsi="宋体"/>
+              </w:rPr>
               <w:t>.07</w:t>
             </w:r>
             <w:r>
               <w:rPr>
-                <w:rFonts w:hint="eastAsia"/>
+                <w:rFonts w:ascii="宋体" w:hAnsi="宋体" w:hint="eastAsia"/>
               </w:rPr>
               <w:t>V</w:t>
             </w:r>
@@ -1403,7 +5573,7 @@
         </w:tc>
         <w:tc>
           <w:tcPr>
-            <w:tcW w:w="1373" w:type="dxa"/>
+            <w:tcW w:w="2268" w:type="dxa"/>
           </w:tcPr>
           <w:p>
             <w:pPr>
@@ -1413,12 +5583,66 @@
                 <w:numId w:val="0"/>
               </w:numPr>
               <w:ind w:left="397"/>
+              <w:rPr>
+                <w:rFonts w:ascii="宋体" w:hAnsi="宋体"/>
+              </w:rPr>
             </w:pPr>
+            <w:r>
+              <w:rPr>
+                <w:rFonts w:ascii="宋体" w:hAnsi="宋体" w:hint="eastAsia"/>
+              </w:rPr>
+              <w:t>1</w:t>
+            </w:r>
+            <w:r>
+              <w:rPr>
+                <w:rFonts w:ascii="宋体" w:hAnsi="宋体"/>
+              </w:rPr>
+              <w:t>.92%</w:t>
+            </w:r>
           </w:p>
         </w:tc>
         <w:tc>
           <w:tcPr>
-            <w:tcW w:w="1373" w:type="dxa"/>
+            <w:tcW w:w="1560" w:type="dxa"/>
+          </w:tcPr>
+          <w:p>
+            <w:pPr>
+              <w:pStyle w:val="3"/>
+              <w:numPr>
+                <w:ilvl w:val="0"/>
+                <w:numId w:val="0"/>
+              </w:numPr>
+              <w:ind w:left="397"/>
+              <w:rPr>
+                <w:rFonts w:ascii="宋体" w:hAnsi="宋体"/>
+                <w:color w:val="000000"/>
+                <w:sz w:val="22"/>
+                <w:szCs w:val="22"/>
+              </w:rPr>
+            </w:pPr>
+            <w:r>
+              <w:rPr>
+                <w:rFonts w:ascii="宋体" w:hAnsi="宋体" w:hint="eastAsia"/>
+                <w:color w:val="000000"/>
+                <w:sz w:val="22"/>
+                <w:szCs w:val="22"/>
+              </w:rPr>
+              <w:t>1</w:t>
+            </w:r>
+            <w:r>
+              <w:rPr>
+                <w:rFonts w:ascii="宋体" w:hAnsi="宋体"/>
+                <w:color w:val="000000"/>
+                <w:sz w:val="22"/>
+                <w:szCs w:val="22"/>
+              </w:rPr>
+              <w:t>.93%</w:t>
+            </w:r>
+          </w:p>
+        </w:tc>
+        <w:tc>
+          <w:tcPr>
+            <w:tcW w:w="1984" w:type="dxa"/>
             <w:vAlign w:val="bottom"/>
           </w:tcPr>
           <w:p>
@@ -1429,10 +5653,13 @@
                 <w:numId w:val="0"/>
               </w:numPr>
               <w:ind w:left="397"/>
+              <w:rPr>
+                <w:rFonts w:ascii="宋体" w:hAnsi="宋体"/>
+              </w:rPr>
             </w:pPr>
             <w:r>
               <w:rPr>
-                <w:rFonts w:ascii="等线" w:eastAsia="等线" w:hAnsi="等线" w:hint="eastAsia"/>
+                <w:rFonts w:ascii="宋体" w:hAnsi="宋体" w:hint="eastAsia"/>
                 <w:color w:val="000000"/>
                 <w:sz w:val="22"/>
                 <w:szCs w:val="22"/>
@@ -1448,7 +5675,7 @@
         </w:trPr>
         <w:tc>
           <w:tcPr>
-            <w:tcW w:w="1384" w:type="dxa"/>
+            <w:tcW w:w="1271" w:type="dxa"/>
             <w:vAlign w:val="bottom"/>
           </w:tcPr>
           <w:p>
@@ -1458,10 +5685,13 @@
                 <w:ilvl w:val="0"/>
                 <w:numId w:val="0"/>
               </w:numPr>
+              <w:rPr>
+                <w:rFonts w:ascii="宋体" w:hAnsi="宋体"/>
+              </w:rPr>
             </w:pPr>
             <w:r>
               <w:rPr>
-                <w:rFonts w:ascii="等线" w:eastAsia="等线" w:hAnsi="等线" w:hint="eastAsia"/>
+                <w:rFonts w:ascii="宋体" w:hAnsi="宋体" w:hint="eastAsia"/>
                 <w:color w:val="000000"/>
                 <w:sz w:val="22"/>
                 <w:szCs w:val="22"/>
@@ -1472,7 +5702,7 @@
         </w:tc>
         <w:tc>
           <w:tcPr>
-            <w:tcW w:w="1374" w:type="dxa"/>
+            <w:tcW w:w="1701" w:type="dxa"/>
           </w:tcPr>
           <w:p>
             <w:pPr>
@@ -1482,19 +5712,25 @@
                 <w:numId w:val="0"/>
               </w:numPr>
               <w:ind w:left="397"/>
+              <w:rPr>
+                <w:rFonts w:ascii="宋体" w:hAnsi="宋体"/>
+              </w:rPr>
             </w:pPr>
             <w:r>
               <w:rPr>
-                <w:rFonts w:hint="eastAsia"/>
+                <w:rFonts w:ascii="宋体" w:hAnsi="宋体" w:hint="eastAsia"/>
               </w:rPr>
               <w:t>4</w:t>
             </w:r>
             <w:r>
+              <w:rPr>
+                <w:rFonts w:ascii="宋体" w:hAnsi="宋体"/>
+              </w:rPr>
               <w:t>.28</w:t>
             </w:r>
             <w:r>
               <w:rPr>
-                <w:rFonts w:hint="eastAsia"/>
+                <w:rFonts w:ascii="宋体" w:hAnsi="宋体" w:hint="eastAsia"/>
               </w:rPr>
               <w:t>V</w:t>
             </w:r>
@@ -1502,7 +5738,7 @@
         </w:tc>
         <w:tc>
           <w:tcPr>
-            <w:tcW w:w="1373" w:type="dxa"/>
+            <w:tcW w:w="2268" w:type="dxa"/>
           </w:tcPr>
           <w:p>
             <w:pPr>
@@ -1512,12 +5748,66 @@
                 <w:numId w:val="0"/>
               </w:numPr>
               <w:ind w:left="397"/>
+              <w:rPr>
+                <w:rFonts w:ascii="宋体" w:hAnsi="宋体"/>
+              </w:rPr>
             </w:pPr>
+            <w:r>
+              <w:rPr>
+                <w:rFonts w:ascii="宋体" w:hAnsi="宋体" w:hint="eastAsia"/>
+              </w:rPr>
+              <w:t>1</w:t>
+            </w:r>
+            <w:r>
+              <w:rPr>
+                <w:rFonts w:ascii="宋体" w:hAnsi="宋体"/>
+              </w:rPr>
+              <w:t>0.52%</w:t>
+            </w:r>
           </w:p>
         </w:tc>
         <w:tc>
           <w:tcPr>
-            <w:tcW w:w="1373" w:type="dxa"/>
+            <w:tcW w:w="1560" w:type="dxa"/>
+          </w:tcPr>
+          <w:p>
+            <w:pPr>
+              <w:pStyle w:val="3"/>
+              <w:numPr>
+                <w:ilvl w:val="0"/>
+                <w:numId w:val="0"/>
+              </w:numPr>
+              <w:ind w:left="397"/>
+              <w:rPr>
+                <w:rFonts w:ascii="宋体" w:hAnsi="宋体"/>
+                <w:color w:val="000000"/>
+                <w:sz w:val="22"/>
+                <w:szCs w:val="22"/>
+              </w:rPr>
+            </w:pPr>
+            <w:r>
+              <w:rPr>
+                <w:rFonts w:ascii="宋体" w:hAnsi="宋体" w:hint="eastAsia"/>
+                <w:color w:val="000000"/>
+                <w:sz w:val="22"/>
+                <w:szCs w:val="22"/>
+              </w:rPr>
+              <w:t>1</w:t>
+            </w:r>
+            <w:r>
+              <w:rPr>
+                <w:rFonts w:ascii="宋体" w:hAnsi="宋体"/>
+                <w:color w:val="000000"/>
+                <w:sz w:val="22"/>
+                <w:szCs w:val="22"/>
+              </w:rPr>
+              <w:t>0.52%</w:t>
+            </w:r>
+          </w:p>
+        </w:tc>
+        <w:tc>
+          <w:tcPr>
+            <w:tcW w:w="1984" w:type="dxa"/>
             <w:vAlign w:val="bottom"/>
           </w:tcPr>
           <w:p>
@@ -1528,10 +5818,13 @@
                 <w:numId w:val="0"/>
               </w:numPr>
               <w:ind w:left="397"/>
+              <w:rPr>
+                <w:rFonts w:ascii="宋体" w:hAnsi="宋体"/>
+              </w:rPr>
             </w:pPr>
             <w:r>
               <w:rPr>
-                <w:rFonts w:ascii="等线" w:eastAsia="等线" w:hAnsi="等线" w:hint="eastAsia"/>
+                <w:rFonts w:ascii="宋体" w:hAnsi="宋体" w:hint="eastAsia"/>
                 <w:color w:val="000000"/>
                 <w:sz w:val="22"/>
                 <w:szCs w:val="22"/>
@@ -1547,7 +5840,7 @@
         </w:trPr>
         <w:tc>
           <w:tcPr>
-            <w:tcW w:w="1384" w:type="dxa"/>
+            <w:tcW w:w="1271" w:type="dxa"/>
             <w:vAlign w:val="bottom"/>
           </w:tcPr>
           <w:p>
@@ -1557,10 +5850,13 @@
                 <w:ilvl w:val="0"/>
                 <w:numId w:val="0"/>
               </w:numPr>
+              <w:rPr>
+                <w:rFonts w:ascii="宋体" w:hAnsi="宋体"/>
+              </w:rPr>
             </w:pPr>
             <w:r>
               <w:rPr>
-                <w:rFonts w:ascii="等线" w:eastAsia="等线" w:hAnsi="等线" w:hint="eastAsia"/>
+                <w:rFonts w:ascii="宋体" w:hAnsi="宋体" w:hint="eastAsia"/>
                 <w:color w:val="000000"/>
                 <w:sz w:val="22"/>
                 <w:szCs w:val="22"/>
@@ -1571,7 +5867,7 @@
         </w:tc>
         <w:tc>
           <w:tcPr>
-            <w:tcW w:w="1374" w:type="dxa"/>
+            <w:tcW w:w="1701" w:type="dxa"/>
           </w:tcPr>
           <w:p>
             <w:pPr>
@@ -1581,19 +5877,25 @@
                 <w:numId w:val="0"/>
               </w:numPr>
               <w:ind w:left="425"/>
+              <w:rPr>
+                <w:rFonts w:ascii="宋体" w:hAnsi="宋体"/>
+              </w:rPr>
             </w:pPr>
             <w:r>
               <w:rPr>
-                <w:rFonts w:hint="eastAsia"/>
+                <w:rFonts w:ascii="宋体" w:hAnsi="宋体" w:hint="eastAsia"/>
               </w:rPr>
               <w:t>3</w:t>
             </w:r>
             <w:r>
+              <w:rPr>
+                <w:rFonts w:ascii="宋体" w:hAnsi="宋体"/>
+              </w:rPr>
               <w:t>.3</w:t>
             </w:r>
             <w:r>
               <w:rPr>
-                <w:rFonts w:hint="eastAsia"/>
+                <w:rFonts w:ascii="宋体" w:hAnsi="宋体" w:hint="eastAsia"/>
               </w:rPr>
               <w:t>V</w:t>
             </w:r>
@@ -1601,7 +5903,7 @@
         </w:tc>
         <w:tc>
           <w:tcPr>
-            <w:tcW w:w="1373" w:type="dxa"/>
+            <w:tcW w:w="2268" w:type="dxa"/>
           </w:tcPr>
           <w:p>
             <w:pPr>
@@ -1611,12 +5913,66 @@
                 <w:numId w:val="0"/>
               </w:numPr>
               <w:ind w:left="397"/>
+              <w:rPr>
+                <w:rFonts w:ascii="宋体" w:hAnsi="宋体"/>
+              </w:rPr>
             </w:pPr>
+            <w:r>
+              <w:rPr>
+                <w:rFonts w:ascii="宋体" w:hAnsi="宋体" w:hint="eastAsia"/>
+              </w:rPr>
+              <w:t>2</w:t>
+            </w:r>
+            <w:r>
+              <w:rPr>
+                <w:rFonts w:ascii="宋体" w:hAnsi="宋体"/>
+              </w:rPr>
+              <w:t>0.65%</w:t>
+            </w:r>
           </w:p>
         </w:tc>
         <w:tc>
           <w:tcPr>
-            <w:tcW w:w="1373" w:type="dxa"/>
+            <w:tcW w:w="1560" w:type="dxa"/>
+          </w:tcPr>
+          <w:p>
+            <w:pPr>
+              <w:pStyle w:val="3"/>
+              <w:numPr>
+                <w:ilvl w:val="0"/>
+                <w:numId w:val="0"/>
+              </w:numPr>
+              <w:ind w:left="397"/>
+              <w:rPr>
+                <w:rFonts w:ascii="宋体" w:hAnsi="宋体"/>
+                <w:color w:val="000000"/>
+                <w:sz w:val="22"/>
+                <w:szCs w:val="22"/>
+              </w:rPr>
+            </w:pPr>
+            <w:r>
+              <w:rPr>
+                <w:rFonts w:ascii="宋体" w:hAnsi="宋体" w:hint="eastAsia"/>
+                <w:color w:val="000000"/>
+                <w:sz w:val="22"/>
+                <w:szCs w:val="22"/>
+              </w:rPr>
+              <w:t>2</w:t>
+            </w:r>
+            <w:r>
+              <w:rPr>
+                <w:rFonts w:ascii="宋体" w:hAnsi="宋体"/>
+                <w:color w:val="000000"/>
+                <w:sz w:val="22"/>
+                <w:szCs w:val="22"/>
+              </w:rPr>
+              <w:t>0.65%</w:t>
+            </w:r>
+          </w:p>
+        </w:tc>
+        <w:tc>
+          <w:tcPr>
+            <w:tcW w:w="1984" w:type="dxa"/>
             <w:vAlign w:val="bottom"/>
           </w:tcPr>
           <w:p>
@@ -1627,10 +5983,13 @@
                 <w:numId w:val="0"/>
               </w:numPr>
               <w:ind w:left="397"/>
+              <w:rPr>
+                <w:rFonts w:ascii="宋体" w:hAnsi="宋体"/>
+              </w:rPr>
             </w:pPr>
             <w:r>
               <w:rPr>
-                <w:rFonts w:ascii="等线" w:eastAsia="等线" w:hAnsi="等线" w:hint="eastAsia"/>
+                <w:rFonts w:ascii="宋体" w:hAnsi="宋体" w:hint="eastAsia"/>
                 <w:color w:val="000000"/>
                 <w:sz w:val="22"/>
                 <w:szCs w:val="22"/>
@@ -1646,7 +6005,7 @@
         </w:trPr>
         <w:tc>
           <w:tcPr>
-            <w:tcW w:w="1384" w:type="dxa"/>
+            <w:tcW w:w="1271" w:type="dxa"/>
             <w:vAlign w:val="bottom"/>
           </w:tcPr>
           <w:p>
@@ -1656,10 +6015,13 @@
                 <w:ilvl w:val="0"/>
                 <w:numId w:val="0"/>
               </w:numPr>
+              <w:rPr>
+                <w:rFonts w:ascii="宋体" w:hAnsi="宋体"/>
+              </w:rPr>
             </w:pPr>
             <w:r>
               <w:rPr>
-                <w:rFonts w:ascii="等线" w:eastAsia="等线" w:hAnsi="等线" w:hint="eastAsia"/>
+                <w:rFonts w:ascii="宋体" w:hAnsi="宋体" w:hint="eastAsia"/>
                 <w:color w:val="000000"/>
                 <w:sz w:val="22"/>
                 <w:szCs w:val="22"/>
@@ -1670,7 +6032,7 @@
         </w:tc>
         <w:tc>
           <w:tcPr>
-            <w:tcW w:w="1374" w:type="dxa"/>
+            <w:tcW w:w="1701" w:type="dxa"/>
           </w:tcPr>
           <w:p>
             <w:pPr>
@@ -1680,19 +6042,25 @@
                 <w:numId w:val="0"/>
               </w:numPr>
               <w:ind w:left="397"/>
+              <w:rPr>
+                <w:rFonts w:ascii="宋体" w:hAnsi="宋体"/>
+              </w:rPr>
             </w:pPr>
             <w:r>
               <w:rPr>
-                <w:rFonts w:hint="eastAsia"/>
+                <w:rFonts w:ascii="宋体" w:hAnsi="宋体" w:hint="eastAsia"/>
               </w:rPr>
               <w:t>2</w:t>
             </w:r>
             <w:r>
+              <w:rPr>
+                <w:rFonts w:ascii="宋体" w:hAnsi="宋体"/>
+              </w:rPr>
               <w:t>.05</w:t>
             </w:r>
             <w:r>
               <w:rPr>
-                <w:rFonts w:hint="eastAsia"/>
+                <w:rFonts w:ascii="宋体" w:hAnsi="宋体" w:hint="eastAsia"/>
               </w:rPr>
               <w:t>V</w:t>
             </w:r>
@@ -1700,7 +6068,7 @@
         </w:tc>
         <w:tc>
           <w:tcPr>
-            <w:tcW w:w="1373" w:type="dxa"/>
+            <w:tcW w:w="2268" w:type="dxa"/>
           </w:tcPr>
           <w:p>
             <w:pPr>
@@ -1710,12 +6078,66 @@
                 <w:numId w:val="0"/>
               </w:numPr>
               <w:ind w:left="397"/>
+              <w:rPr>
+                <w:rFonts w:ascii="宋体" w:hAnsi="宋体"/>
+              </w:rPr>
             </w:pPr>
+            <w:r>
+              <w:rPr>
+                <w:rFonts w:ascii="宋体" w:hAnsi="宋体" w:hint="eastAsia"/>
+              </w:rPr>
+              <w:t>1</w:t>
+            </w:r>
+            <w:r>
+              <w:rPr>
+                <w:rFonts w:ascii="宋体" w:hAnsi="宋体"/>
+              </w:rPr>
+              <w:t>5.77%</w:t>
+            </w:r>
           </w:p>
         </w:tc>
         <w:tc>
           <w:tcPr>
-            <w:tcW w:w="1373" w:type="dxa"/>
+            <w:tcW w:w="1560" w:type="dxa"/>
+          </w:tcPr>
+          <w:p>
+            <w:pPr>
+              <w:pStyle w:val="3"/>
+              <w:numPr>
+                <w:ilvl w:val="0"/>
+                <w:numId w:val="0"/>
+              </w:numPr>
+              <w:ind w:left="397"/>
+              <w:rPr>
+                <w:rFonts w:ascii="宋体" w:hAnsi="宋体"/>
+                <w:color w:val="000000"/>
+                <w:sz w:val="22"/>
+                <w:szCs w:val="22"/>
+              </w:rPr>
+            </w:pPr>
+            <w:r>
+              <w:rPr>
+                <w:rFonts w:ascii="宋体" w:hAnsi="宋体" w:hint="eastAsia"/>
+                <w:color w:val="000000"/>
+                <w:sz w:val="22"/>
+                <w:szCs w:val="22"/>
+              </w:rPr>
+              <w:t>1</w:t>
+            </w:r>
+            <w:r>
+              <w:rPr>
+                <w:rFonts w:ascii="宋体" w:hAnsi="宋体"/>
+                <w:color w:val="000000"/>
+                <w:sz w:val="22"/>
+                <w:szCs w:val="22"/>
+              </w:rPr>
+              <w:t>5.76%</w:t>
+            </w:r>
+          </w:p>
+        </w:tc>
+        <w:tc>
+          <w:tcPr>
+            <w:tcW w:w="1984" w:type="dxa"/>
             <w:vAlign w:val="bottom"/>
           </w:tcPr>
           <w:p>
@@ -1726,10 +6148,13 @@
                 <w:numId w:val="0"/>
               </w:numPr>
               <w:ind w:left="397"/>
+              <w:rPr>
+                <w:rFonts w:ascii="宋体" w:hAnsi="宋体"/>
+              </w:rPr>
             </w:pPr>
             <w:r>
               <w:rPr>
-                <w:rFonts w:ascii="等线" w:eastAsia="等线" w:hAnsi="等线" w:hint="eastAsia"/>
+                <w:rFonts w:ascii="宋体" w:hAnsi="宋体" w:hint="eastAsia"/>
                 <w:color w:val="000000"/>
                 <w:sz w:val="22"/>
                 <w:szCs w:val="22"/>
@@ -1745,7 +6170,7 @@
         </w:trPr>
         <w:tc>
           <w:tcPr>
-            <w:tcW w:w="1384" w:type="dxa"/>
+            <w:tcW w:w="1271" w:type="dxa"/>
             <w:vAlign w:val="bottom"/>
           </w:tcPr>
           <w:p>
@@ -1755,10 +6180,13 @@
                 <w:ilvl w:val="0"/>
                 <w:numId w:val="0"/>
               </w:numPr>
+              <w:rPr>
+                <w:rFonts w:ascii="宋体" w:hAnsi="宋体"/>
+              </w:rPr>
             </w:pPr>
             <w:r>
               <w:rPr>
-                <w:rFonts w:ascii="等线" w:eastAsia="等线" w:hAnsi="等线" w:hint="eastAsia"/>
+                <w:rFonts w:ascii="宋体" w:hAnsi="宋体" w:hint="eastAsia"/>
                 <w:color w:val="000000"/>
                 <w:sz w:val="22"/>
                 <w:szCs w:val="22"/>
@@ -1769,7 +6197,7 @@
         </w:tc>
         <w:tc>
           <w:tcPr>
-            <w:tcW w:w="1374" w:type="dxa"/>
+            <w:tcW w:w="1701" w:type="dxa"/>
           </w:tcPr>
           <w:p>
             <w:pPr>
@@ -1779,19 +6207,25 @@
                 <w:numId w:val="0"/>
               </w:numPr>
               <w:ind w:left="397"/>
+              <w:rPr>
+                <w:rFonts w:ascii="宋体" w:hAnsi="宋体"/>
+              </w:rPr>
             </w:pPr>
             <w:r>
               <w:rPr>
-                <w:rFonts w:hint="eastAsia"/>
+                <w:rFonts w:ascii="宋体" w:hAnsi="宋体" w:hint="eastAsia"/>
               </w:rPr>
               <w:t>2</w:t>
             </w:r>
             <w:r>
+              <w:rPr>
+                <w:rFonts w:ascii="宋体" w:hAnsi="宋体"/>
+              </w:rPr>
               <w:t>.79</w:t>
             </w:r>
             <w:r>
               <w:rPr>
-                <w:rFonts w:hint="eastAsia"/>
+                <w:rFonts w:ascii="宋体" w:hAnsi="宋体" w:hint="eastAsia"/>
               </w:rPr>
               <w:t>V</w:t>
             </w:r>
@@ -1799,7 +6233,7 @@
         </w:tc>
         <w:tc>
           <w:tcPr>
-            <w:tcW w:w="1373" w:type="dxa"/>
+            <w:tcW w:w="2268" w:type="dxa"/>
           </w:tcPr>
           <w:p>
             <w:pPr>
@@ -1809,12 +6243,66 @@
                 <w:numId w:val="0"/>
               </w:numPr>
               <w:ind w:left="397"/>
+              <w:rPr>
+                <w:rFonts w:ascii="宋体" w:hAnsi="宋体"/>
+              </w:rPr>
             </w:pPr>
+            <w:r>
+              <w:rPr>
+                <w:rFonts w:ascii="宋体" w:hAnsi="宋体" w:hint="eastAsia"/>
+              </w:rPr>
+              <w:t>1</w:t>
+            </w:r>
+            <w:r>
+              <w:rPr>
+                <w:rFonts w:ascii="宋体" w:hAnsi="宋体"/>
+              </w:rPr>
+              <w:t>1.3%</w:t>
+            </w:r>
           </w:p>
         </w:tc>
         <w:tc>
           <w:tcPr>
-            <w:tcW w:w="1373" w:type="dxa"/>
+            <w:tcW w:w="1560" w:type="dxa"/>
+          </w:tcPr>
+          <w:p>
+            <w:pPr>
+              <w:pStyle w:val="3"/>
+              <w:numPr>
+                <w:ilvl w:val="0"/>
+                <w:numId w:val="0"/>
+              </w:numPr>
+              <w:ind w:left="397"/>
+              <w:rPr>
+                <w:rFonts w:ascii="宋体" w:hAnsi="宋体"/>
+                <w:color w:val="000000"/>
+                <w:sz w:val="22"/>
+                <w:szCs w:val="22"/>
+              </w:rPr>
+            </w:pPr>
+            <w:r>
+              <w:rPr>
+                <w:rFonts w:ascii="宋体" w:hAnsi="宋体" w:hint="eastAsia"/>
+                <w:color w:val="000000"/>
+                <w:sz w:val="22"/>
+                <w:szCs w:val="22"/>
+              </w:rPr>
+              <w:t>1</w:t>
+            </w:r>
+            <w:r>
+              <w:rPr>
+                <w:rFonts w:ascii="宋体" w:hAnsi="宋体"/>
+                <w:color w:val="000000"/>
+                <w:sz w:val="22"/>
+                <w:szCs w:val="22"/>
+              </w:rPr>
+              <w:t>1.3%</w:t>
+            </w:r>
+          </w:p>
+        </w:tc>
+        <w:tc>
+          <w:tcPr>
+            <w:tcW w:w="1984" w:type="dxa"/>
             <w:vAlign w:val="bottom"/>
           </w:tcPr>
           <w:p>
@@ -1825,10 +6313,13 @@
                 <w:numId w:val="0"/>
               </w:numPr>
               <w:ind w:left="397"/>
+              <w:rPr>
+                <w:rFonts w:ascii="宋体" w:hAnsi="宋体"/>
+              </w:rPr>
             </w:pPr>
             <w:r>
               <w:rPr>
-                <w:rFonts w:ascii="等线" w:eastAsia="等线" w:hAnsi="等线" w:hint="eastAsia"/>
+                <w:rFonts w:ascii="宋体" w:hAnsi="宋体" w:hint="eastAsia"/>
                 <w:color w:val="000000"/>
                 <w:sz w:val="22"/>
                 <w:szCs w:val="22"/>
@@ -1846,29 +6337,142 @@
           <w:ilvl w:val="0"/>
           <w:numId w:val="0"/>
         </w:numPr>
-        <w:ind w:firstLineChars="1600" w:firstLine="3840"/>
+        <w:ind w:left="425"/>
+        <w:jc w:val="center"/>
+        <w:rPr>
+          <w:rFonts w:ascii="宋体" w:hAnsi="宋体"/>
+          <w:b/>
+          <w:bCs w:val="0"/>
+          <w:sz w:val="21"/>
+          <w:szCs w:val="21"/>
+        </w:rPr>
+      </w:pPr>
+      <w:r>
+        <w:rPr>
+          <w:rFonts w:ascii="宋体" w:hAnsi="宋体" w:hint="eastAsia"/>
+          <w:b/>
+          <w:bCs w:val="0"/>
+          <w:sz w:val="21"/>
+          <w:szCs w:val="21"/>
+        </w:rPr>
+        <w:t>表2</w:t>
+      </w:r>
+      <w:r>
+        <w:rPr>
+          <w:rFonts w:ascii="宋体" w:hAnsi="宋体"/>
+          <w:b/>
+          <w:bCs w:val="0"/>
+          <w:sz w:val="21"/>
+          <w:szCs w:val="21"/>
+        </w:rPr>
+        <w:t xml:space="preserve"> </w:t>
+      </w:r>
+      <w:r>
+        <w:rPr>
+          <w:rFonts w:ascii="宋体" w:hAnsi="宋体" w:hint="eastAsia"/>
+          <w:b/>
+          <w:bCs w:val="0"/>
+          <w:sz w:val="21"/>
+          <w:szCs w:val="21"/>
+        </w:rPr>
+        <w:t>测试结果</w:t>
+      </w:r>
+    </w:p>
+    <w:p>
+      <w:pPr>
+        <w:rPr>
+          <w:b/>
+          <w:bCs/>
+          <w:sz w:val="28"/>
+          <w:szCs w:val="28"/>
+        </w:rPr>
       </w:pPr>
       <w:r>
         <w:rPr>
           <w:rFonts w:hint="eastAsia"/>
-        </w:rPr>
-        <w:t>表</w:t>
+          <w:b/>
+          <w:bCs/>
+        </w:rPr>
+        <w:t>四</w:t>
       </w:r>
       <w:r>
         <w:rPr>
           <w:rFonts w:hint="eastAsia"/>
-        </w:rPr>
-        <w:t>2</w:t>
-      </w:r>
-      <w:r>
-        <w:t xml:space="preserve"> </w:t>
+          <w:b/>
+          <w:bCs/>
+        </w:rPr>
+        <w:t>．</w:t>
       </w:r>
       <w:r>
         <w:rPr>
           <w:rFonts w:hint="eastAsia"/>
-        </w:rPr>
-        <w:t>测试结果</w:t>
-      </w:r>
+          <w:b/>
+          <w:bCs/>
+          <w:sz w:val="28"/>
+          <w:szCs w:val="28"/>
+        </w:rPr>
+        <w:t>测试结果分析</w:t>
+      </w:r>
+    </w:p>
+    <w:p>
+      <w:r>
+        <w:t>本</w:t>
+      </w:r>
+      <w:r>
+        <w:rPr>
+          <w:rFonts w:hint="eastAsia"/>
+        </w:rPr>
+        <w:t>系统基于晶体管与阻容元件实现了题目各项要求并使用</w:t>
+      </w:r>
+      <w:r>
+        <w:rPr>
+          <w:rFonts w:hint="eastAsia"/>
+        </w:rPr>
+        <w:t>MSPM</w:t>
+      </w:r>
+      <w:r>
+        <w:t>0</w:t>
+      </w:r>
+      <w:r>
+        <w:rPr>
+          <w:rFonts w:hint="eastAsia"/>
+        </w:rPr>
+        <w:t>G</w:t>
+      </w:r>
+      <w:r>
+        <w:t>3519</w:t>
+      </w:r>
+      <w:r>
+        <w:rPr>
+          <w:rFonts w:hint="eastAsia"/>
+        </w:rPr>
+        <w:t>实现高精度</w:t>
+      </w:r>
+      <w:r>
+        <w:rPr>
+          <w:rFonts w:hint="eastAsia"/>
+        </w:rPr>
+        <w:t>THD</w:t>
+      </w:r>
+      <w:r>
+        <w:rPr>
+          <w:rFonts w:hint="eastAsia"/>
+        </w:rPr>
+        <w:t>测量</w:t>
+      </w:r>
+      <w:r>
+        <w:t>，波形切换稳定，幅值达标，系统整体运行可靠。</w:t>
+      </w:r>
+    </w:p>
+    <w:p>
+      <w:pPr>
+        <w:rPr>
+          <w:b/>
+          <w:bCs/>
+          <w:sz w:val="28"/>
+          <w:szCs w:val="28"/>
+        </w:rPr>
+      </w:pPr>
     </w:p>
     <w:p>
       <w:pPr>
@@ -1971,6 +6575,64 @@
     </w:p>
     <w:p>
       <w:pPr>
+        <w:pStyle w:val="a3"/>
+      </w:pPr>
+      <w:r>
+        <w:t xml:space="preserve">[3] </w:t>
+      </w:r>
+      <w:r>
+        <w:t>布鲁斯</w:t>
+      </w:r>
+      <w:r>
+        <w:rPr>
+          <w:rFonts w:ascii="微软雅黑" w:eastAsia="微软雅黑" w:hAnsi="微软雅黑" w:cs="微软雅黑" w:hint="eastAsia"/>
+        </w:rPr>
+        <w:t>・</w:t>
+      </w:r>
+      <w:r>
+        <w:rPr>
+          <w:rFonts w:ascii="宋体" w:hAnsi="宋体" w:cs="宋体" w:hint="eastAsia"/>
+        </w:rPr>
+        <w:t>卡特，罗恩</w:t>
+      </w:r>
+      <w:r>
+        <w:rPr>
+          <w:rFonts w:ascii="微软雅黑" w:eastAsia="微软雅黑" w:hAnsi="微软雅黑" w:cs="微软雅黑" w:hint="eastAsia"/>
+        </w:rPr>
+        <w:t>・</w:t>
+      </w:r>
+      <w:proofErr w:type="gramStart"/>
+      <w:r>
+        <w:rPr>
+          <w:rFonts w:ascii="宋体" w:hAnsi="宋体" w:cs="宋体" w:hint="eastAsia"/>
+        </w:rPr>
+        <w:t>曼</w:t>
+      </w:r>
+      <w:proofErr w:type="gramEnd"/>
+      <w:r>
+        <w:rPr>
+          <w:rFonts w:ascii="宋体" w:hAnsi="宋体" w:cs="宋体" w:hint="eastAsia"/>
+        </w:rPr>
+        <w:t>西尼。运算放大器权威指南</w:t>
+      </w:r>
+      <w:r>
+        <w:t xml:space="preserve"> [M].</w:t>
+      </w:r>
+      <w:r>
+        <w:t>人民邮电出版社</w:t>
+      </w:r>
+      <w:r>
+        <w:rPr>
+          <w:rFonts w:hint="eastAsia"/>
+        </w:rPr>
+        <w:t>.</w:t>
+      </w:r>
+      <w:r>
+        <w:t>2010</w:t>
+      </w:r>
+    </w:p>
+    <w:p>
+      <w:pPr>
         <w:ind w:firstLine="482"/>
         <w:rPr>
           <w:b/>
@@ -1978,7 +6640,7 @@
       </w:pPr>
     </w:p>
     <w:sectPr>
-      <w:footerReference w:type="default" r:id="rId16"/>
+      <w:footerReference w:type="default" r:id="rId22"/>
       <w:pgSz w:w="11906" w:h="16838" w:code="9"/>
       <w:pgMar w:top="1701" w:right="1418" w:bottom="1418" w:left="1418" w:header="851" w:footer="992" w:gutter="0"/>
       <w:pgNumType w:start="1"/>
@@ -2194,16 +6856,16 @@
 <file path=word/numbering.xml><?xml version="1.0" encoding="utf-8"?>
 <w:numbering xmlns:wpc="http://schemas.microsoft.com/office/word/2010/wordprocessingCanvas" xmlns:cx="http://schemas.microsoft.com/office/drawing/2014/chartex" xmlns:cx1="http://schemas.microsoft.com/office/drawing/2015/9/8/chartex" xmlns:cx2="http://schemas.microsoft.com/office/drawing/2015/10/21/chartex" xmlns:cx3="http://schemas.microsoft.com/office/drawing/2016/5/9/chartex" xmlns:cx4="http://schemas.microsoft.com/office/drawing/2016/5/10/chartex" xmlns:cx5="http://schemas.microsoft.com/office/drawing/2016/5/11/chartex" xmlns:cx6="http://schemas.microsoft.com/office/drawing/2016/5/12/chartex" xmlns:cx7="http://schemas.microsoft.com/office/drawing/2016/5/13/chartex" xmlns:cx8="http://schemas.microsoft.com/office/drawing/2016/5/14/chartex" xmlns:mc="http://schemas.openxmlformats.org/markup-compatibility/2006" xmlns:aink="http://schemas.microsoft.com/office/drawing/2016/ink" xmlns:am3d="http://schemas.microsoft.com/office/drawing/2017/model3d" xmlns:o="urn:schemas-microsoft-com:office:office" xmlns:r="http://schemas.openxmlformats.org/officeDocument/2006/relationships" xmlns:m="http://schemas.openxmlformats.org/officeDocument/2006/math" xmlns:v="urn:schemas-microsoft-com:vml" xmlns:wp14="http://schemas.microsoft.com/office/word/2010/wordprocessingDrawing" xmlns:wp="http://schemas.openxmlformats.org/drawingml/2006/wordprocessingDrawing" xmlns:w10="urn:schemas-microsoft-com:office:word" xmlns:w="http://schemas.openxmlformats.org/wordprocessingml/2006/main" xmlns:w14="http://schemas.microsoft.com/office/word/2010/wordml" xmlns:w15="http://schemas.microsoft.com/office/word/2012/wordml" xmlns:w16cex="http://schemas.microsoft.com/office/word/2018/wordml/cex" xmlns:w16cid="http://schemas.microsoft.com/office/word/2016/wordml/cid" xmlns:w16="http://schemas.microsoft.com/office/word/2018/wordml" xmlns:w16sdtdh="http://schemas.microsoft.com/office/word/2020/wordml/sdtdatahash" xmlns:w16se="http://schemas.microsoft.com/office/word/2015/wordml/symex" xmlns:wpg="http://schemas.microsoft.com/office/word/2010/wordprocessingGroup" xmlns:wpi="http://schemas.microsoft.com/office/word/2010/wordprocessingInk" xmlns:wne="http://schemas.microsoft.com/office/word/2006/wordml" xmlns:wps="http://schemas.microsoft.com/office/word/2010/wordprocessingShape" mc:Ignorable="w14 w15 w16se w16cid w16 w16cex w16sdtdh wp14">
   <w:abstractNum w:abstractNumId="0" w15:restartNumberingAfterBreak="0">
-    <w:nsid w:val="16BC6F42"/>
+    <w:nsid w:val="158C6380"/>
     <w:multiLevelType w:val="hybridMultilevel"/>
-    <w:tmpl w:val="18E08D54"/>
-    <w:lvl w:ilvl="0" w:tplc="F1CCB674">
+    <w:tmpl w:val="B2D407D2"/>
+    <w:lvl w:ilvl="0" w:tplc="461AD400">
       <w:start w:val="1"/>
-      <w:numFmt w:val="japaneseCounting"/>
-      <w:lvlText w:val="%1、"/>
+      <w:numFmt w:val="decimal"/>
+      <w:lvlText w:val="(%1)"/>
       <w:lvlJc w:val="left"/>
       <w:pPr>
-        <w:ind w:left="720" w:hanging="720"/>
+        <w:ind w:left="785" w:hanging="360"/>
       </w:pPr>
       <w:rPr>
         <w:rFonts w:hint="default"/>
@@ -2215,7 +6877,7 @@
       <w:lvlText w:val="%2)"/>
       <w:lvlJc w:val="left"/>
       <w:pPr>
-        <w:ind w:left="840" w:hanging="420"/>
+        <w:ind w:left="1305" w:hanging="440"/>
       </w:pPr>
     </w:lvl>
     <w:lvl w:ilvl="2" w:tplc="0409001B" w:tentative="1">
@@ -2224,7 +6886,7 @@
       <w:lvlText w:val="%3."/>
       <w:lvlJc w:val="right"/>
       <w:pPr>
-        <w:ind w:left="1260" w:hanging="420"/>
+        <w:ind w:left="1745" w:hanging="440"/>
       </w:pPr>
     </w:lvl>
     <w:lvl w:ilvl="3" w:tplc="0409000F" w:tentative="1">
@@ -2233,7 +6895,7 @@
       <w:lvlText w:val="%4."/>
       <w:lvlJc w:val="left"/>
       <w:pPr>
-        <w:ind w:left="1680" w:hanging="420"/>
+        <w:ind w:left="2185" w:hanging="440"/>
       </w:pPr>
     </w:lvl>
     <w:lvl w:ilvl="4" w:tplc="04090019" w:tentative="1">
@@ -2242,7 +6904,7 @@
       <w:lvlText w:val="%5)"/>
       <w:lvlJc w:val="left"/>
       <w:pPr>
-        <w:ind w:left="2100" w:hanging="420"/>
+        <w:ind w:left="2625" w:hanging="440"/>
       </w:pPr>
     </w:lvl>
     <w:lvl w:ilvl="5" w:tplc="0409001B" w:tentative="1">
@@ -2251,7 +6913,7 @@
       <w:lvlText w:val="%6."/>
       <w:lvlJc w:val="right"/>
       <w:pPr>
-        <w:ind w:left="2520" w:hanging="420"/>
+        <w:ind w:left="3065" w:hanging="440"/>
       </w:pPr>
     </w:lvl>
     <w:lvl w:ilvl="6" w:tplc="0409000F" w:tentative="1">
@@ -2260,7 +6922,7 @@
       <w:lvlText w:val="%7."/>
       <w:lvlJc w:val="left"/>
       <w:pPr>
-        <w:ind w:left="2940" w:hanging="420"/>
+        <w:ind w:left="3505" w:hanging="440"/>
       </w:pPr>
     </w:lvl>
     <w:lvl w:ilvl="7" w:tplc="04090019" w:tentative="1">
@@ -2269,7 +6931,7 @@
       <w:lvlText w:val="%8)"/>
       <w:lvlJc w:val="left"/>
       <w:pPr>
-        <w:ind w:left="3360" w:hanging="420"/>
+        <w:ind w:left="3945" w:hanging="440"/>
       </w:pPr>
     </w:lvl>
     <w:lvl w:ilvl="8" w:tplc="0409001B" w:tentative="1">
@@ -2278,15 +6940,15 @@
       <w:lvlText w:val="%9."/>
       <w:lvlJc w:val="right"/>
       <w:pPr>
-        <w:ind w:left="3780" w:hanging="420"/>
+        <w:ind w:left="4385" w:hanging="440"/>
       </w:pPr>
     </w:lvl>
   </w:abstractNum>
   <w:abstractNum w:abstractNumId="1" w15:restartNumberingAfterBreak="0">
-    <w:nsid w:val="1D271E70"/>
+    <w:nsid w:val="16BC6F42"/>
     <w:multiLevelType w:val="hybridMultilevel"/>
-    <w:tmpl w:val="420AC514"/>
-    <w:lvl w:ilvl="0" w:tplc="24540640">
+    <w:tmpl w:val="18E08D54"/>
+    <w:lvl w:ilvl="0" w:tplc="F1CCB674">
       <w:start w:val="1"/>
       <w:numFmt w:val="japaneseCounting"/>
       <w:lvlText w:val="%1、"/>
@@ -2372,10 +7034,10 @@
     </w:lvl>
   </w:abstractNum>
   <w:abstractNum w:abstractNumId="2" w15:restartNumberingAfterBreak="0">
-    <w:nsid w:val="25B713F4"/>
+    <w:nsid w:val="1D271E70"/>
     <w:multiLevelType w:val="hybridMultilevel"/>
-    <w:tmpl w:val="E0886744"/>
-    <w:lvl w:ilvl="0" w:tplc="0D9C829A">
+    <w:tmpl w:val="420AC514"/>
+    <w:lvl w:ilvl="0" w:tplc="24540640">
       <w:start w:val="1"/>
       <w:numFmt w:val="japaneseCounting"/>
       <w:lvlText w:val="%1、"/>
@@ -2461,6 +7123,95 @@
     </w:lvl>
   </w:abstractNum>
   <w:abstractNum w:abstractNumId="3" w15:restartNumberingAfterBreak="0">
+    <w:nsid w:val="25B713F4"/>
+    <w:multiLevelType w:val="hybridMultilevel"/>
+    <w:tmpl w:val="E0886744"/>
+    <w:lvl w:ilvl="0" w:tplc="0D9C829A">
+      <w:start w:val="1"/>
+      <w:numFmt w:val="japaneseCounting"/>
+      <w:lvlText w:val="%1、"/>
+      <w:lvlJc w:val="left"/>
+      <w:pPr>
+        <w:ind w:left="720" w:hanging="720"/>
+      </w:pPr>
+      <w:rPr>
+        <w:rFonts w:hint="default"/>
+      </w:rPr>
+    </w:lvl>
+    <w:lvl w:ilvl="1" w:tplc="04090019" w:tentative="1">
+      <w:start w:val="1"/>
+      <w:numFmt w:val="lowerLetter"/>
+      <w:lvlText w:val="%2)"/>
+      <w:lvlJc w:val="left"/>
+      <w:pPr>
+        <w:ind w:left="840" w:hanging="420"/>
+      </w:pPr>
+    </w:lvl>
+    <w:lvl w:ilvl="2" w:tplc="0409001B" w:tentative="1">
+      <w:start w:val="1"/>
+      <w:numFmt w:val="lowerRoman"/>
+      <w:lvlText w:val="%3."/>
+      <w:lvlJc w:val="right"/>
+      <w:pPr>
+        <w:ind w:left="1260" w:hanging="420"/>
+      </w:pPr>
+    </w:lvl>
+    <w:lvl w:ilvl="3" w:tplc="0409000F" w:tentative="1">
+      <w:start w:val="1"/>
+      <w:numFmt w:val="decimal"/>
+      <w:lvlText w:val="%4."/>
+      <w:lvlJc w:val="left"/>
+      <w:pPr>
+        <w:ind w:left="1680" w:hanging="420"/>
+      </w:pPr>
+    </w:lvl>
+    <w:lvl w:ilvl="4" w:tplc="04090019" w:tentative="1">
+      <w:start w:val="1"/>
+      <w:numFmt w:val="lowerLetter"/>
+      <w:lvlText w:val="%5)"/>
+      <w:lvlJc w:val="left"/>
+      <w:pPr>
+        <w:ind w:left="2100" w:hanging="420"/>
+      </w:pPr>
+    </w:lvl>
+    <w:lvl w:ilvl="5" w:tplc="0409001B" w:tentative="1">
+      <w:start w:val="1"/>
+      <w:numFmt w:val="lowerRoman"/>
+      <w:lvlText w:val="%6."/>
+      <w:lvlJc w:val="right"/>
+      <w:pPr>
+        <w:ind w:left="2520" w:hanging="420"/>
+      </w:pPr>
+    </w:lvl>
+    <w:lvl w:ilvl="6" w:tplc="0409000F" w:tentative="1">
+      <w:start w:val="1"/>
+      <w:numFmt w:val="decimal"/>
+      <w:lvlText w:val="%7."/>
+      <w:lvlJc w:val="left"/>
+      <w:pPr>
+        <w:ind w:left="2940" w:hanging="420"/>
+      </w:pPr>
+    </w:lvl>
+    <w:lvl w:ilvl="7" w:tplc="04090019" w:tentative="1">
+      <w:start w:val="1"/>
+      <w:numFmt w:val="lowerLetter"/>
+      <w:lvlText w:val="%8)"/>
+      <w:lvlJc w:val="left"/>
+      <w:pPr>
+        <w:ind w:left="3360" w:hanging="420"/>
+      </w:pPr>
+    </w:lvl>
+    <w:lvl w:ilvl="8" w:tplc="0409001B" w:tentative="1">
+      <w:start w:val="1"/>
+      <w:numFmt w:val="lowerRoman"/>
+      <w:lvlText w:val="%9."/>
+      <w:lvlJc w:val="right"/>
+      <w:pPr>
+        <w:ind w:left="3780" w:hanging="420"/>
+      </w:pPr>
+    </w:lvl>
+  </w:abstractNum>
+  <w:abstractNum w:abstractNumId="4" w15:restartNumberingAfterBreak="0">
     <w:nsid w:val="44CB57C2"/>
     <w:multiLevelType w:val="multilevel"/>
     <w:tmpl w:val="4F864606"/>
@@ -2472,7 +7223,7 @@
       <w:lvlText w:val="%1、"/>
       <w:lvlJc w:val="left"/>
       <w:pPr>
-        <w:ind w:left="566" w:hanging="425"/>
+        <w:ind w:left="425" w:hanging="425"/>
       </w:pPr>
       <w:rPr>
         <w:rFonts w:ascii="Times New Roman" w:eastAsia="宋体" w:hAnsi="Times New Roman" w:hint="default"/>
@@ -2489,7 +7240,7 @@
       <w:lvlText w:val="%2."/>
       <w:lvlJc w:val="left"/>
       <w:pPr>
-        <w:ind w:left="992" w:hanging="567"/>
+        <w:ind w:left="708" w:hanging="567"/>
       </w:pPr>
       <w:rPr>
         <w:rFonts w:ascii="Times New Roman" w:eastAsia="黑体" w:hAnsi="Times New Roman" w:hint="default"/>
@@ -2588,17 +7339,264 @@
       </w:rPr>
     </w:lvl>
   </w:abstractNum>
+  <w:abstractNum w:abstractNumId="5" w15:restartNumberingAfterBreak="0">
+    <w:nsid w:val="6C541242"/>
+    <w:multiLevelType w:val="hybridMultilevel"/>
+    <w:tmpl w:val="B32895CA"/>
+    <w:lvl w:ilvl="0" w:tplc="05362486">
+      <w:start w:val="2"/>
+      <w:numFmt w:val="japaneseCounting"/>
+      <w:lvlText w:val="%1．"/>
+      <w:lvlJc w:val="left"/>
+      <w:pPr>
+        <w:ind w:left="600" w:hanging="600"/>
+      </w:pPr>
+      <w:rPr>
+        <w:rFonts w:hint="default"/>
+      </w:rPr>
+    </w:lvl>
+    <w:lvl w:ilvl="1" w:tplc="04090019">
+      <w:start w:val="1"/>
+      <w:numFmt w:val="lowerLetter"/>
+      <w:lvlText w:val="%2)"/>
+      <w:lvlJc w:val="left"/>
+      <w:pPr>
+        <w:ind w:left="840" w:hanging="420"/>
+      </w:pPr>
+    </w:lvl>
+    <w:lvl w:ilvl="2" w:tplc="0409001B">
+      <w:start w:val="1"/>
+      <w:numFmt w:val="lowerRoman"/>
+      <w:lvlText w:val="%3."/>
+      <w:lvlJc w:val="right"/>
+      <w:pPr>
+        <w:ind w:left="1260" w:hanging="420"/>
+      </w:pPr>
+    </w:lvl>
+    <w:lvl w:ilvl="3" w:tplc="0409000F" w:tentative="1">
+      <w:start w:val="1"/>
+      <w:numFmt w:val="decimal"/>
+      <w:lvlText w:val="%4."/>
+      <w:lvlJc w:val="left"/>
+      <w:pPr>
+        <w:ind w:left="1680" w:hanging="420"/>
+      </w:pPr>
+    </w:lvl>
+    <w:lvl w:ilvl="4" w:tplc="04090019" w:tentative="1">
+      <w:start w:val="1"/>
+      <w:numFmt w:val="lowerLetter"/>
+      <w:lvlText w:val="%5)"/>
+      <w:lvlJc w:val="left"/>
+      <w:pPr>
+        <w:ind w:left="2100" w:hanging="420"/>
+      </w:pPr>
+    </w:lvl>
+    <w:lvl w:ilvl="5" w:tplc="0409001B" w:tentative="1">
+      <w:start w:val="1"/>
+      <w:numFmt w:val="lowerRoman"/>
+      <w:lvlText w:val="%6."/>
+      <w:lvlJc w:val="right"/>
+      <w:pPr>
+        <w:ind w:left="2520" w:hanging="420"/>
+      </w:pPr>
+    </w:lvl>
+    <w:lvl w:ilvl="6" w:tplc="0409000F" w:tentative="1">
+      <w:start w:val="1"/>
+      <w:numFmt w:val="decimal"/>
+      <w:lvlText w:val="%7."/>
+      <w:lvlJc w:val="left"/>
+      <w:pPr>
+        <w:ind w:left="2940" w:hanging="420"/>
+      </w:pPr>
+    </w:lvl>
+    <w:lvl w:ilvl="7" w:tplc="04090019" w:tentative="1">
+      <w:start w:val="1"/>
+      <w:numFmt w:val="lowerLetter"/>
+      <w:lvlText w:val="%8)"/>
+      <w:lvlJc w:val="left"/>
+      <w:pPr>
+        <w:ind w:left="3360" w:hanging="420"/>
+      </w:pPr>
+    </w:lvl>
+    <w:lvl w:ilvl="8" w:tplc="0409001B" w:tentative="1">
+      <w:start w:val="1"/>
+      <w:numFmt w:val="lowerRoman"/>
+      <w:lvlText w:val="%9."/>
+      <w:lvlJc w:val="right"/>
+      <w:pPr>
+        <w:ind w:left="3780" w:hanging="420"/>
+      </w:pPr>
+    </w:lvl>
+  </w:abstractNum>
+  <w:abstractNum w:abstractNumId="6" w15:restartNumberingAfterBreak="0">
+    <w:nsid w:val="7CB20FBE"/>
+    <w:multiLevelType w:val="hybridMultilevel"/>
+    <w:tmpl w:val="30BE4410"/>
+    <w:lvl w:ilvl="0" w:tplc="88E8BEC6">
+      <w:start w:val="4"/>
+      <w:numFmt w:val="japaneseCounting"/>
+      <w:lvlText w:val="%1．"/>
+      <w:lvlJc w:val="left"/>
+      <w:pPr>
+        <w:ind w:left="720" w:hanging="720"/>
+      </w:pPr>
+      <w:rPr>
+        <w:rFonts w:hint="default"/>
+      </w:rPr>
+    </w:lvl>
+    <w:lvl w:ilvl="1" w:tplc="04090019" w:tentative="1">
+      <w:start w:val="1"/>
+      <w:numFmt w:val="lowerLetter"/>
+      <w:lvlText w:val="%2)"/>
+      <w:lvlJc w:val="left"/>
+      <w:pPr>
+        <w:ind w:left="840" w:hanging="420"/>
+      </w:pPr>
+    </w:lvl>
+    <w:lvl w:ilvl="2" w:tplc="0409001B" w:tentative="1">
+      <w:start w:val="1"/>
+      <w:numFmt w:val="lowerRoman"/>
+      <w:lvlText w:val="%3."/>
+      <w:lvlJc w:val="right"/>
+      <w:pPr>
+        <w:ind w:left="1260" w:hanging="420"/>
+      </w:pPr>
+    </w:lvl>
+    <w:lvl w:ilvl="3" w:tplc="0409000F" w:tentative="1">
+      <w:start w:val="1"/>
+      <w:numFmt w:val="decimal"/>
+      <w:lvlText w:val="%4."/>
+      <w:lvlJc w:val="left"/>
+      <w:pPr>
+        <w:ind w:left="1680" w:hanging="420"/>
+      </w:pPr>
+    </w:lvl>
+    <w:lvl w:ilvl="4" w:tplc="04090019" w:tentative="1">
+      <w:start w:val="1"/>
+      <w:numFmt w:val="lowerLetter"/>
+      <w:lvlText w:val="%5)"/>
+      <w:lvlJc w:val="left"/>
+      <w:pPr>
+        <w:ind w:left="2100" w:hanging="420"/>
+      </w:pPr>
+    </w:lvl>
+    <w:lvl w:ilvl="5" w:tplc="0409001B" w:tentative="1">
+      <w:start w:val="1"/>
+      <w:numFmt w:val="lowerRoman"/>
+      <w:lvlText w:val="%6."/>
+      <w:lvlJc w:val="right"/>
+      <w:pPr>
+        <w:ind w:left="2520" w:hanging="420"/>
+      </w:pPr>
+    </w:lvl>
+    <w:lvl w:ilvl="6" w:tplc="0409000F" w:tentative="1">
+      <w:start w:val="1"/>
+      <w:numFmt w:val="decimal"/>
+      <w:lvlText w:val="%7."/>
+      <w:lvlJc w:val="left"/>
+      <w:pPr>
+        <w:ind w:left="2940" w:hanging="420"/>
+      </w:pPr>
+    </w:lvl>
+    <w:lvl w:ilvl="7" w:tplc="04090019" w:tentative="1">
+      <w:start w:val="1"/>
+      <w:numFmt w:val="lowerLetter"/>
+      <w:lvlText w:val="%8)"/>
+      <w:lvlJc w:val="left"/>
+      <w:pPr>
+        <w:ind w:left="3360" w:hanging="420"/>
+      </w:pPr>
+    </w:lvl>
+    <w:lvl w:ilvl="8" w:tplc="0409001B" w:tentative="1">
+      <w:start w:val="1"/>
+      <w:numFmt w:val="lowerRoman"/>
+      <w:lvlText w:val="%9."/>
+      <w:lvlJc w:val="right"/>
+      <w:pPr>
+        <w:ind w:left="3780" w:hanging="420"/>
+      </w:pPr>
+    </w:lvl>
+  </w:abstractNum>
   <w:num w:numId="1">
+    <w:abstractNumId w:val="2"/>
+  </w:num>
+  <w:num w:numId="2">
     <w:abstractNumId w:val="1"/>
   </w:num>
-  <w:num w:numId="2">
+  <w:num w:numId="3">
+    <w:abstractNumId w:val="3"/>
+  </w:num>
+  <w:num w:numId="4">
+    <w:abstractNumId w:val="4"/>
+  </w:num>
+  <w:num w:numId="5">
+    <w:abstractNumId w:val="4"/>
+    <w:lvlOverride w:ilvl="0">
+      <w:startOverride w:val="1"/>
+    </w:lvlOverride>
+    <w:lvlOverride w:ilvl="1">
+      <w:startOverride w:val="1"/>
+    </w:lvlOverride>
+    <w:lvlOverride w:ilvl="2">
+      <w:startOverride w:val="1"/>
+    </w:lvlOverride>
+    <w:lvlOverride w:ilvl="3">
+      <w:startOverride w:val="1"/>
+    </w:lvlOverride>
+    <w:lvlOverride w:ilvl="4">
+      <w:startOverride w:val="1"/>
+    </w:lvlOverride>
+    <w:lvlOverride w:ilvl="5">
+      <w:startOverride w:val="1"/>
+    </w:lvlOverride>
+    <w:lvlOverride w:ilvl="6">
+      <w:startOverride w:val="1"/>
+    </w:lvlOverride>
+    <w:lvlOverride w:ilvl="7">
+      <w:startOverride w:val="1"/>
+    </w:lvlOverride>
+    <w:lvlOverride w:ilvl="8">
+      <w:startOverride w:val="1"/>
+    </w:lvlOverride>
+  </w:num>
+  <w:num w:numId="6">
+    <w:abstractNumId w:val="4"/>
+    <w:lvlOverride w:ilvl="0">
+      <w:startOverride w:val="1"/>
+    </w:lvlOverride>
+    <w:lvlOverride w:ilvl="1">
+      <w:startOverride w:val="1"/>
+    </w:lvlOverride>
+    <w:lvlOverride w:ilvl="2">
+      <w:startOverride w:val="1"/>
+    </w:lvlOverride>
+    <w:lvlOverride w:ilvl="3">
+      <w:startOverride w:val="1"/>
+    </w:lvlOverride>
+    <w:lvlOverride w:ilvl="4">
+      <w:startOverride w:val="1"/>
+    </w:lvlOverride>
+    <w:lvlOverride w:ilvl="5">
+      <w:startOverride w:val="1"/>
+    </w:lvlOverride>
+    <w:lvlOverride w:ilvl="6">
+      <w:startOverride w:val="1"/>
+    </w:lvlOverride>
+    <w:lvlOverride w:ilvl="7">
+      <w:startOverride w:val="1"/>
+    </w:lvlOverride>
+    <w:lvlOverride w:ilvl="8">
+      <w:startOverride w:val="1"/>
+    </w:lvlOverride>
+  </w:num>
+  <w:num w:numId="7">
     <w:abstractNumId w:val="0"/>
   </w:num>
-  <w:num w:numId="3">
-    <w:abstractNumId w:val="2"/>
+  <w:num w:numId="8">
+    <w:abstractNumId w:val="5"/>
   </w:num>
-  <w:num w:numId="4">
-    <w:abstractNumId w:val="3"/>
+  <w:num w:numId="9">
+    <w:abstractNumId w:val="6"/>
   </w:num>
 </w:numbering>
 </file>
@@ -2615,7 +7613,11 @@
         <w:lang w:val="en-US" w:eastAsia="zh-CN" w:bidi="ar-SA"/>
       </w:rPr>
     </w:rPrDefault>
-    <w:pPrDefault/>
+    <w:pPrDefault>
+      <w:pPr>
+        <w:spacing w:after="120" w:line="276" w:lineRule="auto"/>
+      </w:pPr>
+    </w:pPrDefault>
   </w:docDefaults>
   <w:latentStyles w:defLockedState="0" w:defUIPriority="99" w:defSemiHidden="0" w:defUnhideWhenUsed="0" w:defQFormat="0" w:count="376">
     <w:lsdException w:name="Normal" w:uiPriority="0" w:qFormat="1"/>
@@ -2705,7 +7707,7 @@
     <w:lsdException w:name="Block Text" w:semiHidden="1" w:unhideWhenUsed="1"/>
     <w:lsdException w:name="Hyperlink" w:semiHidden="1" w:unhideWhenUsed="1"/>
     <w:lsdException w:name="FollowedHyperlink" w:semiHidden="1" w:unhideWhenUsed="1"/>
-    <w:lsdException w:name="Strong" w:uiPriority="22"/>
+    <w:lsdException w:name="Strong" w:uiPriority="22" w:qFormat="1"/>
     <w:lsdException w:name="Emphasis" w:uiPriority="20"/>
     <w:lsdException w:name="Document Map" w:semiHidden="1" w:unhideWhenUsed="1"/>
     <w:lsdException w:name="Plain Text" w:semiHidden="1" w:unhideWhenUsed="1"/>
@@ -2998,15 +8000,7 @@
   <w:style w:type="paragraph" w:default="1" w:styleId="a">
     <w:name w:val="Normal"/>
     <w:qFormat/>
-    <w:rsid w:val="007717B2"/>
-    <w:pPr>
-      <w:keepNext/>
-      <w:keepLines/>
-      <w:widowControl w:val="0"/>
-      <w:spacing w:line="440" w:lineRule="atLeast"/>
-      <w:ind w:firstLineChars="200" w:firstLine="200"/>
-      <w:jc w:val="both"/>
-    </w:pPr>
+    <w:rsid w:val="009D2FFB"/>
     <w:rPr>
       <w:rFonts w:ascii="Times New Roman" w:eastAsia="宋体" w:hAnsi="Times New Roman" w:cs="Times New Roman"/>
       <w:sz w:val="24"/>
@@ -3026,8 +8020,7 @@
         <w:numId w:val="4"/>
       </w:numPr>
       <w:spacing w:beforeLines="50" w:before="50" w:afterLines="50" w:after="50" w:line="440" w:lineRule="exact"/>
-      <w:ind w:left="0" w:firstLineChars="0" w:firstLine="0"/>
-      <w:jc w:val="left"/>
+      <w:ind w:left="0" w:firstLine="0"/>
       <w:outlineLvl w:val="0"/>
     </w:pPr>
     <w:rPr>
@@ -3053,8 +8046,7 @@
         <w:numId w:val="4"/>
       </w:numPr>
       <w:spacing w:afterLines="50" w:after="50" w:line="440" w:lineRule="exact"/>
-      <w:ind w:left="425" w:firstLineChars="0" w:firstLine="0"/>
-      <w:jc w:val="left"/>
+      <w:ind w:left="425" w:firstLine="0"/>
       <w:outlineLvl w:val="1"/>
     </w:pPr>
     <w:rPr>
@@ -3079,13 +8071,33 @@
         <w:numId w:val="4"/>
       </w:numPr>
       <w:spacing w:line="440" w:lineRule="exact"/>
-      <w:ind w:left="425" w:firstLineChars="0" w:firstLine="0"/>
-      <w:jc w:val="left"/>
+      <w:ind w:left="425" w:firstLine="0"/>
       <w:outlineLvl w:val="2"/>
     </w:pPr>
     <w:rPr>
       <w:bCs/>
       <w:szCs w:val="32"/>
+    </w:rPr>
+  </w:style>
+  <w:style w:type="paragraph" w:styleId="4">
+    <w:name w:val="heading 4"/>
+    <w:basedOn w:val="a"/>
+    <w:next w:val="a"/>
+    <w:link w:val="40"/>
+    <w:uiPriority w:val="9"/>
+    <w:unhideWhenUsed/>
+    <w:qFormat/>
+    <w:rsid w:val="002C6D3A"/>
+    <w:pPr>
+      <w:spacing w:before="280" w:after="290" w:line="376" w:lineRule="atLeast"/>
+      <w:outlineLvl w:val="3"/>
+    </w:pPr>
+    <w:rPr>
+      <w:rFonts w:asciiTheme="majorHAnsi" w:eastAsiaTheme="majorEastAsia" w:hAnsiTheme="majorHAnsi" w:cstheme="majorBidi"/>
+      <w:b/>
+      <w:bCs/>
+      <w:sz w:val="28"/>
+      <w:szCs w:val="28"/>
     </w:rPr>
   </w:style>
   <w:style w:type="character" w:default="1" w:styleId="a0">
@@ -3123,8 +8135,6 @@
     <w:rsid w:val="00B46397"/>
     <w:pPr>
       <w:snapToGrid w:val="0"/>
-      <w:ind w:firstLineChars="0" w:firstLine="0"/>
-      <w:jc w:val="left"/>
     </w:pPr>
     <w:rPr>
       <w:color w:val="000000"/>
@@ -3150,7 +8160,6 @@
     <w:rsid w:val="00075A86"/>
     <w:pPr>
       <w:adjustRightInd w:val="0"/>
-      <w:ind w:firstLineChars="0" w:firstLine="0"/>
       <w:jc w:val="center"/>
     </w:pPr>
     <w:rPr>
@@ -3176,7 +8185,6 @@
     <w:rsid w:val="009D5CC4"/>
     <w:pPr>
       <w:ind w:firstLine="480"/>
-      <w:jc w:val="left"/>
     </w:pPr>
     <w:rPr>
       <w:rFonts w:ascii="宋体" w:eastAsia="黑体" w:hAnsi="宋体"/>
@@ -3262,7 +8270,6 @@
     <w:rsid w:val="004108E8"/>
     <w:pPr>
       <w:spacing w:beforeLines="50" w:before="50"/>
-      <w:jc w:val="left"/>
     </w:pPr>
     <w:rPr>
       <w:rFonts w:ascii="黑体" w:eastAsiaTheme="minorEastAsia" w:hAnsi="黑体" w:cstheme="minorBidi"/>
@@ -3306,7 +8313,6 @@
     <w:rsid w:val="00886B4D"/>
     <w:pPr>
       <w:spacing w:line="400" w:lineRule="exact"/>
-      <w:ind w:firstLineChars="0" w:firstLine="0"/>
       <w:jc w:val="center"/>
     </w:pPr>
     <w:rPr>
@@ -3391,7 +8397,6 @@
       </w:tabs>
       <w:snapToGrid w:val="0"/>
       <w:spacing w:line="240" w:lineRule="atLeast"/>
-      <w:jc w:val="left"/>
     </w:pPr>
     <w:rPr>
       <w:sz w:val="18"/>
@@ -3419,7 +8424,6 @@
     <w:rsid w:val="008B4879"/>
     <w:pPr>
       <w:spacing w:line="240" w:lineRule="auto"/>
-      <w:ind w:firstLineChars="0" w:firstLine="0"/>
       <w:jc w:val="center"/>
     </w:pPr>
     <w:rPr>
@@ -3497,7 +8501,6 @@
     <w:rsid w:val="0013080B"/>
     <w:pPr>
       <w:spacing w:line="440" w:lineRule="exact"/>
-      <w:ind w:firstLineChars="0" w:firstLine="0"/>
       <w:jc w:val="center"/>
     </w:pPr>
     <w:rPr>
@@ -3549,6 +8552,68 @@
     <w:name w:val="citation-27"/>
     <w:basedOn w:val="a0"/>
     <w:rsid w:val="00317556"/>
+  </w:style>
+  <w:style w:type="paragraph" w:styleId="af5">
+    <w:name w:val="Normal (Web)"/>
+    <w:basedOn w:val="a"/>
+    <w:uiPriority w:val="99"/>
+    <w:unhideWhenUsed/>
+    <w:rsid w:val="00C37043"/>
+    <w:pPr>
+      <w:spacing w:before="100" w:beforeAutospacing="1" w:after="100" w:afterAutospacing="1" w:line="240" w:lineRule="auto"/>
+    </w:pPr>
+    <w:rPr>
+      <w:rFonts w:ascii="宋体" w:hAnsi="宋体" w:cs="宋体"/>
+      <w:kern w:val="0"/>
+      <w:szCs w:val="24"/>
+    </w:rPr>
+  </w:style>
+  <w:style w:type="character" w:styleId="af6">
+    <w:name w:val="Strong"/>
+    <w:basedOn w:val="a0"/>
+    <w:uiPriority w:val="22"/>
+    <w:qFormat/>
+    <w:rsid w:val="00C37043"/>
+    <w:rPr>
+      <w:b/>
+      <w:bCs/>
+    </w:rPr>
+  </w:style>
+  <w:style w:type="paragraph" w:customStyle="1" w:styleId="pdq2pgselectionanchorcontainer">
+    <w:name w:val="pdq2pg_selectionanchorcontainer"/>
+    <w:basedOn w:val="a"/>
+    <w:rsid w:val="002C6D3A"/>
+    <w:pPr>
+      <w:spacing w:before="100" w:beforeAutospacing="1" w:after="100" w:afterAutospacing="1" w:line="240" w:lineRule="auto"/>
+    </w:pPr>
+    <w:rPr>
+      <w:rFonts w:ascii="宋体" w:hAnsi="宋体" w:cs="宋体"/>
+      <w:kern w:val="0"/>
+      <w:szCs w:val="24"/>
+    </w:rPr>
+  </w:style>
+  <w:style w:type="character" w:customStyle="1" w:styleId="40">
+    <w:name w:val="标题 4 字符"/>
+    <w:basedOn w:val="a0"/>
+    <w:link w:val="4"/>
+    <w:uiPriority w:val="9"/>
+    <w:rsid w:val="002C6D3A"/>
+    <w:rPr>
+      <w:rFonts w:asciiTheme="majorHAnsi" w:eastAsiaTheme="majorEastAsia" w:hAnsiTheme="majorHAnsi" w:cstheme="majorBidi"/>
+      <w:b/>
+      <w:bCs/>
+      <w:sz w:val="28"/>
+      <w:szCs w:val="28"/>
+    </w:rPr>
+  </w:style>
+  <w:style w:type="paragraph" w:styleId="af7">
+    <w:name w:val="List Paragraph"/>
+    <w:basedOn w:val="a"/>
+    <w:uiPriority w:val="34"/>
+    <w:rsid w:val="009A7EDD"/>
+    <w:pPr>
+      <w:ind w:firstLine="420"/>
+    </w:pPr>
   </w:style>
 </w:styles>
 </file>
